--- a/HealthBro_Felhasznaloi_Dokumentacio.docx
+++ b/HealthBro_Felhasznaloi_Dokumentacio.docx
@@ -14,6 +14,7 @@
           <w:szCs w:val="84"/>
         </w:rPr>
       </w:pPr>
+      <w:proofErr w:type="spellStart"/>
       <w:r>
         <w:rPr>
           <w:b/>
@@ -21,8 +22,49 @@
           <w:sz w:val="84"/>
           <w:szCs w:val="84"/>
         </w:rPr>
-        <w:t>HealthBro Felhasználói Dokumentáció</w:t>
-      </w:r>
+        <w:t>HealthBro</w:t>
+      </w:r>
+      <w:proofErr w:type="spellEnd"/>
+      <w:r>
+        <w:rPr>
+          <w:b/>
+          <w:bCs/>
+          <w:sz w:val="84"/>
+          <w:szCs w:val="84"/>
+        </w:rPr>
+        <w:t xml:space="preserve"> </w:t>
+      </w:r>
+      <w:proofErr w:type="spellStart"/>
+      <w:r>
+        <w:rPr>
+          <w:b/>
+          <w:bCs/>
+          <w:sz w:val="84"/>
+          <w:szCs w:val="84"/>
+        </w:rPr>
+        <w:t>Felhasználói</w:t>
+      </w:r>
+      <w:proofErr w:type="spellEnd"/>
+      <w:r>
+        <w:rPr>
+          <w:b/>
+          <w:bCs/>
+          <w:sz w:val="84"/>
+          <w:szCs w:val="84"/>
+        </w:rPr>
+        <w:t xml:space="preserve"> </w:t>
+      </w:r>
+      <w:proofErr w:type="spellStart"/>
+      <w:r>
+        <w:rPr>
+          <w:b/>
+          <w:bCs/>
+          <w:sz w:val="84"/>
+          <w:szCs w:val="84"/>
+        </w:rPr>
+        <w:t>Dokumentáció</w:t>
+      </w:r>
+      <w:proofErr w:type="spellEnd"/>
     </w:p>
     <w:p>
       <w:pPr>
@@ -33,6 +75,7 @@
           <w:szCs w:val="44"/>
         </w:rPr>
       </w:pPr>
+      <w:proofErr w:type="spellStart"/>
       <w:r>
         <w:rPr>
           <w:b/>
@@ -40,7 +83,17 @@
           <w:sz w:val="44"/>
           <w:szCs w:val="44"/>
         </w:rPr>
-        <w:t>Verziószám:</w:t>
+        <w:t>Verziószám</w:t>
+      </w:r>
+      <w:proofErr w:type="spellEnd"/>
+      <w:r>
+        <w:rPr>
+          <w:b/>
+          <w:bCs/>
+          <w:sz w:val="44"/>
+          <w:szCs w:val="44"/>
+        </w:rPr>
+        <w:t>:</w:t>
       </w:r>
       <w:r>
         <w:rPr>
@@ -66,6 +119,7 @@
           <w:szCs w:val="44"/>
         </w:rPr>
       </w:pPr>
+      <w:proofErr w:type="spellStart"/>
       <w:r>
         <w:rPr>
           <w:b/>
@@ -84,6 +138,7 @@
         </w:rPr>
         <w:t>k</w:t>
       </w:r>
+      <w:proofErr w:type="spellEnd"/>
       <w:r>
         <w:rPr>
           <w:b/>
@@ -110,6 +165,7 @@
           <w:szCs w:val="44"/>
         </w:rPr>
       </w:pPr>
+      <w:proofErr w:type="spellStart"/>
       <w:r>
         <w:rPr>
           <w:b/>
@@ -117,7 +173,17 @@
           <w:sz w:val="44"/>
           <w:szCs w:val="44"/>
         </w:rPr>
-        <w:t xml:space="preserve">Dátum: </w:t>
+        <w:t>Dátum</w:t>
+      </w:r>
+      <w:proofErr w:type="spellEnd"/>
+      <w:r>
+        <w:rPr>
+          <w:b/>
+          <w:bCs/>
+          <w:sz w:val="44"/>
+          <w:szCs w:val="44"/>
+        </w:rPr>
+        <w:t xml:space="preserve">: </w:t>
       </w:r>
       <w:r>
         <w:rPr>
@@ -180,8 +246,16 @@
           <w:szCs w:val="32"/>
         </w:rPr>
         <w:br/>
+      </w:r>
+      <w:proofErr w:type="spellStart"/>
+      <w:r>
+        <w:rPr>
+          <w:sz w:val="32"/>
+          <w:szCs w:val="32"/>
+        </w:rPr>
         <w:t>Tartalomjegyzék</w:t>
       </w:r>
+      <w:proofErr w:type="spellEnd"/>
       <w:r>
         <w:br/>
       </w:r>
@@ -200,8 +274,17 @@
           <w:szCs w:val="38"/>
         </w:rPr>
         <w:lastRenderedPageBreak/>
-        <w:t>1. Bevezetés</w:t>
-      </w:r>
+        <w:t xml:space="preserve">1. </w:t>
+      </w:r>
+      <w:proofErr w:type="spellStart"/>
+      <w:r>
+        <w:rPr>
+          <w:sz w:val="38"/>
+          <w:szCs w:val="38"/>
+        </w:rPr>
+        <w:t>Bevezetés</w:t>
+      </w:r>
+      <w:proofErr w:type="spellEnd"/>
     </w:p>
     <w:p>
       <w:pPr>
@@ -216,8 +299,33 @@
           <w:sz w:val="36"/>
           <w:szCs w:val="36"/>
         </w:rPr>
-        <w:t>1.1 Dokumentum célja</w:t>
-      </w:r>
+        <w:t xml:space="preserve">1.1 </w:t>
+      </w:r>
+      <w:proofErr w:type="spellStart"/>
+      <w:r>
+        <w:rPr>
+          <w:sz w:val="36"/>
+          <w:szCs w:val="36"/>
+        </w:rPr>
+        <w:t>Dokumentum</w:t>
+      </w:r>
+      <w:proofErr w:type="spellEnd"/>
+      <w:r>
+        <w:rPr>
+          <w:sz w:val="36"/>
+          <w:szCs w:val="36"/>
+        </w:rPr>
+        <w:t xml:space="preserve"> </w:t>
+      </w:r>
+      <w:proofErr w:type="spellStart"/>
+      <w:r>
+        <w:rPr>
+          <w:sz w:val="36"/>
+          <w:szCs w:val="36"/>
+        </w:rPr>
+        <w:t>célja</w:t>
+      </w:r>
+      <w:proofErr w:type="spellEnd"/>
     </w:p>
     <w:p>
       <w:pPr>
@@ -232,8 +340,17 @@
           <w:sz w:val="36"/>
           <w:szCs w:val="36"/>
         </w:rPr>
-        <w:t>1.2 Célközönség</w:t>
-      </w:r>
+        <w:t xml:space="preserve">1.2 </w:t>
+      </w:r>
+      <w:proofErr w:type="spellStart"/>
+      <w:r>
+        <w:rPr>
+          <w:sz w:val="36"/>
+          <w:szCs w:val="36"/>
+        </w:rPr>
+        <w:t>Célközönség</w:t>
+      </w:r>
+      <w:proofErr w:type="spellEnd"/>
     </w:p>
     <w:p>
       <w:pPr>
@@ -248,8 +365,33 @@
           <w:sz w:val="36"/>
           <w:szCs w:val="36"/>
         </w:rPr>
-        <w:t>1.3 Használt terminológia</w:t>
-      </w:r>
+        <w:t xml:space="preserve">1.3 </w:t>
+      </w:r>
+      <w:proofErr w:type="spellStart"/>
+      <w:r>
+        <w:rPr>
+          <w:sz w:val="36"/>
+          <w:szCs w:val="36"/>
+        </w:rPr>
+        <w:t>Használt</w:t>
+      </w:r>
+      <w:proofErr w:type="spellEnd"/>
+      <w:r>
+        <w:rPr>
+          <w:sz w:val="36"/>
+          <w:szCs w:val="36"/>
+        </w:rPr>
+        <w:t xml:space="preserve"> </w:t>
+      </w:r>
+      <w:proofErr w:type="spellStart"/>
+      <w:r>
+        <w:rPr>
+          <w:sz w:val="36"/>
+          <w:szCs w:val="36"/>
+        </w:rPr>
+        <w:t>terminológia</w:t>
+      </w:r>
+      <w:proofErr w:type="spellEnd"/>
     </w:p>
     <w:p>
       <w:pPr>
@@ -264,8 +406,33 @@
           <w:sz w:val="38"/>
           <w:szCs w:val="38"/>
         </w:rPr>
-        <w:t>2. A rendszer bemutatása</w:t>
-      </w:r>
+        <w:t xml:space="preserve">2. A </w:t>
+      </w:r>
+      <w:proofErr w:type="spellStart"/>
+      <w:r>
+        <w:rPr>
+          <w:sz w:val="38"/>
+          <w:szCs w:val="38"/>
+        </w:rPr>
+        <w:t>rendszer</w:t>
+      </w:r>
+      <w:proofErr w:type="spellEnd"/>
+      <w:r>
+        <w:rPr>
+          <w:sz w:val="38"/>
+          <w:szCs w:val="38"/>
+        </w:rPr>
+        <w:t xml:space="preserve"> </w:t>
+      </w:r>
+      <w:proofErr w:type="spellStart"/>
+      <w:r>
+        <w:rPr>
+          <w:sz w:val="38"/>
+          <w:szCs w:val="38"/>
+        </w:rPr>
+        <w:t>bemutatása</w:t>
+      </w:r>
+      <w:proofErr w:type="spellEnd"/>
     </w:p>
     <w:p>
       <w:pPr>
@@ -280,8 +447,17 @@
           <w:sz w:val="36"/>
           <w:szCs w:val="36"/>
         </w:rPr>
-        <w:t>2.1 Áttekintés</w:t>
-      </w:r>
+        <w:t xml:space="preserve">2.1 </w:t>
+      </w:r>
+      <w:proofErr w:type="spellStart"/>
+      <w:r>
+        <w:rPr>
+          <w:sz w:val="36"/>
+          <w:szCs w:val="36"/>
+        </w:rPr>
+        <w:t>Áttekintés</w:t>
+      </w:r>
+      <w:proofErr w:type="spellEnd"/>
     </w:p>
     <w:p>
       <w:pPr>
@@ -296,8 +472,49 @@
           <w:sz w:val="36"/>
           <w:szCs w:val="36"/>
         </w:rPr>
-        <w:t>2.2 Funkciók rövid ismertetése</w:t>
-      </w:r>
+        <w:t xml:space="preserve">2.2 </w:t>
+      </w:r>
+      <w:proofErr w:type="spellStart"/>
+      <w:r>
+        <w:rPr>
+          <w:sz w:val="36"/>
+          <w:szCs w:val="36"/>
+        </w:rPr>
+        <w:t>Funkciók</w:t>
+      </w:r>
+      <w:proofErr w:type="spellEnd"/>
+      <w:r>
+        <w:rPr>
+          <w:sz w:val="36"/>
+          <w:szCs w:val="36"/>
+        </w:rPr>
+        <w:t xml:space="preserve"> </w:t>
+      </w:r>
+      <w:proofErr w:type="spellStart"/>
+      <w:r>
+        <w:rPr>
+          <w:sz w:val="36"/>
+          <w:szCs w:val="36"/>
+        </w:rPr>
+        <w:t>rövid</w:t>
+      </w:r>
+      <w:proofErr w:type="spellEnd"/>
+      <w:r>
+        <w:rPr>
+          <w:sz w:val="36"/>
+          <w:szCs w:val="36"/>
+        </w:rPr>
+        <w:t xml:space="preserve"> </w:t>
+      </w:r>
+      <w:proofErr w:type="spellStart"/>
+      <w:r>
+        <w:rPr>
+          <w:sz w:val="36"/>
+          <w:szCs w:val="36"/>
+        </w:rPr>
+        <w:t>ismertetése</w:t>
+      </w:r>
+      <w:proofErr w:type="spellEnd"/>
     </w:p>
     <w:p>
       <w:pPr>
@@ -312,8 +529,33 @@
           <w:sz w:val="38"/>
           <w:szCs w:val="38"/>
         </w:rPr>
-        <w:t>3. Telepítési útmutató</w:t>
-      </w:r>
+        <w:t xml:space="preserve">3. </w:t>
+      </w:r>
+      <w:proofErr w:type="spellStart"/>
+      <w:r>
+        <w:rPr>
+          <w:sz w:val="38"/>
+          <w:szCs w:val="38"/>
+        </w:rPr>
+        <w:t>Telepítési</w:t>
+      </w:r>
+      <w:proofErr w:type="spellEnd"/>
+      <w:r>
+        <w:rPr>
+          <w:sz w:val="38"/>
+          <w:szCs w:val="38"/>
+        </w:rPr>
+        <w:t xml:space="preserve"> </w:t>
+      </w:r>
+      <w:proofErr w:type="spellStart"/>
+      <w:r>
+        <w:rPr>
+          <w:sz w:val="38"/>
+          <w:szCs w:val="38"/>
+        </w:rPr>
+        <w:t>útmutató</w:t>
+      </w:r>
+      <w:proofErr w:type="spellEnd"/>
     </w:p>
     <w:p>
       <w:pPr>
@@ -328,8 +570,17 @@
           <w:sz w:val="36"/>
           <w:szCs w:val="36"/>
         </w:rPr>
-        <w:t>3.1 Rendszerkövetelmények</w:t>
-      </w:r>
+        <w:t xml:space="preserve">3.1 </w:t>
+      </w:r>
+      <w:proofErr w:type="spellStart"/>
+      <w:r>
+        <w:rPr>
+          <w:sz w:val="36"/>
+          <w:szCs w:val="36"/>
+        </w:rPr>
+        <w:t>Rendszerkövetelmények</w:t>
+      </w:r>
+      <w:proofErr w:type="spellEnd"/>
     </w:p>
     <w:p>
       <w:pPr>
@@ -344,8 +595,33 @@
           <w:sz w:val="36"/>
           <w:szCs w:val="36"/>
         </w:rPr>
-        <w:t>3.2 Telepítési folyamat</w:t>
-      </w:r>
+        <w:t xml:space="preserve">3.2 </w:t>
+      </w:r>
+      <w:proofErr w:type="spellStart"/>
+      <w:r>
+        <w:rPr>
+          <w:sz w:val="36"/>
+          <w:szCs w:val="36"/>
+        </w:rPr>
+        <w:t>Telepítési</w:t>
+      </w:r>
+      <w:proofErr w:type="spellEnd"/>
+      <w:r>
+        <w:rPr>
+          <w:sz w:val="36"/>
+          <w:szCs w:val="36"/>
+        </w:rPr>
+        <w:t xml:space="preserve"> </w:t>
+      </w:r>
+      <w:proofErr w:type="spellStart"/>
+      <w:r>
+        <w:rPr>
+          <w:sz w:val="36"/>
+          <w:szCs w:val="36"/>
+        </w:rPr>
+        <w:t>folyamat</w:t>
+      </w:r>
+      <w:proofErr w:type="spellEnd"/>
     </w:p>
     <w:p>
       <w:pPr>
@@ -360,8 +636,33 @@
           <w:sz w:val="38"/>
           <w:szCs w:val="38"/>
         </w:rPr>
-        <w:t>4. Felhasználói útmutató</w:t>
-      </w:r>
+        <w:t xml:space="preserve">4. </w:t>
+      </w:r>
+      <w:proofErr w:type="spellStart"/>
+      <w:r>
+        <w:rPr>
+          <w:sz w:val="38"/>
+          <w:szCs w:val="38"/>
+        </w:rPr>
+        <w:t>Felhasználói</w:t>
+      </w:r>
+      <w:proofErr w:type="spellEnd"/>
+      <w:r>
+        <w:rPr>
+          <w:sz w:val="38"/>
+          <w:szCs w:val="38"/>
+        </w:rPr>
+        <w:t xml:space="preserve"> </w:t>
+      </w:r>
+      <w:proofErr w:type="spellStart"/>
+      <w:r>
+        <w:rPr>
+          <w:sz w:val="38"/>
+          <w:szCs w:val="38"/>
+        </w:rPr>
+        <w:t>útmutató</w:t>
+      </w:r>
+      <w:proofErr w:type="spellEnd"/>
     </w:p>
     <w:p>
       <w:pPr>
@@ -376,8 +677,33 @@
           <w:sz w:val="36"/>
           <w:szCs w:val="36"/>
         </w:rPr>
-        <w:t>4.1 Első lépések</w:t>
-      </w:r>
+        <w:t xml:space="preserve">4.1 </w:t>
+      </w:r>
+      <w:proofErr w:type="spellStart"/>
+      <w:r>
+        <w:rPr>
+          <w:sz w:val="36"/>
+          <w:szCs w:val="36"/>
+        </w:rPr>
+        <w:t>Első</w:t>
+      </w:r>
+      <w:proofErr w:type="spellEnd"/>
+      <w:r>
+        <w:rPr>
+          <w:sz w:val="36"/>
+          <w:szCs w:val="36"/>
+        </w:rPr>
+        <w:t xml:space="preserve"> </w:t>
+      </w:r>
+      <w:proofErr w:type="spellStart"/>
+      <w:r>
+        <w:rPr>
+          <w:sz w:val="36"/>
+          <w:szCs w:val="36"/>
+        </w:rPr>
+        <w:t>lépések</w:t>
+      </w:r>
+      <w:proofErr w:type="spellEnd"/>
     </w:p>
     <w:p>
       <w:pPr>
@@ -392,8 +718,49 @@
           <w:sz w:val="36"/>
           <w:szCs w:val="36"/>
         </w:rPr>
-        <w:t>4.2 Funkciók részletes bemutatása</w:t>
-      </w:r>
+        <w:t xml:space="preserve">4.2 </w:t>
+      </w:r>
+      <w:proofErr w:type="spellStart"/>
+      <w:r>
+        <w:rPr>
+          <w:sz w:val="36"/>
+          <w:szCs w:val="36"/>
+        </w:rPr>
+        <w:t>Funkciók</w:t>
+      </w:r>
+      <w:proofErr w:type="spellEnd"/>
+      <w:r>
+        <w:rPr>
+          <w:sz w:val="36"/>
+          <w:szCs w:val="36"/>
+        </w:rPr>
+        <w:t xml:space="preserve"> </w:t>
+      </w:r>
+      <w:proofErr w:type="spellStart"/>
+      <w:r>
+        <w:rPr>
+          <w:sz w:val="36"/>
+          <w:szCs w:val="36"/>
+        </w:rPr>
+        <w:t>részletes</w:t>
+      </w:r>
+      <w:proofErr w:type="spellEnd"/>
+      <w:r>
+        <w:rPr>
+          <w:sz w:val="36"/>
+          <w:szCs w:val="36"/>
+        </w:rPr>
+        <w:t xml:space="preserve"> </w:t>
+      </w:r>
+      <w:proofErr w:type="spellStart"/>
+      <w:r>
+        <w:rPr>
+          <w:sz w:val="36"/>
+          <w:szCs w:val="36"/>
+        </w:rPr>
+        <w:t>bemutatása</w:t>
+      </w:r>
+      <w:proofErr w:type="spellEnd"/>
     </w:p>
     <w:p>
       <w:pPr>
@@ -408,8 +775,33 @@
           <w:sz w:val="36"/>
           <w:szCs w:val="36"/>
         </w:rPr>
-        <w:t>4.3 Tipikus hibák kezelése</w:t>
-      </w:r>
+        <w:t xml:space="preserve">4.3 Tipikus </w:t>
+      </w:r>
+      <w:proofErr w:type="spellStart"/>
+      <w:r>
+        <w:rPr>
+          <w:sz w:val="36"/>
+          <w:szCs w:val="36"/>
+        </w:rPr>
+        <w:t>hibák</w:t>
+      </w:r>
+      <w:proofErr w:type="spellEnd"/>
+      <w:r>
+        <w:rPr>
+          <w:sz w:val="36"/>
+          <w:szCs w:val="36"/>
+        </w:rPr>
+        <w:t xml:space="preserve"> </w:t>
+      </w:r>
+      <w:proofErr w:type="spellStart"/>
+      <w:r>
+        <w:rPr>
+          <w:sz w:val="36"/>
+          <w:szCs w:val="36"/>
+        </w:rPr>
+        <w:t>kezelése</w:t>
+      </w:r>
+      <w:proofErr w:type="spellEnd"/>
     </w:p>
     <w:p>
       <w:pPr>
@@ -424,8 +816,49 @@
           <w:sz w:val="38"/>
           <w:szCs w:val="38"/>
         </w:rPr>
-        <w:t>5. Hibaelhárítás és támogatás</w:t>
-      </w:r>
+        <w:t xml:space="preserve">5. </w:t>
+      </w:r>
+      <w:proofErr w:type="spellStart"/>
+      <w:r>
+        <w:rPr>
+          <w:sz w:val="38"/>
+          <w:szCs w:val="38"/>
+        </w:rPr>
+        <w:t>Hibaelhárítás</w:t>
+      </w:r>
+      <w:proofErr w:type="spellEnd"/>
+      <w:r>
+        <w:rPr>
+          <w:sz w:val="38"/>
+          <w:szCs w:val="38"/>
+        </w:rPr>
+        <w:t xml:space="preserve"> </w:t>
+      </w:r>
+      <w:proofErr w:type="spellStart"/>
+      <w:r>
+        <w:rPr>
+          <w:sz w:val="38"/>
+          <w:szCs w:val="38"/>
+        </w:rPr>
+        <w:t>és</w:t>
+      </w:r>
+      <w:proofErr w:type="spellEnd"/>
+      <w:r>
+        <w:rPr>
+          <w:sz w:val="38"/>
+          <w:szCs w:val="38"/>
+        </w:rPr>
+        <w:t xml:space="preserve"> </w:t>
+      </w:r>
+      <w:proofErr w:type="spellStart"/>
+      <w:r>
+        <w:rPr>
+          <w:sz w:val="38"/>
+          <w:szCs w:val="38"/>
+        </w:rPr>
+        <w:t>támogatás</w:t>
+      </w:r>
+      <w:proofErr w:type="spellEnd"/>
     </w:p>
     <w:p>
       <w:pPr>
@@ -440,8 +873,33 @@
           <w:sz w:val="36"/>
           <w:szCs w:val="36"/>
         </w:rPr>
-        <w:t>5.1 Gyakori problémák</w:t>
-      </w:r>
+        <w:t xml:space="preserve">5.1 </w:t>
+      </w:r>
+      <w:proofErr w:type="spellStart"/>
+      <w:r>
+        <w:rPr>
+          <w:sz w:val="36"/>
+          <w:szCs w:val="36"/>
+        </w:rPr>
+        <w:t>Gyakori</w:t>
+      </w:r>
+      <w:proofErr w:type="spellEnd"/>
+      <w:r>
+        <w:rPr>
+          <w:sz w:val="36"/>
+          <w:szCs w:val="36"/>
+        </w:rPr>
+        <w:t xml:space="preserve"> </w:t>
+      </w:r>
+      <w:proofErr w:type="spellStart"/>
+      <w:r>
+        <w:rPr>
+          <w:sz w:val="36"/>
+          <w:szCs w:val="36"/>
+        </w:rPr>
+        <w:t>problémák</w:t>
+      </w:r>
+      <w:proofErr w:type="spellEnd"/>
     </w:p>
     <w:p>
       <w:pPr>
@@ -457,8 +915,33 @@
           <w:szCs w:val="36"/>
         </w:rPr>
         <w:lastRenderedPageBreak/>
-        <w:t>5.2 Kapcsolatfelvétel támogatásért</w:t>
-      </w:r>
+        <w:t xml:space="preserve">5.2 </w:t>
+      </w:r>
+      <w:proofErr w:type="spellStart"/>
+      <w:r>
+        <w:rPr>
+          <w:sz w:val="36"/>
+          <w:szCs w:val="36"/>
+        </w:rPr>
+        <w:t>Kapcsolatfelvétel</w:t>
+      </w:r>
+      <w:proofErr w:type="spellEnd"/>
+      <w:r>
+        <w:rPr>
+          <w:sz w:val="36"/>
+          <w:szCs w:val="36"/>
+        </w:rPr>
+        <w:t xml:space="preserve"> </w:t>
+      </w:r>
+      <w:proofErr w:type="spellStart"/>
+      <w:r>
+        <w:rPr>
+          <w:sz w:val="36"/>
+          <w:szCs w:val="36"/>
+        </w:rPr>
+        <w:t>támogatásért</w:t>
+      </w:r>
+      <w:proofErr w:type="spellEnd"/>
     </w:p>
     <w:p>
       <w:pPr>
@@ -473,8 +956,17 @@
           <w:sz w:val="38"/>
           <w:szCs w:val="38"/>
         </w:rPr>
-        <w:t>6. Mellékletek</w:t>
-      </w:r>
+        <w:t xml:space="preserve">6. </w:t>
+      </w:r>
+      <w:proofErr w:type="spellStart"/>
+      <w:r>
+        <w:rPr>
+          <w:sz w:val="38"/>
+          <w:szCs w:val="38"/>
+        </w:rPr>
+        <w:t>Mellékletek</w:t>
+      </w:r>
+      <w:proofErr w:type="spellEnd"/>
     </w:p>
     <w:p>
       <w:pPr>
@@ -505,8 +997,17 @@
           <w:sz w:val="36"/>
           <w:szCs w:val="36"/>
         </w:rPr>
-        <w:t>6.2 Szójegyzék</w:t>
-      </w:r>
+        <w:t xml:space="preserve">6.2 </w:t>
+      </w:r>
+      <w:proofErr w:type="spellStart"/>
+      <w:r>
+        <w:rPr>
+          <w:sz w:val="36"/>
+          <w:szCs w:val="36"/>
+        </w:rPr>
+        <w:t>Szójegyzék</w:t>
+      </w:r>
+      <w:proofErr w:type="spellEnd"/>
     </w:p>
     <w:p>
       <w:pPr>
@@ -521,8 +1022,33 @@
           <w:sz w:val="36"/>
           <w:szCs w:val="36"/>
         </w:rPr>
-        <w:t>6.3 További források</w:t>
-      </w:r>
+        <w:t xml:space="preserve">6.3 </w:t>
+      </w:r>
+      <w:proofErr w:type="spellStart"/>
+      <w:r>
+        <w:rPr>
+          <w:sz w:val="36"/>
+          <w:szCs w:val="36"/>
+        </w:rPr>
+        <w:t>További</w:t>
+      </w:r>
+      <w:proofErr w:type="spellEnd"/>
+      <w:r>
+        <w:rPr>
+          <w:sz w:val="36"/>
+          <w:szCs w:val="36"/>
+        </w:rPr>
+        <w:t xml:space="preserve"> </w:t>
+      </w:r>
+      <w:proofErr w:type="spellStart"/>
+      <w:r>
+        <w:rPr>
+          <w:sz w:val="36"/>
+          <w:szCs w:val="36"/>
+        </w:rPr>
+        <w:t>források</w:t>
+      </w:r>
+      <w:proofErr w:type="spellEnd"/>
     </w:p>
     <w:p>
       <w:pPr>
@@ -537,84 +1063,629 @@
           <w:sz w:val="40"/>
           <w:szCs w:val="40"/>
         </w:rPr>
-        <w:t>1. Bevezetés</w:t>
-      </w:r>
+        <w:t xml:space="preserve">1. </w:t>
+      </w:r>
+      <w:proofErr w:type="spellStart"/>
+      <w:r>
+        <w:rPr>
+          <w:sz w:val="40"/>
+          <w:szCs w:val="40"/>
+        </w:rPr>
+        <w:t>Bevezetés</w:t>
+      </w:r>
+      <w:proofErr w:type="spellEnd"/>
     </w:p>
     <w:p>
       <w:pPr>
         <w:rPr>
-          <w:sz w:val="32"/>
-          <w:szCs w:val="32"/>
+          <w:sz w:val="24"/>
+          <w:szCs w:val="24"/>
         </w:rPr>
       </w:pPr>
       <w:r>
         <w:rPr>
-          <w:sz w:val="32"/>
-          <w:szCs w:val="32"/>
-        </w:rPr>
-        <w:t>1.1 Dokumentum célja</w:t>
-      </w:r>
-      <w:r>
-        <w:rPr>
-          <w:sz w:val="32"/>
-          <w:szCs w:val="32"/>
+          <w:sz w:val="24"/>
+          <w:szCs w:val="24"/>
+        </w:rPr>
+        <w:t>1.1</w:t>
+      </w:r>
+      <w:r>
+        <w:rPr>
+          <w:sz w:val="24"/>
+          <w:szCs w:val="24"/>
+        </w:rPr>
+        <w:t xml:space="preserve"> A </w:t>
+      </w:r>
+      <w:proofErr w:type="spellStart"/>
+      <w:r>
+        <w:rPr>
+          <w:sz w:val="24"/>
+          <w:szCs w:val="24"/>
+        </w:rPr>
+        <w:t>célunk</w:t>
+      </w:r>
+      <w:proofErr w:type="spellEnd"/>
+      <w:r>
+        <w:rPr>
+          <w:sz w:val="24"/>
+          <w:szCs w:val="24"/>
         </w:rPr>
         <w:br/>
-        <w:t>A dokumentáció célja, hogy részletesen bemutassa a HealthBro weboldal használatát, segítse a felhasználókat az edzések nyomon követésében és a funkciók megértésében.</w:t>
+        <w:t xml:space="preserve">A </w:t>
+      </w:r>
+      <w:proofErr w:type="spellStart"/>
+      <w:r>
+        <w:rPr>
+          <w:sz w:val="24"/>
+          <w:szCs w:val="24"/>
+        </w:rPr>
+        <w:t>dokumentáció</w:t>
+      </w:r>
+      <w:proofErr w:type="spellEnd"/>
+      <w:r>
+        <w:rPr>
+          <w:sz w:val="24"/>
+          <w:szCs w:val="24"/>
+        </w:rPr>
+        <w:t xml:space="preserve"> </w:t>
+      </w:r>
+      <w:proofErr w:type="spellStart"/>
+      <w:r>
+        <w:rPr>
+          <w:sz w:val="24"/>
+          <w:szCs w:val="24"/>
+        </w:rPr>
+        <w:t>célja</w:t>
+      </w:r>
+      <w:proofErr w:type="spellEnd"/>
+      <w:r>
+        <w:rPr>
+          <w:sz w:val="24"/>
+          <w:szCs w:val="24"/>
+        </w:rPr>
+        <w:t xml:space="preserve">, </w:t>
+      </w:r>
+      <w:proofErr w:type="spellStart"/>
+      <w:r>
+        <w:rPr>
+          <w:sz w:val="24"/>
+          <w:szCs w:val="24"/>
+        </w:rPr>
+        <w:t>hogy</w:t>
+      </w:r>
+      <w:proofErr w:type="spellEnd"/>
+      <w:r>
+        <w:rPr>
+          <w:sz w:val="24"/>
+          <w:szCs w:val="24"/>
+        </w:rPr>
+        <w:t xml:space="preserve"> </w:t>
+      </w:r>
+      <w:proofErr w:type="spellStart"/>
+      <w:r>
+        <w:rPr>
+          <w:sz w:val="24"/>
+          <w:szCs w:val="24"/>
+        </w:rPr>
+        <w:t>részletesen</w:t>
+      </w:r>
+      <w:proofErr w:type="spellEnd"/>
+      <w:r>
+        <w:rPr>
+          <w:sz w:val="24"/>
+          <w:szCs w:val="24"/>
+        </w:rPr>
+        <w:t xml:space="preserve"> </w:t>
+      </w:r>
+      <w:proofErr w:type="spellStart"/>
+      <w:r>
+        <w:rPr>
+          <w:sz w:val="24"/>
+          <w:szCs w:val="24"/>
+        </w:rPr>
+        <w:t>bemutassa</w:t>
+      </w:r>
+      <w:proofErr w:type="spellEnd"/>
+      <w:r>
+        <w:rPr>
+          <w:sz w:val="24"/>
+          <w:szCs w:val="24"/>
+        </w:rPr>
+        <w:t xml:space="preserve"> a </w:t>
+      </w:r>
+      <w:proofErr w:type="spellStart"/>
+      <w:r>
+        <w:rPr>
+          <w:sz w:val="24"/>
+          <w:szCs w:val="24"/>
+        </w:rPr>
+        <w:t>HealthBro</w:t>
+      </w:r>
+      <w:proofErr w:type="spellEnd"/>
+      <w:r>
+        <w:rPr>
+          <w:sz w:val="24"/>
+          <w:szCs w:val="24"/>
+        </w:rPr>
+        <w:t xml:space="preserve"> </w:t>
+      </w:r>
+      <w:proofErr w:type="spellStart"/>
+      <w:r>
+        <w:rPr>
+          <w:sz w:val="24"/>
+          <w:szCs w:val="24"/>
+        </w:rPr>
+        <w:t>weboldal</w:t>
+      </w:r>
+      <w:proofErr w:type="spellEnd"/>
+      <w:r>
+        <w:rPr>
+          <w:sz w:val="24"/>
+          <w:szCs w:val="24"/>
+        </w:rPr>
+        <w:t xml:space="preserve"> </w:t>
+      </w:r>
+      <w:proofErr w:type="spellStart"/>
+      <w:r>
+        <w:rPr>
+          <w:sz w:val="24"/>
+          <w:szCs w:val="24"/>
+        </w:rPr>
+        <w:t>használatát</w:t>
+      </w:r>
+      <w:proofErr w:type="spellEnd"/>
+      <w:r>
+        <w:rPr>
+          <w:sz w:val="24"/>
+          <w:szCs w:val="24"/>
+        </w:rPr>
+        <w:t xml:space="preserve">, </w:t>
+      </w:r>
+      <w:proofErr w:type="spellStart"/>
+      <w:r>
+        <w:rPr>
+          <w:sz w:val="24"/>
+          <w:szCs w:val="24"/>
+        </w:rPr>
+        <w:t>segítse</w:t>
+      </w:r>
+      <w:proofErr w:type="spellEnd"/>
+      <w:r>
+        <w:rPr>
+          <w:sz w:val="24"/>
+          <w:szCs w:val="24"/>
+        </w:rPr>
+        <w:t xml:space="preserve"> a </w:t>
+      </w:r>
+      <w:proofErr w:type="spellStart"/>
+      <w:r>
+        <w:rPr>
+          <w:sz w:val="24"/>
+          <w:szCs w:val="24"/>
+        </w:rPr>
+        <w:t>felhasználókat</w:t>
+      </w:r>
+      <w:proofErr w:type="spellEnd"/>
+      <w:r>
+        <w:rPr>
+          <w:sz w:val="24"/>
+          <w:szCs w:val="24"/>
+        </w:rPr>
+        <w:t xml:space="preserve"> </w:t>
+      </w:r>
+      <w:proofErr w:type="spellStart"/>
+      <w:r>
+        <w:rPr>
+          <w:sz w:val="24"/>
+          <w:szCs w:val="24"/>
+        </w:rPr>
+        <w:t>az</w:t>
+      </w:r>
+      <w:proofErr w:type="spellEnd"/>
+      <w:r>
+        <w:rPr>
+          <w:sz w:val="24"/>
+          <w:szCs w:val="24"/>
+        </w:rPr>
+        <w:t xml:space="preserve"> </w:t>
+      </w:r>
+      <w:proofErr w:type="spellStart"/>
+      <w:r>
+        <w:rPr>
+          <w:sz w:val="24"/>
+          <w:szCs w:val="24"/>
+        </w:rPr>
+        <w:t>edzések</w:t>
+      </w:r>
+      <w:proofErr w:type="spellEnd"/>
+      <w:r>
+        <w:rPr>
+          <w:sz w:val="24"/>
+          <w:szCs w:val="24"/>
+        </w:rPr>
+        <w:t xml:space="preserve"> </w:t>
+      </w:r>
+      <w:proofErr w:type="spellStart"/>
+      <w:r>
+        <w:rPr>
+          <w:sz w:val="24"/>
+          <w:szCs w:val="24"/>
+        </w:rPr>
+        <w:t>nyomon</w:t>
+      </w:r>
+      <w:proofErr w:type="spellEnd"/>
+      <w:r>
+        <w:rPr>
+          <w:sz w:val="24"/>
+          <w:szCs w:val="24"/>
+        </w:rPr>
+        <w:t xml:space="preserve"> </w:t>
+      </w:r>
+      <w:proofErr w:type="spellStart"/>
+      <w:r>
+        <w:rPr>
+          <w:sz w:val="24"/>
+          <w:szCs w:val="24"/>
+        </w:rPr>
+        <w:t>követésében</w:t>
+      </w:r>
+      <w:proofErr w:type="spellEnd"/>
+      <w:r>
+        <w:rPr>
+          <w:sz w:val="24"/>
+          <w:szCs w:val="24"/>
+        </w:rPr>
+        <w:t xml:space="preserve"> </w:t>
+      </w:r>
+      <w:proofErr w:type="spellStart"/>
+      <w:r>
+        <w:rPr>
+          <w:sz w:val="24"/>
+          <w:szCs w:val="24"/>
+        </w:rPr>
+        <w:t>és</w:t>
+      </w:r>
+      <w:proofErr w:type="spellEnd"/>
+      <w:r>
+        <w:rPr>
+          <w:sz w:val="24"/>
+          <w:szCs w:val="24"/>
+        </w:rPr>
+        <w:t xml:space="preserve"> a </w:t>
+      </w:r>
+      <w:proofErr w:type="spellStart"/>
+      <w:r>
+        <w:rPr>
+          <w:sz w:val="24"/>
+          <w:szCs w:val="24"/>
+        </w:rPr>
+        <w:t>funkciók</w:t>
+      </w:r>
+      <w:proofErr w:type="spellEnd"/>
+      <w:r>
+        <w:rPr>
+          <w:sz w:val="24"/>
+          <w:szCs w:val="24"/>
+        </w:rPr>
+        <w:t xml:space="preserve"> </w:t>
+      </w:r>
+      <w:proofErr w:type="spellStart"/>
+      <w:r>
+        <w:rPr>
+          <w:sz w:val="24"/>
+          <w:szCs w:val="24"/>
+        </w:rPr>
+        <w:t>megértésében</w:t>
+      </w:r>
+      <w:proofErr w:type="spellEnd"/>
+      <w:r>
+        <w:rPr>
+          <w:sz w:val="24"/>
+          <w:szCs w:val="24"/>
+        </w:rPr>
+        <w:t>.</w:t>
       </w:r>
     </w:p>
     <w:p>
       <w:pPr>
         <w:rPr>
-          <w:sz w:val="32"/>
-          <w:szCs w:val="32"/>
+          <w:sz w:val="24"/>
+          <w:szCs w:val="24"/>
         </w:rPr>
       </w:pPr>
-      <w:r>
-        <w:rPr>
-          <w:sz w:val="32"/>
-          <w:szCs w:val="32"/>
-        </w:rPr>
-        <w:t>1.2 Célközönség</w:t>
-      </w:r>
-      <w:r>
-        <w:rPr>
-          <w:sz w:val="32"/>
-          <w:szCs w:val="32"/>
-        </w:rPr>
-        <w:br/>
-        <w:t>A dokumentáció a HealthBro minden felhasználójának szól, beleértve a kezdőket és haladókat, akik szeretnék követni és optimalizálni edzésprogramjaikat.</w:t>
-      </w:r>
     </w:p>
     <w:p>
       <w:pPr>
         <w:rPr>
-          <w:sz w:val="32"/>
-          <w:szCs w:val="32"/>
+          <w:sz w:val="24"/>
+          <w:szCs w:val="24"/>
         </w:rPr>
       </w:pPr>
       <w:r>
         <w:rPr>
-          <w:sz w:val="32"/>
-          <w:szCs w:val="32"/>
-        </w:rPr>
-        <w:t>1.3 Használt terminológia</w:t>
-      </w:r>
-      <w:r>
-        <w:rPr>
-          <w:sz w:val="32"/>
-          <w:szCs w:val="32"/>
+          <w:sz w:val="24"/>
+          <w:szCs w:val="24"/>
+        </w:rPr>
+        <w:t>1.</w:t>
+      </w:r>
+      <w:r>
+        <w:rPr>
+          <w:sz w:val="24"/>
+          <w:szCs w:val="24"/>
+        </w:rPr>
+        <w:t>2</w:t>
+      </w:r>
+      <w:r>
+        <w:rPr>
+          <w:sz w:val="24"/>
+          <w:szCs w:val="24"/>
+        </w:rPr>
+        <w:t xml:space="preserve"> </w:t>
+      </w:r>
+      <w:proofErr w:type="spellStart"/>
+      <w:r>
+        <w:rPr>
+          <w:sz w:val="24"/>
+          <w:szCs w:val="24"/>
+        </w:rPr>
+        <w:t>Használt</w:t>
+      </w:r>
+      <w:proofErr w:type="spellEnd"/>
+      <w:r>
+        <w:rPr>
+          <w:sz w:val="24"/>
+          <w:szCs w:val="24"/>
+        </w:rPr>
+        <w:t xml:space="preserve"> </w:t>
+      </w:r>
+      <w:proofErr w:type="spellStart"/>
+      <w:r>
+        <w:rPr>
+          <w:sz w:val="24"/>
+          <w:szCs w:val="24"/>
+        </w:rPr>
+        <w:t>terminológia</w:t>
+      </w:r>
+      <w:proofErr w:type="spellEnd"/>
+      <w:r>
+        <w:rPr>
+          <w:sz w:val="24"/>
+          <w:szCs w:val="24"/>
         </w:rPr>
         <w:br/>
-        <w:t xml:space="preserve"> - Edzésprogram: A felhasználó által követett edzésmódszer.</w:t>
-      </w:r>
-      <w:r>
-        <w:rPr>
-          <w:sz w:val="32"/>
-          <w:szCs w:val="32"/>
+        <w:t xml:space="preserve"> - </w:t>
+      </w:r>
+      <w:proofErr w:type="spellStart"/>
+      <w:r>
+        <w:rPr>
+          <w:sz w:val="24"/>
+          <w:szCs w:val="24"/>
+        </w:rPr>
+        <w:t>Edzésprogram</w:t>
+      </w:r>
+      <w:proofErr w:type="spellEnd"/>
+      <w:r>
+        <w:rPr>
+          <w:sz w:val="24"/>
+          <w:szCs w:val="24"/>
+        </w:rPr>
+        <w:t xml:space="preserve">: A </w:t>
+      </w:r>
+      <w:proofErr w:type="spellStart"/>
+      <w:r>
+        <w:rPr>
+          <w:sz w:val="24"/>
+          <w:szCs w:val="24"/>
+        </w:rPr>
+        <w:t>felhasználó</w:t>
+      </w:r>
+      <w:proofErr w:type="spellEnd"/>
+      <w:r>
+        <w:rPr>
+          <w:sz w:val="24"/>
+          <w:szCs w:val="24"/>
+        </w:rPr>
+        <w:t xml:space="preserve"> </w:t>
+      </w:r>
+      <w:proofErr w:type="spellStart"/>
+      <w:r>
+        <w:rPr>
+          <w:sz w:val="24"/>
+          <w:szCs w:val="24"/>
+        </w:rPr>
+        <w:t>által</w:t>
+      </w:r>
+      <w:proofErr w:type="spellEnd"/>
+      <w:r>
+        <w:rPr>
+          <w:sz w:val="24"/>
+          <w:szCs w:val="24"/>
+        </w:rPr>
+        <w:t xml:space="preserve"> </w:t>
+      </w:r>
+      <w:proofErr w:type="spellStart"/>
+      <w:r>
+        <w:rPr>
+          <w:sz w:val="24"/>
+          <w:szCs w:val="24"/>
+        </w:rPr>
+        <w:t>követett</w:t>
+      </w:r>
+      <w:proofErr w:type="spellEnd"/>
+      <w:r>
+        <w:rPr>
+          <w:sz w:val="24"/>
+          <w:szCs w:val="24"/>
+        </w:rPr>
+        <w:t xml:space="preserve"> </w:t>
+      </w:r>
+      <w:proofErr w:type="spellStart"/>
+      <w:r>
+        <w:rPr>
+          <w:sz w:val="24"/>
+          <w:szCs w:val="24"/>
+        </w:rPr>
+        <w:t>edzésmódszer</w:t>
+      </w:r>
+      <w:proofErr w:type="spellEnd"/>
+      <w:r>
+        <w:rPr>
+          <w:sz w:val="24"/>
+          <w:szCs w:val="24"/>
+        </w:rPr>
+        <w:t>.</w:t>
+      </w:r>
+      <w:r>
+        <w:rPr>
+          <w:sz w:val="24"/>
+          <w:szCs w:val="24"/>
         </w:rPr>
         <w:br/>
-        <w:t xml:space="preserve"> - Haladó edzési beállítások: Testreszabott beállítások, amelyek a specifikus célokhoz igazodnak.</w:t>
+        <w:t xml:space="preserve"> - </w:t>
+      </w:r>
+      <w:proofErr w:type="spellStart"/>
+      <w:r>
+        <w:rPr>
+          <w:sz w:val="24"/>
+          <w:szCs w:val="24"/>
+        </w:rPr>
+        <w:t>Haladó</w:t>
+      </w:r>
+      <w:proofErr w:type="spellEnd"/>
+      <w:r>
+        <w:rPr>
+          <w:sz w:val="24"/>
+          <w:szCs w:val="24"/>
+        </w:rPr>
+        <w:t xml:space="preserve"> </w:t>
+      </w:r>
+      <w:proofErr w:type="spellStart"/>
+      <w:r>
+        <w:rPr>
+          <w:sz w:val="24"/>
+          <w:szCs w:val="24"/>
+        </w:rPr>
+        <w:t>edzési</w:t>
+      </w:r>
+      <w:proofErr w:type="spellEnd"/>
+      <w:r>
+        <w:rPr>
+          <w:sz w:val="24"/>
+          <w:szCs w:val="24"/>
+        </w:rPr>
+        <w:t xml:space="preserve"> </w:t>
+      </w:r>
+      <w:proofErr w:type="spellStart"/>
+      <w:r>
+        <w:rPr>
+          <w:sz w:val="24"/>
+          <w:szCs w:val="24"/>
+        </w:rPr>
+        <w:t>beállítások</w:t>
+      </w:r>
+      <w:proofErr w:type="spellEnd"/>
+      <w:r>
+        <w:rPr>
+          <w:sz w:val="24"/>
+          <w:szCs w:val="24"/>
+        </w:rPr>
+        <w:t xml:space="preserve">: </w:t>
+      </w:r>
+      <w:proofErr w:type="spellStart"/>
+      <w:r>
+        <w:rPr>
+          <w:sz w:val="24"/>
+          <w:szCs w:val="24"/>
+        </w:rPr>
+        <w:t>Testreszabott</w:t>
+      </w:r>
+      <w:proofErr w:type="spellEnd"/>
+      <w:r>
+        <w:rPr>
+          <w:sz w:val="24"/>
+          <w:szCs w:val="24"/>
+        </w:rPr>
+        <w:t xml:space="preserve"> </w:t>
+      </w:r>
+      <w:proofErr w:type="spellStart"/>
+      <w:r>
+        <w:rPr>
+          <w:sz w:val="24"/>
+          <w:szCs w:val="24"/>
+        </w:rPr>
+        <w:t>beállítások</w:t>
+      </w:r>
+      <w:proofErr w:type="spellEnd"/>
+      <w:r>
+        <w:rPr>
+          <w:sz w:val="24"/>
+          <w:szCs w:val="24"/>
+        </w:rPr>
+        <w:t xml:space="preserve">, </w:t>
+      </w:r>
+      <w:proofErr w:type="spellStart"/>
+      <w:r>
+        <w:rPr>
+          <w:sz w:val="24"/>
+          <w:szCs w:val="24"/>
+        </w:rPr>
+        <w:t>amelyek</w:t>
+      </w:r>
+      <w:proofErr w:type="spellEnd"/>
+      <w:r>
+        <w:rPr>
+          <w:sz w:val="24"/>
+          <w:szCs w:val="24"/>
+        </w:rPr>
+        <w:t xml:space="preserve"> a </w:t>
+      </w:r>
+      <w:proofErr w:type="spellStart"/>
+      <w:r>
+        <w:rPr>
+          <w:sz w:val="24"/>
+          <w:szCs w:val="24"/>
+        </w:rPr>
+        <w:t>specifikus</w:t>
+      </w:r>
+      <w:proofErr w:type="spellEnd"/>
+      <w:r>
+        <w:rPr>
+          <w:sz w:val="24"/>
+          <w:szCs w:val="24"/>
+        </w:rPr>
+        <w:t xml:space="preserve"> </w:t>
+      </w:r>
+      <w:proofErr w:type="spellStart"/>
+      <w:r>
+        <w:rPr>
+          <w:sz w:val="24"/>
+          <w:szCs w:val="24"/>
+        </w:rPr>
+        <w:t>célokhoz</w:t>
+      </w:r>
+      <w:proofErr w:type="spellEnd"/>
+      <w:r>
+        <w:rPr>
+          <w:sz w:val="24"/>
+          <w:szCs w:val="24"/>
+        </w:rPr>
+        <w:t xml:space="preserve"> </w:t>
+      </w:r>
+      <w:proofErr w:type="spellStart"/>
+      <w:r>
+        <w:rPr>
+          <w:sz w:val="24"/>
+          <w:szCs w:val="24"/>
+        </w:rPr>
+        <w:t>igazodnak</w:t>
+      </w:r>
+      <w:proofErr w:type="spellEnd"/>
+      <w:r>
+        <w:rPr>
+          <w:sz w:val="24"/>
+          <w:szCs w:val="24"/>
+        </w:rPr>
+        <w:t>.</w:t>
       </w:r>
     </w:p>
     <w:p>
@@ -630,91 +1701,935 @@
           <w:sz w:val="40"/>
           <w:szCs w:val="40"/>
         </w:rPr>
-        <w:t>2. A rendszer bemutatása</w:t>
-      </w:r>
+        <w:t xml:space="preserve">2. A </w:t>
+      </w:r>
+      <w:proofErr w:type="spellStart"/>
+      <w:r>
+        <w:rPr>
+          <w:sz w:val="40"/>
+          <w:szCs w:val="40"/>
+        </w:rPr>
+        <w:t>rendszer</w:t>
+      </w:r>
+      <w:proofErr w:type="spellEnd"/>
+      <w:r>
+        <w:rPr>
+          <w:sz w:val="40"/>
+          <w:szCs w:val="40"/>
+        </w:rPr>
+        <w:t xml:space="preserve"> </w:t>
+      </w:r>
+      <w:proofErr w:type="spellStart"/>
+      <w:r>
+        <w:rPr>
+          <w:sz w:val="40"/>
+          <w:szCs w:val="40"/>
+        </w:rPr>
+        <w:t>bemutatása</w:t>
+      </w:r>
+      <w:proofErr w:type="spellEnd"/>
     </w:p>
     <w:p>
       <w:pPr>
         <w:rPr>
-          <w:sz w:val="32"/>
-          <w:szCs w:val="32"/>
+          <w:sz w:val="24"/>
+          <w:szCs w:val="24"/>
         </w:rPr>
       </w:pPr>
       <w:r>
         <w:rPr>
-          <w:sz w:val="32"/>
-          <w:szCs w:val="32"/>
-        </w:rPr>
-        <w:t>2.1 Áttekintés</w:t>
-      </w:r>
-      <w:r>
-        <w:rPr>
-          <w:sz w:val="32"/>
-          <w:szCs w:val="32"/>
+          <w:sz w:val="24"/>
+          <w:szCs w:val="24"/>
+        </w:rPr>
+        <w:t xml:space="preserve">2.1 </w:t>
+      </w:r>
+      <w:proofErr w:type="spellStart"/>
+      <w:r>
+        <w:rPr>
+          <w:sz w:val="24"/>
+          <w:szCs w:val="24"/>
+        </w:rPr>
+        <w:t>Áttekintés</w:t>
+      </w:r>
+      <w:proofErr w:type="spellEnd"/>
+      <w:r>
+        <w:rPr>
+          <w:sz w:val="24"/>
+          <w:szCs w:val="24"/>
         </w:rPr>
         <w:br/>
-        <w:t>A HealthBro egy online platform</w:t>
-      </w:r>
-      <w:r>
-        <w:rPr>
-          <w:sz w:val="32"/>
-          <w:szCs w:val="32"/>
-        </w:rPr>
-        <w:t>, weboldal és mobil alkalmazás</w:t>
-      </w:r>
-      <w:r>
-        <w:rPr>
-          <w:sz w:val="32"/>
-          <w:szCs w:val="32"/>
-        </w:rPr>
-        <w:t xml:space="preserve">, amely lehetővé teszi a felhasználók számára </w:t>
-      </w:r>
-      <w:r>
-        <w:rPr>
-          <w:sz w:val="32"/>
-          <w:szCs w:val="32"/>
-        </w:rPr>
-        <w:lastRenderedPageBreak/>
-        <w:t>edzéseik nyomon követését, testreszabott edzésprogramok készítését, valamint a fejlődésük monitorozását.</w:t>
+        <w:t xml:space="preserve">A </w:t>
+      </w:r>
+      <w:proofErr w:type="spellStart"/>
+      <w:r>
+        <w:rPr>
+          <w:sz w:val="24"/>
+          <w:szCs w:val="24"/>
+        </w:rPr>
+        <w:t>HealthBro</w:t>
+      </w:r>
+      <w:proofErr w:type="spellEnd"/>
+      <w:r>
+        <w:rPr>
+          <w:sz w:val="24"/>
+          <w:szCs w:val="24"/>
+        </w:rPr>
+        <w:t xml:space="preserve"> </w:t>
+      </w:r>
+      <w:proofErr w:type="spellStart"/>
+      <w:r>
+        <w:rPr>
+          <w:sz w:val="24"/>
+          <w:szCs w:val="24"/>
+        </w:rPr>
+        <w:t>egy</w:t>
+      </w:r>
+      <w:proofErr w:type="spellEnd"/>
+      <w:r>
+        <w:rPr>
+          <w:sz w:val="24"/>
+          <w:szCs w:val="24"/>
+        </w:rPr>
+        <w:t xml:space="preserve"> online platform</w:t>
+      </w:r>
+      <w:r>
+        <w:rPr>
+          <w:sz w:val="24"/>
+          <w:szCs w:val="24"/>
+        </w:rPr>
+        <w:t xml:space="preserve">, </w:t>
+      </w:r>
+      <w:proofErr w:type="spellStart"/>
+      <w:r>
+        <w:rPr>
+          <w:sz w:val="24"/>
+          <w:szCs w:val="24"/>
+        </w:rPr>
+        <w:t>weboldal</w:t>
+      </w:r>
+      <w:proofErr w:type="spellEnd"/>
+      <w:r>
+        <w:rPr>
+          <w:sz w:val="24"/>
+          <w:szCs w:val="24"/>
+        </w:rPr>
+        <w:t xml:space="preserve"> </w:t>
+      </w:r>
+      <w:proofErr w:type="spellStart"/>
+      <w:r>
+        <w:rPr>
+          <w:sz w:val="24"/>
+          <w:szCs w:val="24"/>
+        </w:rPr>
+        <w:t>és</w:t>
+      </w:r>
+      <w:proofErr w:type="spellEnd"/>
+      <w:r>
+        <w:rPr>
+          <w:sz w:val="24"/>
+          <w:szCs w:val="24"/>
+        </w:rPr>
+        <w:t xml:space="preserve"> </w:t>
+      </w:r>
+      <w:proofErr w:type="spellStart"/>
+      <w:r>
+        <w:rPr>
+          <w:sz w:val="24"/>
+          <w:szCs w:val="24"/>
+        </w:rPr>
+        <w:t>mobil</w:t>
+      </w:r>
+      <w:proofErr w:type="spellEnd"/>
+      <w:r>
+        <w:rPr>
+          <w:sz w:val="24"/>
+          <w:szCs w:val="24"/>
+        </w:rPr>
+        <w:t xml:space="preserve"> </w:t>
+      </w:r>
+      <w:proofErr w:type="spellStart"/>
+      <w:r>
+        <w:rPr>
+          <w:sz w:val="24"/>
+          <w:szCs w:val="24"/>
+        </w:rPr>
+        <w:t>alkalmazás</w:t>
+      </w:r>
+      <w:proofErr w:type="spellEnd"/>
+      <w:r>
+        <w:rPr>
+          <w:sz w:val="24"/>
+          <w:szCs w:val="24"/>
+        </w:rPr>
+        <w:t xml:space="preserve">, </w:t>
+      </w:r>
+      <w:proofErr w:type="spellStart"/>
+      <w:r>
+        <w:rPr>
+          <w:sz w:val="24"/>
+          <w:szCs w:val="24"/>
+        </w:rPr>
+        <w:t>amely</w:t>
+      </w:r>
+      <w:proofErr w:type="spellEnd"/>
+      <w:r>
+        <w:rPr>
+          <w:sz w:val="24"/>
+          <w:szCs w:val="24"/>
+        </w:rPr>
+        <w:t xml:space="preserve"> </w:t>
+      </w:r>
+      <w:proofErr w:type="spellStart"/>
+      <w:r>
+        <w:rPr>
+          <w:sz w:val="24"/>
+          <w:szCs w:val="24"/>
+        </w:rPr>
+        <w:t>lehetővé</w:t>
+      </w:r>
+      <w:proofErr w:type="spellEnd"/>
+      <w:r>
+        <w:rPr>
+          <w:sz w:val="24"/>
+          <w:szCs w:val="24"/>
+        </w:rPr>
+        <w:t xml:space="preserve"> </w:t>
+      </w:r>
+      <w:proofErr w:type="spellStart"/>
+      <w:r>
+        <w:rPr>
+          <w:sz w:val="24"/>
+          <w:szCs w:val="24"/>
+        </w:rPr>
+        <w:t>teszi</w:t>
+      </w:r>
+      <w:proofErr w:type="spellEnd"/>
+      <w:r>
+        <w:rPr>
+          <w:sz w:val="24"/>
+          <w:szCs w:val="24"/>
+        </w:rPr>
+        <w:t xml:space="preserve"> a </w:t>
+      </w:r>
+      <w:proofErr w:type="spellStart"/>
+      <w:r>
+        <w:rPr>
+          <w:sz w:val="24"/>
+          <w:szCs w:val="24"/>
+        </w:rPr>
+        <w:t>felhasználók</w:t>
+      </w:r>
+      <w:proofErr w:type="spellEnd"/>
+      <w:r>
+        <w:rPr>
+          <w:sz w:val="24"/>
+          <w:szCs w:val="24"/>
+        </w:rPr>
+        <w:t xml:space="preserve"> </w:t>
+      </w:r>
+      <w:proofErr w:type="spellStart"/>
+      <w:r>
+        <w:rPr>
+          <w:sz w:val="24"/>
+          <w:szCs w:val="24"/>
+        </w:rPr>
+        <w:t>számára</w:t>
+      </w:r>
+      <w:proofErr w:type="spellEnd"/>
+      <w:r>
+        <w:rPr>
+          <w:sz w:val="24"/>
+          <w:szCs w:val="24"/>
+        </w:rPr>
+        <w:t xml:space="preserve"> </w:t>
+      </w:r>
+      <w:proofErr w:type="spellStart"/>
+      <w:r>
+        <w:rPr>
+          <w:sz w:val="24"/>
+          <w:szCs w:val="24"/>
+        </w:rPr>
+        <w:t>edzéseik</w:t>
+      </w:r>
+      <w:proofErr w:type="spellEnd"/>
+      <w:r>
+        <w:rPr>
+          <w:sz w:val="24"/>
+          <w:szCs w:val="24"/>
+        </w:rPr>
+        <w:t xml:space="preserve"> </w:t>
+      </w:r>
+      <w:proofErr w:type="spellStart"/>
+      <w:r>
+        <w:rPr>
+          <w:sz w:val="24"/>
+          <w:szCs w:val="24"/>
+        </w:rPr>
+        <w:t>nyomon</w:t>
+      </w:r>
+      <w:proofErr w:type="spellEnd"/>
+      <w:r>
+        <w:rPr>
+          <w:sz w:val="24"/>
+          <w:szCs w:val="24"/>
+        </w:rPr>
+        <w:t xml:space="preserve"> </w:t>
+      </w:r>
+      <w:proofErr w:type="spellStart"/>
+      <w:r>
+        <w:rPr>
+          <w:sz w:val="24"/>
+          <w:szCs w:val="24"/>
+        </w:rPr>
+        <w:t>követését</w:t>
+      </w:r>
+      <w:proofErr w:type="spellEnd"/>
+      <w:r>
+        <w:rPr>
+          <w:sz w:val="24"/>
+          <w:szCs w:val="24"/>
+        </w:rPr>
+        <w:t xml:space="preserve">, </w:t>
+      </w:r>
+      <w:proofErr w:type="spellStart"/>
+      <w:r>
+        <w:rPr>
+          <w:sz w:val="24"/>
+          <w:szCs w:val="24"/>
+        </w:rPr>
+        <w:t>testreszabott</w:t>
+      </w:r>
+      <w:proofErr w:type="spellEnd"/>
+      <w:r>
+        <w:rPr>
+          <w:sz w:val="24"/>
+          <w:szCs w:val="24"/>
+        </w:rPr>
+        <w:t xml:space="preserve"> </w:t>
+      </w:r>
+      <w:proofErr w:type="spellStart"/>
+      <w:r>
+        <w:rPr>
+          <w:sz w:val="24"/>
+          <w:szCs w:val="24"/>
+        </w:rPr>
+        <w:t>edzésprogramok</w:t>
+      </w:r>
+      <w:proofErr w:type="spellEnd"/>
+      <w:r>
+        <w:rPr>
+          <w:sz w:val="24"/>
+          <w:szCs w:val="24"/>
+        </w:rPr>
+        <w:t xml:space="preserve"> </w:t>
+      </w:r>
+      <w:proofErr w:type="spellStart"/>
+      <w:r>
+        <w:rPr>
+          <w:sz w:val="24"/>
+          <w:szCs w:val="24"/>
+        </w:rPr>
+        <w:t>készítését</w:t>
+      </w:r>
+      <w:proofErr w:type="spellEnd"/>
+      <w:r>
+        <w:rPr>
+          <w:sz w:val="24"/>
+          <w:szCs w:val="24"/>
+        </w:rPr>
+        <w:t xml:space="preserve">, </w:t>
+      </w:r>
+      <w:proofErr w:type="spellStart"/>
+      <w:r>
+        <w:rPr>
+          <w:sz w:val="24"/>
+          <w:szCs w:val="24"/>
+        </w:rPr>
+        <w:t>valamint</w:t>
+      </w:r>
+      <w:proofErr w:type="spellEnd"/>
+      <w:r>
+        <w:rPr>
+          <w:sz w:val="24"/>
+          <w:szCs w:val="24"/>
+        </w:rPr>
+        <w:t xml:space="preserve"> a </w:t>
+      </w:r>
+      <w:proofErr w:type="spellStart"/>
+      <w:r>
+        <w:rPr>
+          <w:sz w:val="24"/>
+          <w:szCs w:val="24"/>
+        </w:rPr>
+        <w:t>fejlődésük</w:t>
+      </w:r>
+      <w:proofErr w:type="spellEnd"/>
+      <w:r>
+        <w:rPr>
+          <w:sz w:val="24"/>
+          <w:szCs w:val="24"/>
+        </w:rPr>
+        <w:t xml:space="preserve"> </w:t>
+      </w:r>
+      <w:proofErr w:type="spellStart"/>
+      <w:r>
+        <w:rPr>
+          <w:sz w:val="24"/>
+          <w:szCs w:val="24"/>
+        </w:rPr>
+        <w:t>monitorozását</w:t>
+      </w:r>
+      <w:proofErr w:type="spellEnd"/>
+      <w:r>
+        <w:rPr>
+          <w:sz w:val="24"/>
+          <w:szCs w:val="24"/>
+        </w:rPr>
+        <w:t>.</w:t>
       </w:r>
     </w:p>
     <w:p>
       <w:pPr>
         <w:rPr>
-          <w:sz w:val="32"/>
-          <w:szCs w:val="32"/>
+          <w:sz w:val="24"/>
+          <w:szCs w:val="24"/>
         </w:rPr>
       </w:pPr>
       <w:r>
         <w:rPr>
-          <w:sz w:val="32"/>
-          <w:szCs w:val="32"/>
-        </w:rPr>
-        <w:t>2.2 Funkciók rövid ismertetése</w:t>
-      </w:r>
-      <w:r>
-        <w:rPr>
-          <w:sz w:val="32"/>
-          <w:szCs w:val="32"/>
+          <w:sz w:val="24"/>
+          <w:szCs w:val="24"/>
+        </w:rPr>
+        <w:t xml:space="preserve">2.2 </w:t>
+      </w:r>
+      <w:proofErr w:type="spellStart"/>
+      <w:r>
+        <w:rPr>
+          <w:sz w:val="24"/>
+          <w:szCs w:val="24"/>
+        </w:rPr>
+        <w:t>Funkciók</w:t>
+      </w:r>
+      <w:proofErr w:type="spellEnd"/>
+      <w:r>
+        <w:rPr>
+          <w:sz w:val="24"/>
+          <w:szCs w:val="24"/>
+        </w:rPr>
+        <w:t xml:space="preserve"> </w:t>
+      </w:r>
+      <w:proofErr w:type="spellStart"/>
+      <w:r>
+        <w:rPr>
+          <w:sz w:val="24"/>
+          <w:szCs w:val="24"/>
+        </w:rPr>
+        <w:t>rövid</w:t>
+      </w:r>
+      <w:proofErr w:type="spellEnd"/>
+      <w:r>
+        <w:rPr>
+          <w:sz w:val="24"/>
+          <w:szCs w:val="24"/>
+        </w:rPr>
+        <w:t xml:space="preserve"> </w:t>
+      </w:r>
+      <w:proofErr w:type="spellStart"/>
+      <w:r>
+        <w:rPr>
+          <w:sz w:val="24"/>
+          <w:szCs w:val="24"/>
+        </w:rPr>
+        <w:t>ismertetése</w:t>
+      </w:r>
+      <w:proofErr w:type="spellEnd"/>
+      <w:r>
+        <w:rPr>
+          <w:sz w:val="24"/>
+          <w:szCs w:val="24"/>
         </w:rPr>
         <w:br/>
-        <w:t xml:space="preserve"> - Edzések naplózása: A felhasználók rögzíthetik az elvégzett edzéseket, ismétléseket, súlyokat stb.</w:t>
-      </w:r>
-      <w:r>
-        <w:rPr>
-          <w:sz w:val="32"/>
-          <w:szCs w:val="32"/>
+        <w:t xml:space="preserve"> - </w:t>
+      </w:r>
+      <w:proofErr w:type="spellStart"/>
+      <w:r>
+        <w:rPr>
+          <w:sz w:val="24"/>
+          <w:szCs w:val="24"/>
+        </w:rPr>
+        <w:t>Edzések</w:t>
+      </w:r>
+      <w:proofErr w:type="spellEnd"/>
+      <w:r>
+        <w:rPr>
+          <w:sz w:val="24"/>
+          <w:szCs w:val="24"/>
+        </w:rPr>
+        <w:t xml:space="preserve"> </w:t>
+      </w:r>
+      <w:proofErr w:type="spellStart"/>
+      <w:r>
+        <w:rPr>
+          <w:sz w:val="24"/>
+          <w:szCs w:val="24"/>
+        </w:rPr>
+        <w:t>naplózása</w:t>
+      </w:r>
+      <w:proofErr w:type="spellEnd"/>
+      <w:r>
+        <w:rPr>
+          <w:sz w:val="24"/>
+          <w:szCs w:val="24"/>
+        </w:rPr>
+        <w:t xml:space="preserve">: A </w:t>
+      </w:r>
+      <w:proofErr w:type="spellStart"/>
+      <w:r>
+        <w:rPr>
+          <w:sz w:val="24"/>
+          <w:szCs w:val="24"/>
+        </w:rPr>
+        <w:t>felhasználók</w:t>
+      </w:r>
+      <w:proofErr w:type="spellEnd"/>
+      <w:r>
+        <w:rPr>
+          <w:sz w:val="24"/>
+          <w:szCs w:val="24"/>
+        </w:rPr>
+        <w:t xml:space="preserve"> </w:t>
+      </w:r>
+      <w:proofErr w:type="spellStart"/>
+      <w:r>
+        <w:rPr>
+          <w:sz w:val="24"/>
+          <w:szCs w:val="24"/>
+        </w:rPr>
+        <w:t>rögzíthetik</w:t>
+      </w:r>
+      <w:proofErr w:type="spellEnd"/>
+      <w:r>
+        <w:rPr>
+          <w:sz w:val="24"/>
+          <w:szCs w:val="24"/>
+        </w:rPr>
+        <w:t xml:space="preserve"> </w:t>
+      </w:r>
+      <w:proofErr w:type="spellStart"/>
+      <w:r>
+        <w:rPr>
+          <w:sz w:val="24"/>
+          <w:szCs w:val="24"/>
+        </w:rPr>
+        <w:t>az</w:t>
+      </w:r>
+      <w:proofErr w:type="spellEnd"/>
+      <w:r>
+        <w:rPr>
+          <w:sz w:val="24"/>
+          <w:szCs w:val="24"/>
+        </w:rPr>
+        <w:t xml:space="preserve"> </w:t>
+      </w:r>
+      <w:proofErr w:type="spellStart"/>
+      <w:r>
+        <w:rPr>
+          <w:sz w:val="24"/>
+          <w:szCs w:val="24"/>
+        </w:rPr>
+        <w:t>elvégzett</w:t>
+      </w:r>
+      <w:proofErr w:type="spellEnd"/>
+      <w:r>
+        <w:rPr>
+          <w:sz w:val="24"/>
+          <w:szCs w:val="24"/>
+        </w:rPr>
+        <w:t xml:space="preserve"> </w:t>
+      </w:r>
+      <w:proofErr w:type="spellStart"/>
+      <w:r>
+        <w:rPr>
+          <w:sz w:val="24"/>
+          <w:szCs w:val="24"/>
+        </w:rPr>
+        <w:t>edzéseket</w:t>
+      </w:r>
+      <w:proofErr w:type="spellEnd"/>
+      <w:r>
+        <w:rPr>
+          <w:sz w:val="24"/>
+          <w:szCs w:val="24"/>
+        </w:rPr>
+        <w:t xml:space="preserve">, </w:t>
+      </w:r>
+      <w:proofErr w:type="spellStart"/>
+      <w:r>
+        <w:rPr>
+          <w:sz w:val="24"/>
+          <w:szCs w:val="24"/>
+        </w:rPr>
+        <w:t>ismétléseket</w:t>
+      </w:r>
+      <w:proofErr w:type="spellEnd"/>
+      <w:r>
+        <w:rPr>
+          <w:sz w:val="24"/>
+          <w:szCs w:val="24"/>
+        </w:rPr>
+        <w:t xml:space="preserve">, </w:t>
+      </w:r>
+      <w:proofErr w:type="spellStart"/>
+      <w:r>
+        <w:rPr>
+          <w:sz w:val="24"/>
+          <w:szCs w:val="24"/>
+        </w:rPr>
+        <w:t>súlyokat</w:t>
+      </w:r>
+      <w:proofErr w:type="spellEnd"/>
+      <w:r>
+        <w:rPr>
+          <w:sz w:val="24"/>
+          <w:szCs w:val="24"/>
+        </w:rPr>
+        <w:t xml:space="preserve"> </w:t>
+      </w:r>
+      <w:proofErr w:type="spellStart"/>
+      <w:r>
+        <w:rPr>
+          <w:sz w:val="24"/>
+          <w:szCs w:val="24"/>
+        </w:rPr>
+        <w:t>stb</w:t>
+      </w:r>
+      <w:proofErr w:type="spellEnd"/>
+      <w:r>
+        <w:rPr>
+          <w:sz w:val="24"/>
+          <w:szCs w:val="24"/>
+        </w:rPr>
+        <w:t>.</w:t>
+      </w:r>
+      <w:r>
+        <w:rPr>
+          <w:sz w:val="24"/>
+          <w:szCs w:val="24"/>
         </w:rPr>
         <w:br/>
-        <w:t xml:space="preserve"> - Célok beállítása: A felhasználók célokat tűzhetnek ki, mint például izomnövelés, fogyás, vagy állóképesség javítása.</w:t>
-      </w:r>
-      <w:r>
-        <w:rPr>
-          <w:sz w:val="32"/>
-          <w:szCs w:val="32"/>
+        <w:t xml:space="preserve"> - </w:t>
+      </w:r>
+      <w:proofErr w:type="spellStart"/>
+      <w:r>
+        <w:rPr>
+          <w:sz w:val="24"/>
+          <w:szCs w:val="24"/>
+        </w:rPr>
+        <w:t>Célok</w:t>
+      </w:r>
+      <w:proofErr w:type="spellEnd"/>
+      <w:r>
+        <w:rPr>
+          <w:sz w:val="24"/>
+          <w:szCs w:val="24"/>
+        </w:rPr>
+        <w:t xml:space="preserve"> </w:t>
+      </w:r>
+      <w:proofErr w:type="spellStart"/>
+      <w:r>
+        <w:rPr>
+          <w:sz w:val="24"/>
+          <w:szCs w:val="24"/>
+        </w:rPr>
+        <w:t>beállítása</w:t>
+      </w:r>
+      <w:proofErr w:type="spellEnd"/>
+      <w:r>
+        <w:rPr>
+          <w:sz w:val="24"/>
+          <w:szCs w:val="24"/>
+        </w:rPr>
+        <w:t xml:space="preserve">: A </w:t>
+      </w:r>
+      <w:proofErr w:type="spellStart"/>
+      <w:r>
+        <w:rPr>
+          <w:sz w:val="24"/>
+          <w:szCs w:val="24"/>
+        </w:rPr>
+        <w:t>felhasználók</w:t>
+      </w:r>
+      <w:proofErr w:type="spellEnd"/>
+      <w:r>
+        <w:rPr>
+          <w:sz w:val="24"/>
+          <w:szCs w:val="24"/>
+        </w:rPr>
+        <w:t xml:space="preserve"> </w:t>
+      </w:r>
+      <w:proofErr w:type="spellStart"/>
+      <w:r>
+        <w:rPr>
+          <w:sz w:val="24"/>
+          <w:szCs w:val="24"/>
+        </w:rPr>
+        <w:t>célokat</w:t>
+      </w:r>
+      <w:proofErr w:type="spellEnd"/>
+      <w:r>
+        <w:rPr>
+          <w:sz w:val="24"/>
+          <w:szCs w:val="24"/>
+        </w:rPr>
+        <w:t xml:space="preserve"> </w:t>
+      </w:r>
+      <w:proofErr w:type="spellStart"/>
+      <w:r>
+        <w:rPr>
+          <w:sz w:val="24"/>
+          <w:szCs w:val="24"/>
+        </w:rPr>
+        <w:t>tűzhetnek</w:t>
+      </w:r>
+      <w:proofErr w:type="spellEnd"/>
+      <w:r>
+        <w:rPr>
+          <w:sz w:val="24"/>
+          <w:szCs w:val="24"/>
+        </w:rPr>
+        <w:t xml:space="preserve"> ki, mint </w:t>
+      </w:r>
+      <w:proofErr w:type="spellStart"/>
+      <w:r>
+        <w:rPr>
+          <w:sz w:val="24"/>
+          <w:szCs w:val="24"/>
+        </w:rPr>
+        <w:t>például</w:t>
+      </w:r>
+      <w:proofErr w:type="spellEnd"/>
+      <w:r>
+        <w:rPr>
+          <w:sz w:val="24"/>
+          <w:szCs w:val="24"/>
+        </w:rPr>
+        <w:t xml:space="preserve"> </w:t>
+      </w:r>
+      <w:proofErr w:type="spellStart"/>
+      <w:r>
+        <w:rPr>
+          <w:sz w:val="24"/>
+          <w:szCs w:val="24"/>
+        </w:rPr>
+        <w:t>izomnövelés</w:t>
+      </w:r>
+      <w:proofErr w:type="spellEnd"/>
+      <w:r>
+        <w:rPr>
+          <w:sz w:val="24"/>
+          <w:szCs w:val="24"/>
+        </w:rPr>
+        <w:t xml:space="preserve">, </w:t>
+      </w:r>
+      <w:proofErr w:type="spellStart"/>
+      <w:r>
+        <w:rPr>
+          <w:sz w:val="24"/>
+          <w:szCs w:val="24"/>
+        </w:rPr>
+        <w:t>fogyás</w:t>
+      </w:r>
+      <w:proofErr w:type="spellEnd"/>
+      <w:r>
+        <w:rPr>
+          <w:sz w:val="24"/>
+          <w:szCs w:val="24"/>
+        </w:rPr>
+        <w:t xml:space="preserve">, </w:t>
+      </w:r>
+      <w:proofErr w:type="spellStart"/>
+      <w:r>
+        <w:rPr>
+          <w:sz w:val="24"/>
+          <w:szCs w:val="24"/>
+        </w:rPr>
+        <w:t>vagy</w:t>
+      </w:r>
+      <w:proofErr w:type="spellEnd"/>
+      <w:r>
+        <w:rPr>
+          <w:sz w:val="24"/>
+          <w:szCs w:val="24"/>
+        </w:rPr>
+        <w:t xml:space="preserve"> </w:t>
+      </w:r>
+      <w:proofErr w:type="spellStart"/>
+      <w:r>
+        <w:rPr>
+          <w:sz w:val="24"/>
+          <w:szCs w:val="24"/>
+        </w:rPr>
+        <w:t>állóképesség</w:t>
+      </w:r>
+      <w:proofErr w:type="spellEnd"/>
+      <w:r>
+        <w:rPr>
+          <w:sz w:val="24"/>
+          <w:szCs w:val="24"/>
+        </w:rPr>
+        <w:t xml:space="preserve"> </w:t>
+      </w:r>
+      <w:proofErr w:type="spellStart"/>
+      <w:r>
+        <w:rPr>
+          <w:sz w:val="24"/>
+          <w:szCs w:val="24"/>
+        </w:rPr>
+        <w:t>javítása</w:t>
+      </w:r>
+      <w:proofErr w:type="spellEnd"/>
+      <w:r>
+        <w:rPr>
+          <w:sz w:val="24"/>
+          <w:szCs w:val="24"/>
+        </w:rPr>
+        <w:t>.</w:t>
+      </w:r>
+      <w:r>
+        <w:rPr>
+          <w:sz w:val="24"/>
+          <w:szCs w:val="24"/>
         </w:rPr>
         <w:br/>
-        <w:t xml:space="preserve"> - Haladás nyomon követése: Statisztikák és grafikonok a fejlődés megjelenítésére.</w:t>
+        <w:t xml:space="preserve"> - </w:t>
+      </w:r>
+      <w:proofErr w:type="spellStart"/>
+      <w:r>
+        <w:rPr>
+          <w:sz w:val="24"/>
+          <w:szCs w:val="24"/>
+        </w:rPr>
+        <w:t>Haladás</w:t>
+      </w:r>
+      <w:proofErr w:type="spellEnd"/>
+      <w:r>
+        <w:rPr>
+          <w:sz w:val="24"/>
+          <w:szCs w:val="24"/>
+        </w:rPr>
+        <w:t xml:space="preserve"> </w:t>
+      </w:r>
+      <w:proofErr w:type="spellStart"/>
+      <w:r>
+        <w:rPr>
+          <w:sz w:val="24"/>
+          <w:szCs w:val="24"/>
+        </w:rPr>
+        <w:t>nyomon</w:t>
+      </w:r>
+      <w:proofErr w:type="spellEnd"/>
+      <w:r>
+        <w:rPr>
+          <w:sz w:val="24"/>
+          <w:szCs w:val="24"/>
+        </w:rPr>
+        <w:t xml:space="preserve"> </w:t>
+      </w:r>
+      <w:proofErr w:type="spellStart"/>
+      <w:r>
+        <w:rPr>
+          <w:sz w:val="24"/>
+          <w:szCs w:val="24"/>
+        </w:rPr>
+        <w:t>követése</w:t>
+      </w:r>
+      <w:proofErr w:type="spellEnd"/>
+      <w:r>
+        <w:rPr>
+          <w:sz w:val="24"/>
+          <w:szCs w:val="24"/>
+        </w:rPr>
+        <w:t xml:space="preserve">: </w:t>
+      </w:r>
+      <w:proofErr w:type="spellStart"/>
+      <w:r>
+        <w:rPr>
+          <w:sz w:val="24"/>
+          <w:szCs w:val="24"/>
+        </w:rPr>
+        <w:t>Statisztikák</w:t>
+      </w:r>
+      <w:proofErr w:type="spellEnd"/>
+      <w:r>
+        <w:rPr>
+          <w:sz w:val="24"/>
+          <w:szCs w:val="24"/>
+        </w:rPr>
+        <w:t xml:space="preserve"> </w:t>
+      </w:r>
+      <w:proofErr w:type="spellStart"/>
+      <w:r>
+        <w:rPr>
+          <w:sz w:val="24"/>
+          <w:szCs w:val="24"/>
+        </w:rPr>
+        <w:t>és</w:t>
+      </w:r>
+      <w:proofErr w:type="spellEnd"/>
+      <w:r>
+        <w:rPr>
+          <w:sz w:val="24"/>
+          <w:szCs w:val="24"/>
+        </w:rPr>
+        <w:t xml:space="preserve"> </w:t>
+      </w:r>
+      <w:proofErr w:type="spellStart"/>
+      <w:r>
+        <w:rPr>
+          <w:sz w:val="24"/>
+          <w:szCs w:val="24"/>
+        </w:rPr>
+        <w:t>grafikonok</w:t>
+      </w:r>
+      <w:proofErr w:type="spellEnd"/>
+      <w:r>
+        <w:rPr>
+          <w:sz w:val="24"/>
+          <w:szCs w:val="24"/>
+        </w:rPr>
+        <w:t xml:space="preserve"> a </w:t>
+      </w:r>
+      <w:proofErr w:type="spellStart"/>
+      <w:r>
+        <w:rPr>
+          <w:sz w:val="24"/>
+          <w:szCs w:val="24"/>
+        </w:rPr>
+        <w:t>fejlődés</w:t>
+      </w:r>
+      <w:proofErr w:type="spellEnd"/>
+      <w:r>
+        <w:rPr>
+          <w:sz w:val="24"/>
+          <w:szCs w:val="24"/>
+        </w:rPr>
+        <w:t xml:space="preserve"> </w:t>
+      </w:r>
+      <w:proofErr w:type="spellStart"/>
+      <w:r>
+        <w:rPr>
+          <w:sz w:val="24"/>
+          <w:szCs w:val="24"/>
+        </w:rPr>
+        <w:t>megjelenítésére</w:t>
+      </w:r>
+      <w:proofErr w:type="spellEnd"/>
+      <w:r>
+        <w:rPr>
+          <w:sz w:val="24"/>
+          <w:szCs w:val="24"/>
+        </w:rPr>
+        <w:t>.</w:t>
       </w:r>
     </w:p>
     <w:p>
@@ -730,99 +2645,531 @@
           <w:sz w:val="40"/>
           <w:szCs w:val="40"/>
         </w:rPr>
-        <w:t>3. Telepítési útmutató</w:t>
-      </w:r>
+        <w:lastRenderedPageBreak/>
+        <w:t xml:space="preserve">3. </w:t>
+      </w:r>
+      <w:proofErr w:type="spellStart"/>
+      <w:r>
+        <w:rPr>
+          <w:sz w:val="40"/>
+          <w:szCs w:val="40"/>
+        </w:rPr>
+        <w:t>Telepítési</w:t>
+      </w:r>
+      <w:proofErr w:type="spellEnd"/>
+      <w:r>
+        <w:rPr>
+          <w:sz w:val="40"/>
+          <w:szCs w:val="40"/>
+        </w:rPr>
+        <w:t xml:space="preserve"> </w:t>
+      </w:r>
+      <w:proofErr w:type="spellStart"/>
+      <w:r>
+        <w:rPr>
+          <w:sz w:val="40"/>
+          <w:szCs w:val="40"/>
+        </w:rPr>
+        <w:t>útmutató</w:t>
+      </w:r>
+      <w:proofErr w:type="spellEnd"/>
     </w:p>
     <w:p>
       <w:pPr>
         <w:rPr>
-          <w:sz w:val="32"/>
-          <w:szCs w:val="32"/>
+          <w:sz w:val="24"/>
+          <w:szCs w:val="24"/>
         </w:rPr>
       </w:pPr>
       <w:r>
         <w:rPr>
-          <w:sz w:val="32"/>
-          <w:szCs w:val="32"/>
-        </w:rPr>
-        <w:t>3.1 Rendszerkövetelmények</w:t>
-      </w:r>
-      <w:r>
-        <w:rPr>
-          <w:sz w:val="32"/>
-          <w:szCs w:val="32"/>
+          <w:sz w:val="24"/>
+          <w:szCs w:val="24"/>
+        </w:rPr>
+        <w:t xml:space="preserve">3.1 </w:t>
+      </w:r>
+      <w:proofErr w:type="spellStart"/>
+      <w:r>
+        <w:rPr>
+          <w:sz w:val="24"/>
+          <w:szCs w:val="24"/>
+        </w:rPr>
+        <w:t>Rendszerkövetelmények</w:t>
+      </w:r>
+      <w:proofErr w:type="spellEnd"/>
+      <w:r>
+        <w:rPr>
+          <w:sz w:val="24"/>
+          <w:szCs w:val="24"/>
         </w:rPr>
         <w:br/>
-        <w:t xml:space="preserve"> - Web böngésző (Google Chrome, Mozilla Firefox, </w:t>
-      </w:r>
-      <w:r>
-        <w:rPr>
-          <w:sz w:val="32"/>
-          <w:szCs w:val="32"/>
+        <w:t xml:space="preserve"> - Web </w:t>
+      </w:r>
+      <w:proofErr w:type="spellStart"/>
+      <w:r>
+        <w:rPr>
+          <w:sz w:val="24"/>
+          <w:szCs w:val="24"/>
+        </w:rPr>
+        <w:t>böngésző</w:t>
+      </w:r>
+      <w:proofErr w:type="spellEnd"/>
+      <w:r>
+        <w:rPr>
+          <w:sz w:val="24"/>
+          <w:szCs w:val="24"/>
+        </w:rPr>
+        <w:t xml:space="preserve"> (Google Chrome, Mozilla Firefox, </w:t>
+      </w:r>
+      <w:proofErr w:type="spellStart"/>
+      <w:r>
+        <w:rPr>
+          <w:sz w:val="24"/>
+          <w:szCs w:val="24"/>
         </w:rPr>
         <w:t>stb</w:t>
       </w:r>
-      <w:r>
-        <w:rPr>
-          <w:sz w:val="32"/>
-          <w:szCs w:val="32"/>
+      <w:proofErr w:type="spellEnd"/>
+      <w:r>
+        <w:rPr>
+          <w:sz w:val="24"/>
+          <w:szCs w:val="24"/>
         </w:rPr>
         <w:t>)</w:t>
       </w:r>
       <w:r>
         <w:rPr>
-          <w:sz w:val="32"/>
-          <w:szCs w:val="32"/>
+          <w:sz w:val="24"/>
+          <w:szCs w:val="24"/>
         </w:rPr>
         <w:br/>
-        <w:t xml:space="preserve"> - Internetkapcsolat</w:t>
-      </w:r>
-      <w:r>
-        <w:rPr>
-          <w:sz w:val="32"/>
-          <w:szCs w:val="32"/>
+        <w:t xml:space="preserve"> - </w:t>
+      </w:r>
+      <w:proofErr w:type="spellStart"/>
+      <w:r>
+        <w:rPr>
+          <w:sz w:val="24"/>
+          <w:szCs w:val="24"/>
+        </w:rPr>
+        <w:t>Internetkapcsolat</w:t>
+      </w:r>
+      <w:proofErr w:type="spellEnd"/>
+      <w:r>
+        <w:rPr>
+          <w:sz w:val="24"/>
+          <w:szCs w:val="24"/>
         </w:rPr>
         <w:br/>
-        <w:t xml:space="preserve"> - Felhasználói fiók a HealthBro weboldalon</w:t>
-      </w:r>
+        <w:t xml:space="preserve"> - </w:t>
+      </w:r>
+      <w:proofErr w:type="spellStart"/>
+      <w:r>
+        <w:rPr>
+          <w:sz w:val="24"/>
+          <w:szCs w:val="24"/>
+        </w:rPr>
+        <w:t>Felhasználói</w:t>
+      </w:r>
+      <w:proofErr w:type="spellEnd"/>
+      <w:r>
+        <w:rPr>
+          <w:sz w:val="24"/>
+          <w:szCs w:val="24"/>
+        </w:rPr>
+        <w:t xml:space="preserve"> </w:t>
+      </w:r>
+      <w:proofErr w:type="spellStart"/>
+      <w:r>
+        <w:rPr>
+          <w:sz w:val="24"/>
+          <w:szCs w:val="24"/>
+        </w:rPr>
+        <w:t>fiók</w:t>
+      </w:r>
+      <w:proofErr w:type="spellEnd"/>
+      <w:r>
+        <w:rPr>
+          <w:sz w:val="24"/>
+          <w:szCs w:val="24"/>
+        </w:rPr>
+        <w:t xml:space="preserve"> a </w:t>
+      </w:r>
+      <w:proofErr w:type="spellStart"/>
+      <w:r>
+        <w:rPr>
+          <w:sz w:val="24"/>
+          <w:szCs w:val="24"/>
+        </w:rPr>
+        <w:t>HealthBro</w:t>
+      </w:r>
+      <w:proofErr w:type="spellEnd"/>
+      <w:r>
+        <w:rPr>
+          <w:sz w:val="24"/>
+          <w:szCs w:val="24"/>
+        </w:rPr>
+        <w:t xml:space="preserve"> </w:t>
+      </w:r>
+      <w:proofErr w:type="spellStart"/>
+      <w:r>
+        <w:rPr>
+          <w:sz w:val="24"/>
+          <w:szCs w:val="24"/>
+        </w:rPr>
+        <w:t>weboldalon</w:t>
+      </w:r>
+      <w:proofErr w:type="spellEnd"/>
     </w:p>
     <w:p>
       <w:pPr>
         <w:rPr>
-          <w:sz w:val="32"/>
-          <w:szCs w:val="32"/>
+          <w:sz w:val="24"/>
+          <w:szCs w:val="24"/>
         </w:rPr>
       </w:pPr>
       <w:r>
         <w:rPr>
-          <w:sz w:val="32"/>
-          <w:szCs w:val="32"/>
-        </w:rPr>
-        <w:t>3.2 Telepítési folyamat</w:t>
-      </w:r>
-      <w:r>
-        <w:rPr>
-          <w:sz w:val="32"/>
-          <w:szCs w:val="32"/>
+          <w:sz w:val="24"/>
+          <w:szCs w:val="24"/>
+        </w:rPr>
+        <w:t xml:space="preserve">3.2 </w:t>
+      </w:r>
+      <w:proofErr w:type="spellStart"/>
+      <w:r>
+        <w:rPr>
+          <w:sz w:val="24"/>
+          <w:szCs w:val="24"/>
+        </w:rPr>
+        <w:t>Telepítési</w:t>
+      </w:r>
+      <w:proofErr w:type="spellEnd"/>
+      <w:r>
+        <w:rPr>
+          <w:sz w:val="24"/>
+          <w:szCs w:val="24"/>
+        </w:rPr>
+        <w:t xml:space="preserve"> </w:t>
+      </w:r>
+      <w:proofErr w:type="spellStart"/>
+      <w:r>
+        <w:rPr>
+          <w:sz w:val="24"/>
+          <w:szCs w:val="24"/>
+        </w:rPr>
+        <w:t>folyamat</w:t>
+      </w:r>
+      <w:proofErr w:type="spellEnd"/>
+      <w:r>
+        <w:rPr>
+          <w:sz w:val="24"/>
+          <w:szCs w:val="24"/>
         </w:rPr>
         <w:br/>
-        <w:t>1. Nyisd meg a HealthBro weboldalt a böngészőben.</w:t>
-      </w:r>
-      <w:r>
-        <w:rPr>
-          <w:sz w:val="32"/>
-          <w:szCs w:val="32"/>
+        <w:t xml:space="preserve">1. </w:t>
+      </w:r>
+      <w:proofErr w:type="spellStart"/>
+      <w:r>
+        <w:rPr>
+          <w:sz w:val="24"/>
+          <w:szCs w:val="24"/>
+        </w:rPr>
+        <w:t>Nyisd</w:t>
+      </w:r>
+      <w:proofErr w:type="spellEnd"/>
+      <w:r>
+        <w:rPr>
+          <w:sz w:val="24"/>
+          <w:szCs w:val="24"/>
+        </w:rPr>
+        <w:t xml:space="preserve"> meg a </w:t>
+      </w:r>
+      <w:proofErr w:type="spellStart"/>
+      <w:r>
+        <w:rPr>
+          <w:sz w:val="24"/>
+          <w:szCs w:val="24"/>
+        </w:rPr>
+        <w:t>HealthBro</w:t>
+      </w:r>
+      <w:proofErr w:type="spellEnd"/>
+      <w:r>
+        <w:rPr>
+          <w:sz w:val="24"/>
+          <w:szCs w:val="24"/>
+        </w:rPr>
+        <w:t xml:space="preserve"> </w:t>
+      </w:r>
+      <w:proofErr w:type="spellStart"/>
+      <w:r>
+        <w:rPr>
+          <w:sz w:val="24"/>
+          <w:szCs w:val="24"/>
+        </w:rPr>
+        <w:t>weboldalt</w:t>
+      </w:r>
+      <w:proofErr w:type="spellEnd"/>
+      <w:r>
+        <w:rPr>
+          <w:sz w:val="24"/>
+          <w:szCs w:val="24"/>
+        </w:rPr>
+        <w:t xml:space="preserve"> a </w:t>
+      </w:r>
+      <w:proofErr w:type="spellStart"/>
+      <w:r>
+        <w:rPr>
+          <w:sz w:val="24"/>
+          <w:szCs w:val="24"/>
+        </w:rPr>
+        <w:t>böngészőben</w:t>
+      </w:r>
+      <w:proofErr w:type="spellEnd"/>
+      <w:r>
+        <w:rPr>
+          <w:sz w:val="24"/>
+          <w:szCs w:val="24"/>
+        </w:rPr>
+        <w:t>.</w:t>
+      </w:r>
+      <w:r>
+        <w:rPr>
+          <w:sz w:val="24"/>
+          <w:szCs w:val="24"/>
         </w:rPr>
         <w:br/>
-        <w:t>2. Regisztrálj vagy jelentkezz be a fiókoddal.</w:t>
-      </w:r>
-      <w:r>
-        <w:rPr>
-          <w:sz w:val="32"/>
-          <w:szCs w:val="32"/>
+        <w:t xml:space="preserve">2. </w:t>
+      </w:r>
+      <w:proofErr w:type="spellStart"/>
+      <w:r>
+        <w:rPr>
+          <w:sz w:val="24"/>
+          <w:szCs w:val="24"/>
+        </w:rPr>
+        <w:t>Regisztrálj</w:t>
+      </w:r>
+      <w:proofErr w:type="spellEnd"/>
+      <w:r>
+        <w:rPr>
+          <w:sz w:val="24"/>
+          <w:szCs w:val="24"/>
+        </w:rPr>
+        <w:t xml:space="preserve"> </w:t>
+      </w:r>
+      <w:proofErr w:type="spellStart"/>
+      <w:r>
+        <w:rPr>
+          <w:sz w:val="24"/>
+          <w:szCs w:val="24"/>
+        </w:rPr>
+        <w:t>vagy</w:t>
+      </w:r>
+      <w:proofErr w:type="spellEnd"/>
+      <w:r>
+        <w:rPr>
+          <w:sz w:val="24"/>
+          <w:szCs w:val="24"/>
+        </w:rPr>
+        <w:t xml:space="preserve"> </w:t>
+      </w:r>
+      <w:proofErr w:type="spellStart"/>
+      <w:r>
+        <w:rPr>
+          <w:sz w:val="24"/>
+          <w:szCs w:val="24"/>
+        </w:rPr>
+        <w:t>jelentkezz</w:t>
+      </w:r>
+      <w:proofErr w:type="spellEnd"/>
+      <w:r>
+        <w:rPr>
+          <w:sz w:val="24"/>
+          <w:szCs w:val="24"/>
+        </w:rPr>
+        <w:t xml:space="preserve"> be a </w:t>
+      </w:r>
+      <w:proofErr w:type="spellStart"/>
+      <w:r>
+        <w:rPr>
+          <w:sz w:val="24"/>
+          <w:szCs w:val="24"/>
+        </w:rPr>
+        <w:t>fiókoddal</w:t>
+      </w:r>
+      <w:proofErr w:type="spellEnd"/>
+      <w:r>
+        <w:rPr>
+          <w:sz w:val="24"/>
+          <w:szCs w:val="24"/>
+        </w:rPr>
+        <w:t>.</w:t>
+      </w:r>
+      <w:r>
+        <w:rPr>
+          <w:sz w:val="24"/>
+          <w:szCs w:val="24"/>
         </w:rPr>
         <w:br/>
-        <w:t>3. Az oldal automatikusan elérhetővé válik minden eszközön, nem szükséges további telepítés.</w:t>
+        <w:t xml:space="preserve">3. Az </w:t>
+      </w:r>
+      <w:proofErr w:type="spellStart"/>
+      <w:r>
+        <w:rPr>
+          <w:sz w:val="24"/>
+          <w:szCs w:val="24"/>
+        </w:rPr>
+        <w:t>oldal</w:t>
+      </w:r>
+      <w:proofErr w:type="spellEnd"/>
+      <w:r>
+        <w:rPr>
+          <w:sz w:val="24"/>
+          <w:szCs w:val="24"/>
+        </w:rPr>
+        <w:t xml:space="preserve"> </w:t>
+      </w:r>
+      <w:proofErr w:type="spellStart"/>
+      <w:r>
+        <w:rPr>
+          <w:sz w:val="24"/>
+          <w:szCs w:val="24"/>
+        </w:rPr>
+        <w:t>automatikusan</w:t>
+      </w:r>
+      <w:proofErr w:type="spellEnd"/>
+      <w:r>
+        <w:rPr>
+          <w:sz w:val="24"/>
+          <w:szCs w:val="24"/>
+        </w:rPr>
+        <w:t xml:space="preserve"> </w:t>
+      </w:r>
+      <w:proofErr w:type="spellStart"/>
+      <w:r>
+        <w:rPr>
+          <w:sz w:val="24"/>
+          <w:szCs w:val="24"/>
+        </w:rPr>
+        <w:t>elérhetővé</w:t>
+      </w:r>
+      <w:proofErr w:type="spellEnd"/>
+      <w:r>
+        <w:rPr>
+          <w:sz w:val="24"/>
+          <w:szCs w:val="24"/>
+        </w:rPr>
+        <w:t xml:space="preserve"> </w:t>
+      </w:r>
+      <w:proofErr w:type="spellStart"/>
+      <w:r>
+        <w:rPr>
+          <w:sz w:val="24"/>
+          <w:szCs w:val="24"/>
+        </w:rPr>
+        <w:t>válik</w:t>
+      </w:r>
+      <w:proofErr w:type="spellEnd"/>
+      <w:r>
+        <w:rPr>
+          <w:sz w:val="24"/>
+          <w:szCs w:val="24"/>
+        </w:rPr>
+        <w:t xml:space="preserve"> </w:t>
+      </w:r>
+      <w:proofErr w:type="spellStart"/>
+      <w:r>
+        <w:rPr>
+          <w:sz w:val="24"/>
+          <w:szCs w:val="24"/>
+        </w:rPr>
+        <w:t>minden</w:t>
+      </w:r>
+      <w:proofErr w:type="spellEnd"/>
+      <w:r>
+        <w:rPr>
+          <w:sz w:val="24"/>
+          <w:szCs w:val="24"/>
+        </w:rPr>
+        <w:t xml:space="preserve"> </w:t>
+      </w:r>
+      <w:proofErr w:type="spellStart"/>
+      <w:r>
+        <w:rPr>
+          <w:sz w:val="24"/>
+          <w:szCs w:val="24"/>
+        </w:rPr>
+        <w:t>eszközön</w:t>
+      </w:r>
+      <w:proofErr w:type="spellEnd"/>
+      <w:r>
+        <w:rPr>
+          <w:sz w:val="24"/>
+          <w:szCs w:val="24"/>
+        </w:rPr>
+        <w:t xml:space="preserve">, </w:t>
+      </w:r>
+      <w:proofErr w:type="spellStart"/>
+      <w:r>
+        <w:rPr>
+          <w:sz w:val="24"/>
+          <w:szCs w:val="24"/>
+        </w:rPr>
+        <w:t>nem</w:t>
+      </w:r>
+      <w:proofErr w:type="spellEnd"/>
+      <w:r>
+        <w:rPr>
+          <w:sz w:val="24"/>
+          <w:szCs w:val="24"/>
+        </w:rPr>
+        <w:t xml:space="preserve"> </w:t>
+      </w:r>
+      <w:proofErr w:type="spellStart"/>
+      <w:r>
+        <w:rPr>
+          <w:sz w:val="24"/>
+          <w:szCs w:val="24"/>
+        </w:rPr>
+        <w:t>szükséges</w:t>
+      </w:r>
+      <w:proofErr w:type="spellEnd"/>
+      <w:r>
+        <w:rPr>
+          <w:sz w:val="24"/>
+          <w:szCs w:val="24"/>
+        </w:rPr>
+        <w:t xml:space="preserve"> </w:t>
+      </w:r>
+      <w:proofErr w:type="spellStart"/>
+      <w:r>
+        <w:rPr>
+          <w:sz w:val="24"/>
+          <w:szCs w:val="24"/>
+        </w:rPr>
+        <w:t>további</w:t>
+      </w:r>
+      <w:proofErr w:type="spellEnd"/>
+      <w:r>
+        <w:rPr>
+          <w:sz w:val="24"/>
+          <w:szCs w:val="24"/>
+        </w:rPr>
+        <w:t xml:space="preserve"> </w:t>
+      </w:r>
+      <w:proofErr w:type="spellStart"/>
+      <w:r>
+        <w:rPr>
+          <w:sz w:val="24"/>
+          <w:szCs w:val="24"/>
+        </w:rPr>
+        <w:t>telepítés</w:t>
+      </w:r>
+      <w:proofErr w:type="spellEnd"/>
+      <w:r>
+        <w:rPr>
+          <w:sz w:val="24"/>
+          <w:szCs w:val="24"/>
+        </w:rPr>
+        <w:t>.</w:t>
       </w:r>
     </w:p>
     <w:p>
@@ -838,162 +3185,2805 @@
           <w:sz w:val="40"/>
           <w:szCs w:val="40"/>
         </w:rPr>
-        <w:t>4. Felhasználói útmutató</w:t>
-      </w:r>
+        <w:t xml:space="preserve">4. </w:t>
+      </w:r>
+      <w:proofErr w:type="spellStart"/>
+      <w:r>
+        <w:rPr>
+          <w:sz w:val="40"/>
+          <w:szCs w:val="40"/>
+        </w:rPr>
+        <w:t>Felhasználói</w:t>
+      </w:r>
+      <w:proofErr w:type="spellEnd"/>
+      <w:r>
+        <w:rPr>
+          <w:sz w:val="40"/>
+          <w:szCs w:val="40"/>
+        </w:rPr>
+        <w:t xml:space="preserve"> </w:t>
+      </w:r>
+      <w:proofErr w:type="spellStart"/>
+      <w:r>
+        <w:rPr>
+          <w:sz w:val="40"/>
+          <w:szCs w:val="40"/>
+        </w:rPr>
+        <w:t>útmutató</w:t>
+      </w:r>
+      <w:proofErr w:type="spellEnd"/>
     </w:p>
     <w:p>
       <w:pPr>
         <w:rPr>
-          <w:sz w:val="32"/>
-          <w:szCs w:val="32"/>
+          <w:sz w:val="24"/>
+          <w:szCs w:val="24"/>
         </w:rPr>
       </w:pPr>
       <w:r>
         <w:rPr>
-          <w:sz w:val="32"/>
-          <w:szCs w:val="32"/>
-        </w:rPr>
-        <w:t>4.1 Első lépések</w:t>
-      </w:r>
-      <w:r>
-        <w:rPr>
-          <w:sz w:val="32"/>
-          <w:szCs w:val="32"/>
-        </w:rPr>
-        <w:br/>
-        <w:t xml:space="preserve"> - Regisztráció után kezdj el egy edzéstervet létrehozni.</w:t>
-      </w:r>
-      <w:r>
-        <w:rPr>
-          <w:sz w:val="32"/>
-          <w:szCs w:val="32"/>
-        </w:rPr>
-        <w:br/>
-        <w:t xml:space="preserve"> - Válaszd ki a céljaidat (pl. izomnövelés, fogyás).</w:t>
-      </w:r>
-      <w:r>
-        <w:rPr>
-          <w:sz w:val="32"/>
-          <w:szCs w:val="32"/>
-        </w:rPr>
-        <w:br/>
-        <w:t xml:space="preserve"> - Add meg az edzésnaplót, hogy a következő edzéskor könnyen hozzáférhess a statisztikákhoz.</w:t>
-      </w:r>
+          <w:sz w:val="24"/>
+          <w:szCs w:val="24"/>
+        </w:rPr>
+        <w:t xml:space="preserve">4.1 </w:t>
+      </w:r>
+      <w:proofErr w:type="spellStart"/>
+      <w:r>
+        <w:rPr>
+          <w:sz w:val="24"/>
+          <w:szCs w:val="24"/>
+        </w:rPr>
+        <w:t>Első</w:t>
+      </w:r>
+      <w:proofErr w:type="spellEnd"/>
+      <w:r>
+        <w:rPr>
+          <w:sz w:val="24"/>
+          <w:szCs w:val="24"/>
+        </w:rPr>
+        <w:t xml:space="preserve"> </w:t>
+      </w:r>
+      <w:proofErr w:type="spellStart"/>
+      <w:r>
+        <w:rPr>
+          <w:sz w:val="24"/>
+          <w:szCs w:val="24"/>
+        </w:rPr>
+        <w:t>lépések</w:t>
+      </w:r>
+      <w:proofErr w:type="spellEnd"/>
     </w:p>
     <w:p>
       <w:pPr>
-        <w:rPr>
-          <w:sz w:val="32"/>
-          <w:szCs w:val="32"/>
+        <w:spacing w:after="0"/>
+        <w:rPr>
+          <w:sz w:val="24"/>
+          <w:szCs w:val="24"/>
         </w:rPr>
       </w:pPr>
       <w:r>
         <w:rPr>
-          <w:sz w:val="32"/>
-          <w:szCs w:val="32"/>
-        </w:rPr>
-        <w:lastRenderedPageBreak/>
-        <w:t>4.2 Funkciók részletes bemutatása</w:t>
-      </w:r>
+          <w:sz w:val="24"/>
+          <w:szCs w:val="24"/>
+        </w:rPr>
+        <w:t xml:space="preserve">4.1.1 </w:t>
+      </w:r>
+      <w:proofErr w:type="spellStart"/>
+      <w:r>
+        <w:rPr>
+          <w:sz w:val="24"/>
+          <w:szCs w:val="24"/>
+        </w:rPr>
+        <w:t>Főoldal</w:t>
+      </w:r>
+      <w:proofErr w:type="spellEnd"/>
     </w:p>
     <w:p>
       <w:pPr>
         <w:rPr>
-          <w:sz w:val="32"/>
-          <w:szCs w:val="32"/>
+          <w:sz w:val="24"/>
+          <w:szCs w:val="24"/>
         </w:rPr>
       </w:pPr>
       <w:r>
         <w:rPr>
-          <w:sz w:val="32"/>
-          <w:szCs w:val="32"/>
-        </w:rPr>
-        <w:t>4.2.1 Alapfunkciók</w:t>
-      </w:r>
-      <w:r>
-        <w:rPr>
-          <w:sz w:val="32"/>
-          <w:szCs w:val="32"/>
+          <w:sz w:val="24"/>
+          <w:szCs w:val="24"/>
+        </w:rPr>
+        <w:t xml:space="preserve"> - A </w:t>
+      </w:r>
+      <w:proofErr w:type="spellStart"/>
+      <w:r>
+        <w:rPr>
+          <w:sz w:val="24"/>
+          <w:szCs w:val="24"/>
+        </w:rPr>
+        <w:t>weboldalra</w:t>
+      </w:r>
+      <w:proofErr w:type="spellEnd"/>
+      <w:r>
+        <w:rPr>
+          <w:sz w:val="24"/>
+          <w:szCs w:val="24"/>
+        </w:rPr>
+        <w:t xml:space="preserve"> </w:t>
+      </w:r>
+      <w:proofErr w:type="spellStart"/>
+      <w:r>
+        <w:rPr>
+          <w:sz w:val="24"/>
+          <w:szCs w:val="24"/>
+        </w:rPr>
+        <w:t>érkezve</w:t>
+      </w:r>
+      <w:proofErr w:type="spellEnd"/>
+      <w:r>
+        <w:rPr>
+          <w:sz w:val="24"/>
+          <w:szCs w:val="24"/>
+        </w:rPr>
+        <w:t xml:space="preserve">, </w:t>
+      </w:r>
+      <w:proofErr w:type="spellStart"/>
+      <w:r>
+        <w:rPr>
+          <w:sz w:val="24"/>
+          <w:szCs w:val="24"/>
+        </w:rPr>
+        <w:t>amelyet</w:t>
+      </w:r>
+      <w:proofErr w:type="spellEnd"/>
+      <w:r>
+        <w:rPr>
+          <w:sz w:val="24"/>
+          <w:szCs w:val="24"/>
+        </w:rPr>
+        <w:t xml:space="preserve"> </w:t>
+      </w:r>
+      <w:proofErr w:type="spellStart"/>
+      <w:r>
+        <w:rPr>
+          <w:sz w:val="24"/>
+          <w:szCs w:val="24"/>
+        </w:rPr>
+        <w:t>az</w:t>
+      </w:r>
+      <w:proofErr w:type="spellEnd"/>
+      <w:r>
+        <w:rPr>
+          <w:sz w:val="24"/>
+          <w:szCs w:val="24"/>
+        </w:rPr>
+        <w:t xml:space="preserve"> </w:t>
+      </w:r>
+      <w:proofErr w:type="spellStart"/>
+      <w:r>
+        <w:rPr>
+          <w:sz w:val="24"/>
+          <w:szCs w:val="24"/>
+        </w:rPr>
+        <w:t>alábbi</w:t>
+      </w:r>
+      <w:proofErr w:type="spellEnd"/>
+      <w:r>
+        <w:rPr>
+          <w:sz w:val="24"/>
+          <w:szCs w:val="24"/>
+        </w:rPr>
+        <w:t xml:space="preserve"> </w:t>
+      </w:r>
+      <w:proofErr w:type="spellStart"/>
+      <w:r>
+        <w:rPr>
+          <w:sz w:val="24"/>
+          <w:szCs w:val="24"/>
+        </w:rPr>
+        <w:t>webcímen</w:t>
+      </w:r>
+      <w:proofErr w:type="spellEnd"/>
+      <w:r>
+        <w:rPr>
+          <w:sz w:val="24"/>
+          <w:szCs w:val="24"/>
+        </w:rPr>
+        <w:t xml:space="preserve"> </w:t>
+      </w:r>
+      <w:proofErr w:type="spellStart"/>
+      <w:r>
+        <w:rPr>
+          <w:sz w:val="24"/>
+          <w:szCs w:val="24"/>
+        </w:rPr>
+        <w:t>érhetünk</w:t>
+      </w:r>
+      <w:proofErr w:type="spellEnd"/>
+      <w:r>
+        <w:rPr>
+          <w:sz w:val="24"/>
+          <w:szCs w:val="24"/>
+        </w:rPr>
+        <w:t xml:space="preserve"> </w:t>
+      </w:r>
+      <w:proofErr w:type="spellStart"/>
+      <w:r>
+        <w:rPr>
+          <w:sz w:val="24"/>
+          <w:szCs w:val="24"/>
+        </w:rPr>
+        <w:t>el</w:t>
+      </w:r>
+      <w:proofErr w:type="spellEnd"/>
+      <w:r>
+        <w:rPr>
+          <w:sz w:val="24"/>
+          <w:szCs w:val="24"/>
+        </w:rPr>
+        <w:t xml:space="preserve">: </w:t>
+      </w:r>
+      <w:r>
+        <w:rPr>
+          <w:b/>
+          <w:bCs/>
+          <w:sz w:val="24"/>
+          <w:szCs w:val="24"/>
+        </w:rPr>
+        <w:t>healthbro.com</w:t>
+      </w:r>
+      <w:r>
+        <w:rPr>
+          <w:sz w:val="24"/>
+          <w:szCs w:val="24"/>
+        </w:rPr>
+        <w:t xml:space="preserve">, </w:t>
+      </w:r>
+      <w:proofErr w:type="spellStart"/>
+      <w:r>
+        <w:rPr>
+          <w:sz w:val="24"/>
+          <w:szCs w:val="24"/>
+        </w:rPr>
+        <w:t>elénk</w:t>
+      </w:r>
+      <w:proofErr w:type="spellEnd"/>
+      <w:r>
+        <w:rPr>
+          <w:sz w:val="24"/>
+          <w:szCs w:val="24"/>
+        </w:rPr>
+        <w:t xml:space="preserve"> </w:t>
+      </w:r>
+      <w:proofErr w:type="spellStart"/>
+      <w:r>
+        <w:rPr>
+          <w:sz w:val="24"/>
+          <w:szCs w:val="24"/>
+        </w:rPr>
+        <w:t>tárul</w:t>
+      </w:r>
+      <w:proofErr w:type="spellEnd"/>
+      <w:r>
+        <w:rPr>
+          <w:sz w:val="24"/>
+          <w:szCs w:val="24"/>
+        </w:rPr>
+        <w:t xml:space="preserve"> a </w:t>
+      </w:r>
+      <w:proofErr w:type="spellStart"/>
+      <w:r>
+        <w:rPr>
+          <w:sz w:val="24"/>
+          <w:szCs w:val="24"/>
+        </w:rPr>
+        <w:t>weboldalunk</w:t>
+      </w:r>
+      <w:proofErr w:type="spellEnd"/>
+      <w:r>
+        <w:rPr>
+          <w:sz w:val="24"/>
+          <w:szCs w:val="24"/>
+        </w:rPr>
+        <w:t xml:space="preserve"> a </w:t>
+      </w:r>
+      <w:proofErr w:type="spellStart"/>
+      <w:r>
+        <w:rPr>
+          <w:sz w:val="24"/>
+          <w:szCs w:val="24"/>
+        </w:rPr>
+        <w:t>healthbro</w:t>
+      </w:r>
+      <w:proofErr w:type="spellEnd"/>
+      <w:r>
+        <w:rPr>
+          <w:sz w:val="24"/>
+          <w:szCs w:val="24"/>
+        </w:rPr>
+        <w:t xml:space="preserve"> </w:t>
+      </w:r>
+      <w:proofErr w:type="spellStart"/>
+      <w:r>
+        <w:rPr>
+          <w:sz w:val="24"/>
+          <w:szCs w:val="24"/>
+        </w:rPr>
+        <w:t>főoldala</w:t>
+      </w:r>
+      <w:proofErr w:type="spellEnd"/>
+      <w:r>
+        <w:rPr>
+          <w:sz w:val="24"/>
+          <w:szCs w:val="24"/>
+        </w:rPr>
+        <w:t xml:space="preserve"> a “</w:t>
+      </w:r>
+      <w:proofErr w:type="spellStart"/>
+      <w:r>
+        <w:rPr>
+          <w:sz w:val="24"/>
+          <w:szCs w:val="24"/>
+        </w:rPr>
+        <w:t>Kezdőlap</w:t>
+      </w:r>
+      <w:proofErr w:type="spellEnd"/>
+      <w:r>
+        <w:rPr>
+          <w:sz w:val="24"/>
+          <w:szCs w:val="24"/>
+        </w:rPr>
+        <w:t xml:space="preserve">”. </w:t>
+      </w:r>
+      <w:proofErr w:type="spellStart"/>
+      <w:r>
+        <w:rPr>
+          <w:sz w:val="24"/>
+          <w:szCs w:val="24"/>
+        </w:rPr>
+        <w:t>Ezen</w:t>
+      </w:r>
+      <w:proofErr w:type="spellEnd"/>
+      <w:r>
+        <w:rPr>
+          <w:sz w:val="24"/>
+          <w:szCs w:val="24"/>
+        </w:rPr>
+        <w:t xml:space="preserve"> </w:t>
+      </w:r>
+      <w:proofErr w:type="spellStart"/>
+      <w:r>
+        <w:rPr>
+          <w:sz w:val="24"/>
+          <w:szCs w:val="24"/>
+        </w:rPr>
+        <w:t>az</w:t>
+      </w:r>
+      <w:proofErr w:type="spellEnd"/>
+      <w:r>
+        <w:rPr>
+          <w:sz w:val="24"/>
+          <w:szCs w:val="24"/>
+        </w:rPr>
+        <w:t xml:space="preserve"> </w:t>
+      </w:r>
+      <w:proofErr w:type="spellStart"/>
+      <w:r>
+        <w:rPr>
+          <w:sz w:val="24"/>
+          <w:szCs w:val="24"/>
+        </w:rPr>
+        <w:t>oldalon</w:t>
+      </w:r>
+      <w:proofErr w:type="spellEnd"/>
+      <w:r>
+        <w:rPr>
+          <w:sz w:val="24"/>
+          <w:szCs w:val="24"/>
+        </w:rPr>
+        <w:t xml:space="preserve"> </w:t>
+      </w:r>
+      <w:proofErr w:type="spellStart"/>
+      <w:r>
+        <w:rPr>
+          <w:sz w:val="24"/>
+          <w:szCs w:val="24"/>
+        </w:rPr>
+        <w:t>találhatóak</w:t>
+      </w:r>
+      <w:proofErr w:type="spellEnd"/>
+      <w:r>
+        <w:rPr>
+          <w:sz w:val="24"/>
+          <w:szCs w:val="24"/>
+        </w:rPr>
+        <w:t xml:space="preserve"> a </w:t>
+      </w:r>
+      <w:proofErr w:type="spellStart"/>
+      <w:r>
+        <w:rPr>
+          <w:sz w:val="24"/>
+          <w:szCs w:val="24"/>
+        </w:rPr>
+        <w:t>továbbiak</w:t>
+      </w:r>
+      <w:proofErr w:type="spellEnd"/>
+      <w:r>
+        <w:rPr>
+          <w:sz w:val="24"/>
+          <w:szCs w:val="24"/>
+        </w:rPr>
+        <w:t xml:space="preserve"> is: “</w:t>
+      </w:r>
+      <w:proofErr w:type="spellStart"/>
+      <w:r>
+        <w:rPr>
+          <w:sz w:val="24"/>
+          <w:szCs w:val="24"/>
+        </w:rPr>
+        <w:t>Ró</w:t>
+      </w:r>
+      <w:r>
+        <w:rPr>
+          <w:sz w:val="24"/>
+          <w:szCs w:val="24"/>
+        </w:rPr>
+        <w:t>lunk</w:t>
+      </w:r>
+      <w:proofErr w:type="spellEnd"/>
+      <w:r>
+        <w:rPr>
+          <w:sz w:val="24"/>
+          <w:szCs w:val="24"/>
+        </w:rPr>
+        <w:t>”, “</w:t>
+      </w:r>
+      <w:proofErr w:type="spellStart"/>
+      <w:r>
+        <w:rPr>
+          <w:sz w:val="24"/>
+          <w:szCs w:val="24"/>
+        </w:rPr>
+        <w:t>Elérhetőségek</w:t>
+      </w:r>
+      <w:proofErr w:type="spellEnd"/>
+      <w:r>
+        <w:rPr>
+          <w:sz w:val="24"/>
+          <w:szCs w:val="24"/>
+        </w:rPr>
+        <w:t>”, “</w:t>
+      </w:r>
+      <w:proofErr w:type="spellStart"/>
+      <w:r>
+        <w:rPr>
+          <w:sz w:val="24"/>
+          <w:szCs w:val="24"/>
+        </w:rPr>
+        <w:t>Szolgáltatások</w:t>
+      </w:r>
+      <w:proofErr w:type="spellEnd"/>
+      <w:r>
+        <w:rPr>
+          <w:sz w:val="24"/>
+          <w:szCs w:val="24"/>
+        </w:rPr>
+        <w:t>”, “</w:t>
+      </w:r>
+      <w:proofErr w:type="spellStart"/>
+      <w:r>
+        <w:rPr>
+          <w:sz w:val="24"/>
+          <w:szCs w:val="24"/>
+        </w:rPr>
+        <w:t>Regisztráció</w:t>
+      </w:r>
+      <w:proofErr w:type="spellEnd"/>
+      <w:r>
+        <w:rPr>
+          <w:sz w:val="24"/>
+          <w:szCs w:val="24"/>
+        </w:rPr>
+        <w:t xml:space="preserve">” </w:t>
+      </w:r>
+      <w:proofErr w:type="spellStart"/>
+      <w:r>
+        <w:rPr>
+          <w:sz w:val="24"/>
+          <w:szCs w:val="24"/>
+        </w:rPr>
+        <w:t>valamint</w:t>
+      </w:r>
+      <w:proofErr w:type="spellEnd"/>
+      <w:r>
+        <w:rPr>
+          <w:sz w:val="24"/>
+          <w:szCs w:val="24"/>
+        </w:rPr>
+        <w:t xml:space="preserve"> a “</w:t>
+      </w:r>
+      <w:proofErr w:type="spellStart"/>
+      <w:r>
+        <w:rPr>
+          <w:sz w:val="24"/>
+          <w:szCs w:val="24"/>
+        </w:rPr>
+        <w:t>Bejelentkezés</w:t>
+      </w:r>
+      <w:proofErr w:type="spellEnd"/>
+      <w:r>
+        <w:rPr>
+          <w:sz w:val="24"/>
+          <w:szCs w:val="24"/>
+        </w:rPr>
+        <w:t>”.</w:t>
+      </w:r>
+      <w:r>
+        <w:rPr>
+          <w:sz w:val="24"/>
+          <w:szCs w:val="24"/>
         </w:rPr>
         <w:br/>
-        <w:t xml:space="preserve"> - Edzésnapló hozzáadása: Minden edzés után rögzítheted az elvégzett gyakorlatokat, ismétléseket, súlyokat.</w:t>
-      </w:r>
-      <w:r>
-        <w:rPr>
-          <w:sz w:val="32"/>
-          <w:szCs w:val="32"/>
-        </w:rPr>
-        <w:br/>
-        <w:t xml:space="preserve"> - Edzésprogramok választása: Alap edzésprogramok elérhetők a felhasználók számára a kezdők és haladók számára is.</w:t>
       </w:r>
     </w:p>
     <w:p>
       <w:pPr>
         <w:rPr>
-          <w:sz w:val="32"/>
-          <w:szCs w:val="32"/>
+          <w:sz w:val="24"/>
+          <w:szCs w:val="24"/>
         </w:rPr>
       </w:pPr>
       <w:r>
         <w:rPr>
-          <w:sz w:val="32"/>
-          <w:szCs w:val="32"/>
-        </w:rPr>
-        <w:t>4.2.2 Haladó funkciók</w:t>
-      </w:r>
-      <w:r>
-        <w:rPr>
-          <w:sz w:val="32"/>
-          <w:szCs w:val="32"/>
-        </w:rPr>
-        <w:br/>
-        <w:t xml:space="preserve"> - Haladó edzési beállítások: Testreszabhatod a gyakorlatokat és a heti edzésmennyiséget, figyelembe véve a céljaidat.</w:t>
-      </w:r>
-      <w:r>
-        <w:rPr>
-          <w:sz w:val="32"/>
-          <w:szCs w:val="32"/>
-        </w:rPr>
-        <w:br/>
-        <w:t xml:space="preserve"> - Edzések elemzése: Megtekintheted az előző edzéseid statisztikáit, és analizálhatod a fejlődésed grafikonokon.</w:t>
+          <w:sz w:val="24"/>
+          <w:szCs w:val="24"/>
+        </w:rPr>
+        <w:drawing>
+          <wp:inline distT="0" distB="0" distL="0" distR="0" wp14:anchorId="1524006C" wp14:editId="7B7CBABE">
+            <wp:extent cx="5486400" cy="2611755"/>
+            <wp:effectExtent l="19050" t="19050" r="19050" b="17145"/>
+            <wp:docPr id="2022721310" name="Kép 1" descr="A képen szöveg, ruházat, képernyőkép, személy látható&#10;&#10;Előfordulhat, hogy a mesterséges intelligencia által létrehozott tartalom helytelen."/>
+            <wp:cNvGraphicFramePr>
+              <a:graphicFrameLocks xmlns:a="http://schemas.openxmlformats.org/drawingml/2006/main" noChangeAspect="1"/>
+            </wp:cNvGraphicFramePr>
+            <a:graphic xmlns:a="http://schemas.openxmlformats.org/drawingml/2006/main">
+              <a:graphicData uri="http://schemas.openxmlformats.org/drawingml/2006/picture">
+                <pic:pic xmlns:pic="http://schemas.openxmlformats.org/drawingml/2006/picture">
+                  <pic:nvPicPr>
+                    <pic:cNvPr id="2022721310" name="Kép 1" descr="A képen szöveg, ruházat, képernyőkép, személy látható&#10;&#10;Előfordulhat, hogy a mesterséges intelligencia által létrehozott tartalom helytelen."/>
+                    <pic:cNvPicPr/>
+                  </pic:nvPicPr>
+                  <pic:blipFill>
+                    <a:blip r:embed="rId6"/>
+                    <a:stretch>
+                      <a:fillRect/>
+                    </a:stretch>
+                  </pic:blipFill>
+                  <pic:spPr>
+                    <a:xfrm>
+                      <a:off x="0" y="0"/>
+                      <a:ext cx="5486400" cy="2611755"/>
+                    </a:xfrm>
+                    <a:prstGeom prst="rect">
+                      <a:avLst/>
+                    </a:prstGeom>
+                    <a:ln>
+                      <a:solidFill>
+                        <a:schemeClr val="tx1"/>
+                      </a:solidFill>
+                    </a:ln>
+                  </pic:spPr>
+                </pic:pic>
+              </a:graphicData>
+            </a:graphic>
+          </wp:inline>
+        </w:drawing>
+      </w:r>
+      <w:r>
+        <w:rPr>
+          <w:sz w:val="24"/>
+          <w:szCs w:val="24"/>
+        </w:rPr>
+        <w:t xml:space="preserve"> </w:t>
       </w:r>
     </w:p>
     <w:p>
       <w:pPr>
-        <w:rPr>
-          <w:sz w:val="32"/>
-          <w:szCs w:val="32"/>
+        <w:spacing w:after="0"/>
+        <w:rPr>
+          <w:sz w:val="24"/>
+          <w:szCs w:val="24"/>
         </w:rPr>
       </w:pPr>
       <w:r>
         <w:rPr>
-          <w:sz w:val="32"/>
-          <w:szCs w:val="32"/>
-        </w:rPr>
-        <w:t>4.3 Tipikus hibák kezelése</w:t>
-      </w:r>
-      <w:r>
-        <w:rPr>
-          <w:sz w:val="32"/>
-          <w:szCs w:val="32"/>
+          <w:sz w:val="24"/>
+          <w:szCs w:val="24"/>
+        </w:rPr>
+        <w:t>4.1.</w:t>
+      </w:r>
+      <w:r>
+        <w:rPr>
+          <w:sz w:val="24"/>
+          <w:szCs w:val="24"/>
+        </w:rPr>
+        <w:t>2</w:t>
+      </w:r>
+      <w:r>
+        <w:rPr>
+          <w:sz w:val="24"/>
+          <w:szCs w:val="24"/>
+        </w:rPr>
+        <w:t xml:space="preserve"> </w:t>
+      </w:r>
+      <w:proofErr w:type="spellStart"/>
+      <w:r>
+        <w:rPr>
+          <w:sz w:val="24"/>
+          <w:szCs w:val="24"/>
+        </w:rPr>
+        <w:t>Rólunk</w:t>
+      </w:r>
+      <w:proofErr w:type="spellEnd"/>
+      <w:r>
+        <w:rPr>
+          <w:sz w:val="24"/>
+          <w:szCs w:val="24"/>
+        </w:rPr>
+        <w:t xml:space="preserve"> </w:t>
+      </w:r>
+      <w:proofErr w:type="spellStart"/>
+      <w:r>
+        <w:rPr>
+          <w:sz w:val="24"/>
+          <w:szCs w:val="24"/>
+        </w:rPr>
+        <w:t>oldal</w:t>
+      </w:r>
+      <w:proofErr w:type="spellEnd"/>
+    </w:p>
+    <w:p>
+      <w:pPr>
+        <w:spacing w:after="0"/>
+        <w:rPr>
+          <w:sz w:val="24"/>
+          <w:szCs w:val="24"/>
+        </w:rPr>
+      </w:pPr>
+      <w:r>
+        <w:rPr>
+          <w:sz w:val="24"/>
+          <w:szCs w:val="24"/>
+        </w:rPr>
+        <w:lastRenderedPageBreak/>
+        <w:t xml:space="preserve"> - </w:t>
+      </w:r>
+      <w:r>
+        <w:rPr>
+          <w:sz w:val="24"/>
+          <w:szCs w:val="24"/>
+        </w:rPr>
+        <w:t xml:space="preserve">A </w:t>
+      </w:r>
+      <w:proofErr w:type="spellStart"/>
+      <w:r>
+        <w:rPr>
+          <w:sz w:val="24"/>
+          <w:szCs w:val="24"/>
+        </w:rPr>
+        <w:t>Rólunk</w:t>
+      </w:r>
+      <w:proofErr w:type="spellEnd"/>
+      <w:r>
+        <w:rPr>
+          <w:sz w:val="24"/>
+          <w:szCs w:val="24"/>
+        </w:rPr>
+        <w:t xml:space="preserve"> </w:t>
+      </w:r>
+      <w:proofErr w:type="spellStart"/>
+      <w:r>
+        <w:rPr>
+          <w:sz w:val="24"/>
+          <w:szCs w:val="24"/>
+        </w:rPr>
+        <w:t>menüpontra</w:t>
+      </w:r>
+      <w:proofErr w:type="spellEnd"/>
+      <w:r>
+        <w:rPr>
+          <w:sz w:val="24"/>
+          <w:szCs w:val="24"/>
+        </w:rPr>
+        <w:t xml:space="preserve"> </w:t>
+      </w:r>
+      <w:proofErr w:type="spellStart"/>
+      <w:r>
+        <w:rPr>
+          <w:sz w:val="24"/>
+          <w:szCs w:val="24"/>
+        </w:rPr>
+        <w:t>kattintva</w:t>
+      </w:r>
+      <w:proofErr w:type="spellEnd"/>
+      <w:r>
+        <w:rPr>
+          <w:sz w:val="24"/>
+          <w:szCs w:val="24"/>
+        </w:rPr>
+        <w:t xml:space="preserve"> </w:t>
+      </w:r>
+      <w:proofErr w:type="spellStart"/>
+      <w:r>
+        <w:rPr>
+          <w:sz w:val="24"/>
+          <w:szCs w:val="24"/>
+        </w:rPr>
+        <w:t>láthatóvá</w:t>
+      </w:r>
+      <w:proofErr w:type="spellEnd"/>
+      <w:r>
+        <w:rPr>
+          <w:sz w:val="24"/>
+          <w:szCs w:val="24"/>
+        </w:rPr>
+        <w:t xml:space="preserve"> </w:t>
+      </w:r>
+      <w:proofErr w:type="spellStart"/>
+      <w:r>
+        <w:rPr>
+          <w:sz w:val="24"/>
+          <w:szCs w:val="24"/>
+        </w:rPr>
+        <w:t>válik</w:t>
+      </w:r>
+      <w:proofErr w:type="spellEnd"/>
+      <w:r>
+        <w:rPr>
+          <w:sz w:val="24"/>
+          <w:szCs w:val="24"/>
+        </w:rPr>
+        <w:t xml:space="preserve"> a </w:t>
+      </w:r>
+      <w:proofErr w:type="spellStart"/>
+      <w:r>
+        <w:rPr>
+          <w:sz w:val="24"/>
+          <w:szCs w:val="24"/>
+        </w:rPr>
+        <w:t>csapatunk</w:t>
+      </w:r>
+      <w:proofErr w:type="spellEnd"/>
+      <w:r>
+        <w:rPr>
+          <w:sz w:val="24"/>
+          <w:szCs w:val="24"/>
+        </w:rPr>
+        <w:t xml:space="preserve"> </w:t>
+      </w:r>
+      <w:proofErr w:type="spellStart"/>
+      <w:r>
+        <w:rPr>
+          <w:sz w:val="24"/>
+          <w:szCs w:val="24"/>
+        </w:rPr>
+        <w:t>által</w:t>
+      </w:r>
+      <w:proofErr w:type="spellEnd"/>
+      <w:r>
+        <w:rPr>
+          <w:sz w:val="24"/>
+          <w:szCs w:val="24"/>
+        </w:rPr>
+        <w:t xml:space="preserve"> </w:t>
+      </w:r>
+      <w:proofErr w:type="spellStart"/>
+      <w:r>
+        <w:rPr>
+          <w:sz w:val="24"/>
+          <w:szCs w:val="24"/>
+        </w:rPr>
+        <w:t>alkotott</w:t>
+      </w:r>
+      <w:proofErr w:type="spellEnd"/>
+      <w:r>
+        <w:rPr>
+          <w:sz w:val="24"/>
+          <w:szCs w:val="24"/>
+        </w:rPr>
+        <w:t xml:space="preserve"> </w:t>
+      </w:r>
+      <w:proofErr w:type="spellStart"/>
+      <w:r>
+        <w:rPr>
+          <w:sz w:val="24"/>
+          <w:szCs w:val="24"/>
+        </w:rPr>
+        <w:t>kép</w:t>
+      </w:r>
+      <w:proofErr w:type="spellEnd"/>
+      <w:r>
+        <w:rPr>
+          <w:sz w:val="24"/>
+          <w:szCs w:val="24"/>
+        </w:rPr>
+        <w:t xml:space="preserve">, </w:t>
+      </w:r>
+      <w:proofErr w:type="spellStart"/>
+      <w:r>
+        <w:rPr>
+          <w:sz w:val="24"/>
+          <w:szCs w:val="24"/>
+        </w:rPr>
+        <w:t>amiben</w:t>
+      </w:r>
+      <w:proofErr w:type="spellEnd"/>
+      <w:r>
+        <w:rPr>
+          <w:sz w:val="24"/>
+          <w:szCs w:val="24"/>
+        </w:rPr>
+        <w:t xml:space="preserve"> </w:t>
+      </w:r>
+      <w:proofErr w:type="spellStart"/>
+      <w:r>
+        <w:rPr>
+          <w:sz w:val="24"/>
+          <w:szCs w:val="24"/>
+        </w:rPr>
+        <w:t>röviden</w:t>
+      </w:r>
+      <w:proofErr w:type="spellEnd"/>
+      <w:r>
+        <w:rPr>
+          <w:sz w:val="24"/>
+          <w:szCs w:val="24"/>
+        </w:rPr>
+        <w:t xml:space="preserve"> </w:t>
+      </w:r>
+      <w:proofErr w:type="spellStart"/>
+      <w:r>
+        <w:rPr>
+          <w:sz w:val="24"/>
+          <w:szCs w:val="24"/>
+        </w:rPr>
+        <w:t>bemutatjuk</w:t>
+      </w:r>
+      <w:proofErr w:type="spellEnd"/>
+      <w:r>
+        <w:rPr>
+          <w:sz w:val="24"/>
+          <w:szCs w:val="24"/>
+        </w:rPr>
+        <w:t xml:space="preserve"> a </w:t>
+      </w:r>
+      <w:proofErr w:type="spellStart"/>
+      <w:r>
+        <w:rPr>
+          <w:sz w:val="24"/>
+          <w:szCs w:val="24"/>
+        </w:rPr>
+        <w:t>csapatunk</w:t>
+      </w:r>
+      <w:proofErr w:type="spellEnd"/>
+      <w:r>
+        <w:rPr>
+          <w:sz w:val="24"/>
+          <w:szCs w:val="24"/>
+        </w:rPr>
+        <w:t xml:space="preserve"> </w:t>
+      </w:r>
+      <w:proofErr w:type="spellStart"/>
+      <w:r>
+        <w:rPr>
+          <w:sz w:val="24"/>
+          <w:szCs w:val="24"/>
+        </w:rPr>
+        <w:t>valamint</w:t>
+      </w:r>
+      <w:proofErr w:type="spellEnd"/>
+      <w:r>
+        <w:rPr>
+          <w:sz w:val="24"/>
+          <w:szCs w:val="24"/>
+        </w:rPr>
+        <w:t xml:space="preserve"> </w:t>
+      </w:r>
+      <w:proofErr w:type="spellStart"/>
+      <w:r>
+        <w:rPr>
+          <w:sz w:val="24"/>
+          <w:szCs w:val="24"/>
+        </w:rPr>
+        <w:t>az</w:t>
+      </w:r>
+      <w:proofErr w:type="spellEnd"/>
+      <w:r>
+        <w:rPr>
+          <w:sz w:val="24"/>
+          <w:szCs w:val="24"/>
+        </w:rPr>
+        <w:t xml:space="preserve"> </w:t>
+      </w:r>
+      <w:proofErr w:type="spellStart"/>
+      <w:r>
+        <w:rPr>
+          <w:sz w:val="24"/>
+          <w:szCs w:val="24"/>
+        </w:rPr>
+        <w:t>oldal</w:t>
+      </w:r>
+      <w:proofErr w:type="spellEnd"/>
+      <w:r>
+        <w:rPr>
+          <w:sz w:val="24"/>
+          <w:szCs w:val="24"/>
+        </w:rPr>
+        <w:t xml:space="preserve"> </w:t>
+      </w:r>
+      <w:proofErr w:type="spellStart"/>
+      <w:r>
+        <w:rPr>
+          <w:sz w:val="24"/>
+          <w:szCs w:val="24"/>
+        </w:rPr>
+        <w:t>leírását</w:t>
+      </w:r>
+      <w:proofErr w:type="spellEnd"/>
+      <w:r>
+        <w:rPr>
+          <w:sz w:val="24"/>
+          <w:szCs w:val="24"/>
+        </w:rPr>
+        <w:t xml:space="preserve"> </w:t>
+      </w:r>
+      <w:proofErr w:type="spellStart"/>
+      <w:r>
+        <w:rPr>
+          <w:sz w:val="24"/>
+          <w:szCs w:val="24"/>
+        </w:rPr>
+        <w:t>és</w:t>
+      </w:r>
+      <w:proofErr w:type="spellEnd"/>
+      <w:r>
+        <w:rPr>
+          <w:sz w:val="24"/>
+          <w:szCs w:val="24"/>
+        </w:rPr>
+        <w:t xml:space="preserve"> </w:t>
+      </w:r>
+      <w:proofErr w:type="spellStart"/>
+      <w:r>
+        <w:rPr>
+          <w:sz w:val="24"/>
+          <w:szCs w:val="24"/>
+        </w:rPr>
+        <w:t>annak</w:t>
+      </w:r>
+      <w:proofErr w:type="spellEnd"/>
+      <w:r>
+        <w:rPr>
+          <w:sz w:val="24"/>
+          <w:szCs w:val="24"/>
+        </w:rPr>
+        <w:t xml:space="preserve"> </w:t>
+      </w:r>
+      <w:proofErr w:type="spellStart"/>
+      <w:r>
+        <w:rPr>
+          <w:sz w:val="24"/>
+          <w:szCs w:val="24"/>
+        </w:rPr>
+        <w:t>egyéb</w:t>
+      </w:r>
+      <w:proofErr w:type="spellEnd"/>
+      <w:r>
+        <w:rPr>
+          <w:sz w:val="24"/>
+          <w:szCs w:val="24"/>
+        </w:rPr>
+        <w:t xml:space="preserve"> </w:t>
+      </w:r>
+      <w:proofErr w:type="spellStart"/>
+      <w:r>
+        <w:rPr>
+          <w:sz w:val="24"/>
+          <w:szCs w:val="24"/>
+        </w:rPr>
+        <w:t>terveit</w:t>
+      </w:r>
+      <w:proofErr w:type="spellEnd"/>
+      <w:r>
+        <w:rPr>
+          <w:sz w:val="24"/>
+          <w:szCs w:val="24"/>
+        </w:rPr>
+        <w:t xml:space="preserve"> a </w:t>
+      </w:r>
+      <w:proofErr w:type="spellStart"/>
+      <w:r>
+        <w:rPr>
+          <w:sz w:val="24"/>
+          <w:szCs w:val="24"/>
+        </w:rPr>
+        <w:t>jövőre</w:t>
+      </w:r>
+      <w:proofErr w:type="spellEnd"/>
+      <w:r>
+        <w:rPr>
+          <w:sz w:val="24"/>
+          <w:szCs w:val="24"/>
+        </w:rPr>
+        <w:t xml:space="preserve"> </w:t>
+      </w:r>
+      <w:proofErr w:type="spellStart"/>
+      <w:r>
+        <w:rPr>
+          <w:sz w:val="24"/>
+          <w:szCs w:val="24"/>
+        </w:rPr>
+        <w:t>nézve</w:t>
+      </w:r>
+      <w:proofErr w:type="spellEnd"/>
+      <w:r>
+        <w:rPr>
+          <w:sz w:val="24"/>
+          <w:szCs w:val="24"/>
+        </w:rPr>
+        <w:t>.</w:t>
+      </w:r>
+    </w:p>
+    <w:p>
+      <w:pPr>
+        <w:spacing w:after="0"/>
+        <w:rPr>
+          <w:sz w:val="24"/>
+          <w:szCs w:val="24"/>
+        </w:rPr>
+      </w:pPr>
+      <w:r>
+        <w:rPr>
+          <w:sz w:val="24"/>
+          <w:szCs w:val="24"/>
+        </w:rPr>
+        <w:drawing>
+          <wp:inline distT="0" distB="0" distL="0" distR="0" wp14:anchorId="78FC3489" wp14:editId="7F9834BE">
+            <wp:extent cx="5486400" cy="2611755"/>
+            <wp:effectExtent l="19050" t="19050" r="19050" b="17145"/>
+            <wp:docPr id="2002274303" name="Kép 1" descr="A képen szöveg, képernyőkép, Betűtípus látható&#10;&#10;Előfordulhat, hogy a mesterséges intelligencia által létrehozott tartalom helytelen."/>
+            <wp:cNvGraphicFramePr>
+              <a:graphicFrameLocks xmlns:a="http://schemas.openxmlformats.org/drawingml/2006/main" noChangeAspect="1"/>
+            </wp:cNvGraphicFramePr>
+            <a:graphic xmlns:a="http://schemas.openxmlformats.org/drawingml/2006/main">
+              <a:graphicData uri="http://schemas.openxmlformats.org/drawingml/2006/picture">
+                <pic:pic xmlns:pic="http://schemas.openxmlformats.org/drawingml/2006/picture">
+                  <pic:nvPicPr>
+                    <pic:cNvPr id="2002274303" name="Kép 1" descr="A képen szöveg, képernyőkép, Betűtípus látható&#10;&#10;Előfordulhat, hogy a mesterséges intelligencia által létrehozott tartalom helytelen."/>
+                    <pic:cNvPicPr/>
+                  </pic:nvPicPr>
+                  <pic:blipFill>
+                    <a:blip r:embed="rId7"/>
+                    <a:stretch>
+                      <a:fillRect/>
+                    </a:stretch>
+                  </pic:blipFill>
+                  <pic:spPr>
+                    <a:xfrm>
+                      <a:off x="0" y="0"/>
+                      <a:ext cx="5486400" cy="2611755"/>
+                    </a:xfrm>
+                    <a:prstGeom prst="rect">
+                      <a:avLst/>
+                    </a:prstGeom>
+                    <a:ln>
+                      <a:solidFill>
+                        <a:schemeClr val="tx1"/>
+                      </a:solidFill>
+                    </a:ln>
+                  </pic:spPr>
+                </pic:pic>
+              </a:graphicData>
+            </a:graphic>
+          </wp:inline>
+        </w:drawing>
+      </w:r>
+      <w:r>
+        <w:rPr>
+          <w:sz w:val="24"/>
+          <w:szCs w:val="24"/>
+        </w:rPr>
+        <w:br/>
+      </w:r>
+      <w:r>
+        <w:rPr>
+          <w:sz w:val="24"/>
+          <w:szCs w:val="24"/>
+        </w:rPr>
+        <w:t>4.1.3</w:t>
+      </w:r>
+      <w:r>
+        <w:rPr>
+          <w:sz w:val="24"/>
+          <w:szCs w:val="24"/>
+        </w:rPr>
+        <w:t xml:space="preserve"> </w:t>
+      </w:r>
+      <w:proofErr w:type="spellStart"/>
+      <w:r>
+        <w:rPr>
+          <w:sz w:val="24"/>
+          <w:szCs w:val="24"/>
+        </w:rPr>
+        <w:t>Elérhetőségek</w:t>
+      </w:r>
+      <w:proofErr w:type="spellEnd"/>
+      <w:r>
+        <w:rPr>
+          <w:sz w:val="24"/>
+          <w:szCs w:val="24"/>
+        </w:rPr>
+        <w:t xml:space="preserve"> </w:t>
+      </w:r>
+      <w:proofErr w:type="spellStart"/>
+      <w:r>
+        <w:rPr>
+          <w:sz w:val="24"/>
+          <w:szCs w:val="24"/>
+        </w:rPr>
+        <w:t>oldal</w:t>
+      </w:r>
+      <w:proofErr w:type="spellEnd"/>
+    </w:p>
+    <w:p>
+      <w:pPr>
+        <w:spacing w:after="0"/>
+        <w:rPr>
+          <w:sz w:val="24"/>
+          <w:szCs w:val="24"/>
+        </w:rPr>
+      </w:pPr>
+      <w:r>
+        <w:rPr>
+          <w:sz w:val="24"/>
+          <w:szCs w:val="24"/>
+        </w:rPr>
+        <w:t xml:space="preserve">- </w:t>
+      </w:r>
+      <w:r>
+        <w:rPr>
+          <w:sz w:val="24"/>
+          <w:szCs w:val="24"/>
+        </w:rPr>
+        <w:t xml:space="preserve">Az </w:t>
+      </w:r>
+      <w:proofErr w:type="spellStart"/>
+      <w:r>
+        <w:rPr>
+          <w:sz w:val="24"/>
+          <w:szCs w:val="24"/>
+        </w:rPr>
+        <w:t>Elérhetőségek</w:t>
+      </w:r>
+      <w:proofErr w:type="spellEnd"/>
+      <w:r>
+        <w:rPr>
+          <w:sz w:val="24"/>
+          <w:szCs w:val="24"/>
+        </w:rPr>
+        <w:t xml:space="preserve"> </w:t>
+      </w:r>
+      <w:proofErr w:type="spellStart"/>
+      <w:r>
+        <w:rPr>
+          <w:sz w:val="24"/>
+          <w:szCs w:val="24"/>
+        </w:rPr>
+        <w:t>menüpontra</w:t>
+      </w:r>
+      <w:proofErr w:type="spellEnd"/>
+      <w:r>
+        <w:rPr>
+          <w:sz w:val="24"/>
+          <w:szCs w:val="24"/>
+        </w:rPr>
+        <w:t xml:space="preserve"> </w:t>
+      </w:r>
+      <w:proofErr w:type="spellStart"/>
+      <w:r>
+        <w:rPr>
+          <w:sz w:val="24"/>
+          <w:szCs w:val="24"/>
+        </w:rPr>
+        <w:t>kattintva</w:t>
+      </w:r>
+      <w:proofErr w:type="spellEnd"/>
+    </w:p>
+    <w:p>
+      <w:pPr>
+        <w:spacing w:after="0"/>
+        <w:rPr>
+          <w:sz w:val="24"/>
+          <w:szCs w:val="24"/>
+        </w:rPr>
+      </w:pPr>
+    </w:p>
+    <w:p>
+      <w:pPr>
+        <w:rPr>
+          <w:sz w:val="24"/>
+          <w:szCs w:val="24"/>
+        </w:rPr>
+      </w:pPr>
+      <w:r>
+        <w:rPr>
+          <w:sz w:val="24"/>
+          <w:szCs w:val="24"/>
+        </w:rPr>
+        <w:drawing>
+          <wp:inline distT="0" distB="0" distL="0" distR="0" wp14:anchorId="4EBB9DA5" wp14:editId="01B751B5">
+            <wp:extent cx="5486400" cy="2606040"/>
+            <wp:effectExtent l="19050" t="19050" r="19050" b="22860"/>
+            <wp:docPr id="1006322613" name="Kép 1" descr="A képen szöveg, képernyőkép, Betűtípus, szoftver látható&#10;&#10;Előfordulhat, hogy a mesterséges intelligencia által létrehozott tartalom helytelen."/>
+            <wp:cNvGraphicFramePr>
+              <a:graphicFrameLocks xmlns:a="http://schemas.openxmlformats.org/drawingml/2006/main" noChangeAspect="1"/>
+            </wp:cNvGraphicFramePr>
+            <a:graphic xmlns:a="http://schemas.openxmlformats.org/drawingml/2006/main">
+              <a:graphicData uri="http://schemas.openxmlformats.org/drawingml/2006/picture">
+                <pic:pic xmlns:pic="http://schemas.openxmlformats.org/drawingml/2006/picture">
+                  <pic:nvPicPr>
+                    <pic:cNvPr id="1006322613" name="Kép 1" descr="A képen szöveg, képernyőkép, Betűtípus, szoftver látható&#10;&#10;Előfordulhat, hogy a mesterséges intelligencia által létrehozott tartalom helytelen."/>
+                    <pic:cNvPicPr/>
+                  </pic:nvPicPr>
+                  <pic:blipFill>
+                    <a:blip r:embed="rId8"/>
+                    <a:stretch>
+                      <a:fillRect/>
+                    </a:stretch>
+                  </pic:blipFill>
+                  <pic:spPr>
+                    <a:xfrm>
+                      <a:off x="0" y="0"/>
+                      <a:ext cx="5486400" cy="2606040"/>
+                    </a:xfrm>
+                    <a:prstGeom prst="rect">
+                      <a:avLst/>
+                    </a:prstGeom>
+                    <a:ln>
+                      <a:solidFill>
+                        <a:schemeClr val="tx1"/>
+                      </a:solidFill>
+                    </a:ln>
+                  </pic:spPr>
+                </pic:pic>
+              </a:graphicData>
+            </a:graphic>
+          </wp:inline>
+        </w:drawing>
+      </w:r>
+    </w:p>
+    <w:p>
+      <w:pPr>
+        <w:rPr>
+          <w:sz w:val="24"/>
+          <w:szCs w:val="24"/>
+        </w:rPr>
+      </w:pPr>
+      <w:r>
+        <w:rPr>
+          <w:sz w:val="24"/>
+          <w:szCs w:val="24"/>
+        </w:rPr>
+        <w:t xml:space="preserve">- </w:t>
+      </w:r>
+      <w:proofErr w:type="spellStart"/>
+      <w:r>
+        <w:rPr>
+          <w:sz w:val="24"/>
+          <w:szCs w:val="24"/>
+        </w:rPr>
+        <w:t>Regisztráció</w:t>
+      </w:r>
+      <w:proofErr w:type="spellEnd"/>
+      <w:r>
+        <w:rPr>
+          <w:sz w:val="24"/>
+          <w:szCs w:val="24"/>
+        </w:rPr>
+        <w:t xml:space="preserve"> </w:t>
+      </w:r>
+      <w:proofErr w:type="spellStart"/>
+      <w:r>
+        <w:rPr>
+          <w:sz w:val="24"/>
+          <w:szCs w:val="24"/>
+        </w:rPr>
+        <w:t>után</w:t>
+      </w:r>
+      <w:proofErr w:type="spellEnd"/>
+      <w:r>
+        <w:rPr>
+          <w:sz w:val="24"/>
+          <w:szCs w:val="24"/>
+        </w:rPr>
+        <w:t xml:space="preserve"> </w:t>
+      </w:r>
+      <w:proofErr w:type="spellStart"/>
+      <w:r>
+        <w:rPr>
+          <w:sz w:val="24"/>
+          <w:szCs w:val="24"/>
+        </w:rPr>
+        <w:t>kezdj</w:t>
+      </w:r>
+      <w:proofErr w:type="spellEnd"/>
+      <w:r>
+        <w:rPr>
+          <w:sz w:val="24"/>
+          <w:szCs w:val="24"/>
+        </w:rPr>
+        <w:t xml:space="preserve"> </w:t>
+      </w:r>
+      <w:proofErr w:type="spellStart"/>
+      <w:r>
+        <w:rPr>
+          <w:sz w:val="24"/>
+          <w:szCs w:val="24"/>
+        </w:rPr>
+        <w:t>el</w:t>
+      </w:r>
+      <w:proofErr w:type="spellEnd"/>
+      <w:r>
+        <w:rPr>
+          <w:sz w:val="24"/>
+          <w:szCs w:val="24"/>
+        </w:rPr>
+        <w:t xml:space="preserve"> </w:t>
+      </w:r>
+      <w:proofErr w:type="spellStart"/>
+      <w:r>
+        <w:rPr>
+          <w:sz w:val="24"/>
+          <w:szCs w:val="24"/>
+        </w:rPr>
+        <w:t>egy</w:t>
+      </w:r>
+      <w:proofErr w:type="spellEnd"/>
+      <w:r>
+        <w:rPr>
+          <w:sz w:val="24"/>
+          <w:szCs w:val="24"/>
+        </w:rPr>
+        <w:t xml:space="preserve"> </w:t>
+      </w:r>
+      <w:proofErr w:type="spellStart"/>
+      <w:r>
+        <w:rPr>
+          <w:sz w:val="24"/>
+          <w:szCs w:val="24"/>
+        </w:rPr>
+        <w:t>edzéstervet</w:t>
+      </w:r>
+      <w:proofErr w:type="spellEnd"/>
+      <w:r>
+        <w:rPr>
+          <w:sz w:val="24"/>
+          <w:szCs w:val="24"/>
+        </w:rPr>
+        <w:t xml:space="preserve"> </w:t>
+      </w:r>
+      <w:proofErr w:type="spellStart"/>
+      <w:r>
+        <w:rPr>
+          <w:sz w:val="24"/>
+          <w:szCs w:val="24"/>
+        </w:rPr>
+        <w:t>létrehozni</w:t>
+      </w:r>
+      <w:proofErr w:type="spellEnd"/>
+      <w:r>
+        <w:rPr>
+          <w:sz w:val="24"/>
+          <w:szCs w:val="24"/>
+        </w:rPr>
+        <w:t>.</w:t>
+      </w:r>
+      <w:r>
+        <w:rPr>
+          <w:sz w:val="24"/>
+          <w:szCs w:val="24"/>
+        </w:rPr>
+        <w:br/>
+        <w:t xml:space="preserve"> - </w:t>
+      </w:r>
+      <w:proofErr w:type="spellStart"/>
+      <w:r>
+        <w:rPr>
+          <w:sz w:val="24"/>
+          <w:szCs w:val="24"/>
+        </w:rPr>
+        <w:t>Válaszd</w:t>
+      </w:r>
+      <w:proofErr w:type="spellEnd"/>
+      <w:r>
+        <w:rPr>
+          <w:sz w:val="24"/>
+          <w:szCs w:val="24"/>
+        </w:rPr>
+        <w:t xml:space="preserve"> ki a </w:t>
+      </w:r>
+      <w:proofErr w:type="spellStart"/>
+      <w:r>
+        <w:rPr>
+          <w:sz w:val="24"/>
+          <w:szCs w:val="24"/>
+        </w:rPr>
+        <w:t>céljaidat</w:t>
+      </w:r>
+      <w:proofErr w:type="spellEnd"/>
+      <w:r>
+        <w:rPr>
+          <w:sz w:val="24"/>
+          <w:szCs w:val="24"/>
+        </w:rPr>
+        <w:t xml:space="preserve"> (pl. </w:t>
+      </w:r>
+      <w:proofErr w:type="spellStart"/>
+      <w:r>
+        <w:rPr>
+          <w:sz w:val="24"/>
+          <w:szCs w:val="24"/>
+        </w:rPr>
+        <w:t>izomnövelés</w:t>
+      </w:r>
+      <w:proofErr w:type="spellEnd"/>
+      <w:r>
+        <w:rPr>
+          <w:sz w:val="24"/>
+          <w:szCs w:val="24"/>
+        </w:rPr>
+        <w:t xml:space="preserve">, </w:t>
+      </w:r>
+      <w:proofErr w:type="spellStart"/>
+      <w:r>
+        <w:rPr>
+          <w:sz w:val="24"/>
+          <w:szCs w:val="24"/>
+        </w:rPr>
+        <w:t>fogyás</w:t>
+      </w:r>
+      <w:proofErr w:type="spellEnd"/>
+      <w:r>
+        <w:rPr>
+          <w:sz w:val="24"/>
+          <w:szCs w:val="24"/>
+        </w:rPr>
+        <w:t>).</w:t>
+      </w:r>
+      <w:r>
+        <w:rPr>
+          <w:sz w:val="24"/>
+          <w:szCs w:val="24"/>
+        </w:rPr>
+        <w:br/>
+        <w:t xml:space="preserve"> - Add meg </w:t>
+      </w:r>
+      <w:proofErr w:type="spellStart"/>
+      <w:r>
+        <w:rPr>
+          <w:sz w:val="24"/>
+          <w:szCs w:val="24"/>
+        </w:rPr>
+        <w:t>az</w:t>
+      </w:r>
+      <w:proofErr w:type="spellEnd"/>
+      <w:r>
+        <w:rPr>
+          <w:sz w:val="24"/>
+          <w:szCs w:val="24"/>
+        </w:rPr>
+        <w:t xml:space="preserve"> </w:t>
+      </w:r>
+      <w:proofErr w:type="spellStart"/>
+      <w:r>
+        <w:rPr>
+          <w:sz w:val="24"/>
+          <w:szCs w:val="24"/>
+        </w:rPr>
+        <w:t>edzésnaplót</w:t>
+      </w:r>
+      <w:proofErr w:type="spellEnd"/>
+      <w:r>
+        <w:rPr>
+          <w:sz w:val="24"/>
+          <w:szCs w:val="24"/>
+        </w:rPr>
+        <w:t xml:space="preserve">, </w:t>
+      </w:r>
+      <w:proofErr w:type="spellStart"/>
+      <w:r>
+        <w:rPr>
+          <w:sz w:val="24"/>
+          <w:szCs w:val="24"/>
+        </w:rPr>
+        <w:t>hogy</w:t>
+      </w:r>
+      <w:proofErr w:type="spellEnd"/>
+      <w:r>
+        <w:rPr>
+          <w:sz w:val="24"/>
+          <w:szCs w:val="24"/>
+        </w:rPr>
+        <w:t xml:space="preserve"> a </w:t>
+      </w:r>
+      <w:proofErr w:type="spellStart"/>
+      <w:r>
+        <w:rPr>
+          <w:sz w:val="24"/>
+          <w:szCs w:val="24"/>
+        </w:rPr>
+        <w:t>következő</w:t>
+      </w:r>
+      <w:proofErr w:type="spellEnd"/>
+      <w:r>
+        <w:rPr>
+          <w:sz w:val="24"/>
+          <w:szCs w:val="24"/>
+        </w:rPr>
+        <w:t xml:space="preserve"> </w:t>
+      </w:r>
+      <w:proofErr w:type="spellStart"/>
+      <w:r>
+        <w:rPr>
+          <w:sz w:val="24"/>
+          <w:szCs w:val="24"/>
+        </w:rPr>
+        <w:t>edzéskor</w:t>
+      </w:r>
+      <w:proofErr w:type="spellEnd"/>
+      <w:r>
+        <w:rPr>
+          <w:sz w:val="24"/>
+          <w:szCs w:val="24"/>
+        </w:rPr>
+        <w:t xml:space="preserve"> </w:t>
+      </w:r>
+      <w:proofErr w:type="spellStart"/>
+      <w:r>
+        <w:rPr>
+          <w:sz w:val="24"/>
+          <w:szCs w:val="24"/>
+        </w:rPr>
+        <w:t>könnyen</w:t>
+      </w:r>
+      <w:proofErr w:type="spellEnd"/>
+      <w:r>
+        <w:rPr>
+          <w:sz w:val="24"/>
+          <w:szCs w:val="24"/>
+        </w:rPr>
+        <w:t xml:space="preserve"> </w:t>
+      </w:r>
+      <w:proofErr w:type="spellStart"/>
+      <w:r>
+        <w:rPr>
+          <w:sz w:val="24"/>
+          <w:szCs w:val="24"/>
+        </w:rPr>
+        <w:t>hozzáférhess</w:t>
+      </w:r>
+      <w:proofErr w:type="spellEnd"/>
+      <w:r>
+        <w:rPr>
+          <w:sz w:val="24"/>
+          <w:szCs w:val="24"/>
+        </w:rPr>
+        <w:t xml:space="preserve"> a </w:t>
+      </w:r>
+      <w:proofErr w:type="spellStart"/>
+      <w:r>
+        <w:rPr>
+          <w:sz w:val="24"/>
+          <w:szCs w:val="24"/>
+        </w:rPr>
+        <w:t>statisztikákhoz</w:t>
+      </w:r>
+      <w:proofErr w:type="spellEnd"/>
+      <w:r>
+        <w:rPr>
+          <w:sz w:val="24"/>
+          <w:szCs w:val="24"/>
+        </w:rPr>
+        <w:t>.</w:t>
+      </w:r>
+    </w:p>
+    <w:p>
+      <w:pPr>
+        <w:rPr>
+          <w:sz w:val="24"/>
+          <w:szCs w:val="24"/>
+        </w:rPr>
+      </w:pPr>
+      <w:r>
+        <w:rPr>
+          <w:sz w:val="24"/>
+          <w:szCs w:val="24"/>
+        </w:rPr>
+        <w:t xml:space="preserve">4.2 </w:t>
+      </w:r>
+      <w:proofErr w:type="spellStart"/>
+      <w:r>
+        <w:rPr>
+          <w:sz w:val="24"/>
+          <w:szCs w:val="24"/>
+        </w:rPr>
+        <w:t>Funkciók</w:t>
+      </w:r>
+      <w:proofErr w:type="spellEnd"/>
+      <w:r>
+        <w:rPr>
+          <w:sz w:val="24"/>
+          <w:szCs w:val="24"/>
+        </w:rPr>
+        <w:t xml:space="preserve"> </w:t>
+      </w:r>
+      <w:proofErr w:type="spellStart"/>
+      <w:r>
+        <w:rPr>
+          <w:sz w:val="24"/>
+          <w:szCs w:val="24"/>
+        </w:rPr>
+        <w:t>részletes</w:t>
+      </w:r>
+      <w:proofErr w:type="spellEnd"/>
+      <w:r>
+        <w:rPr>
+          <w:sz w:val="24"/>
+          <w:szCs w:val="24"/>
+        </w:rPr>
+        <w:t xml:space="preserve"> </w:t>
+      </w:r>
+      <w:proofErr w:type="spellStart"/>
+      <w:r>
+        <w:rPr>
+          <w:sz w:val="24"/>
+          <w:szCs w:val="24"/>
+        </w:rPr>
+        <w:t>bemutatása</w:t>
+      </w:r>
+      <w:proofErr w:type="spellEnd"/>
+    </w:p>
+    <w:p>
+      <w:pPr>
+        <w:rPr>
+          <w:sz w:val="24"/>
+          <w:szCs w:val="24"/>
+        </w:rPr>
+      </w:pPr>
+      <w:r>
+        <w:rPr>
+          <w:sz w:val="24"/>
+          <w:szCs w:val="24"/>
+        </w:rPr>
+        <w:lastRenderedPageBreak/>
+        <w:t xml:space="preserve">4.2.1 </w:t>
+      </w:r>
+      <w:proofErr w:type="spellStart"/>
+      <w:r>
+        <w:rPr>
+          <w:sz w:val="24"/>
+          <w:szCs w:val="24"/>
+        </w:rPr>
+        <w:t>Alapfunkciók</w:t>
+      </w:r>
+      <w:proofErr w:type="spellEnd"/>
+      <w:r>
+        <w:rPr>
+          <w:sz w:val="24"/>
+          <w:szCs w:val="24"/>
+        </w:rPr>
+        <w:br/>
+        <w:t xml:space="preserve"> - </w:t>
+      </w:r>
+      <w:proofErr w:type="spellStart"/>
+      <w:r>
+        <w:rPr>
+          <w:sz w:val="24"/>
+          <w:szCs w:val="24"/>
+        </w:rPr>
+        <w:t>Edzésnapló</w:t>
+      </w:r>
+      <w:proofErr w:type="spellEnd"/>
+      <w:r>
+        <w:rPr>
+          <w:sz w:val="24"/>
+          <w:szCs w:val="24"/>
+        </w:rPr>
+        <w:t xml:space="preserve"> </w:t>
+      </w:r>
+      <w:proofErr w:type="spellStart"/>
+      <w:r>
+        <w:rPr>
+          <w:sz w:val="24"/>
+          <w:szCs w:val="24"/>
+        </w:rPr>
+        <w:t>hozzáadása</w:t>
+      </w:r>
+      <w:proofErr w:type="spellEnd"/>
+      <w:r>
+        <w:rPr>
+          <w:sz w:val="24"/>
+          <w:szCs w:val="24"/>
+        </w:rPr>
+        <w:t xml:space="preserve">: Minden </w:t>
+      </w:r>
+      <w:proofErr w:type="spellStart"/>
+      <w:r>
+        <w:rPr>
+          <w:sz w:val="24"/>
+          <w:szCs w:val="24"/>
+        </w:rPr>
+        <w:t>edzés</w:t>
+      </w:r>
+      <w:proofErr w:type="spellEnd"/>
+      <w:r>
+        <w:rPr>
+          <w:sz w:val="24"/>
+          <w:szCs w:val="24"/>
+        </w:rPr>
+        <w:t xml:space="preserve"> </w:t>
+      </w:r>
+      <w:proofErr w:type="spellStart"/>
+      <w:r>
+        <w:rPr>
+          <w:sz w:val="24"/>
+          <w:szCs w:val="24"/>
+        </w:rPr>
+        <w:t>után</w:t>
+      </w:r>
+      <w:proofErr w:type="spellEnd"/>
+      <w:r>
+        <w:rPr>
+          <w:sz w:val="24"/>
+          <w:szCs w:val="24"/>
+        </w:rPr>
+        <w:t xml:space="preserve"> </w:t>
+      </w:r>
+      <w:proofErr w:type="spellStart"/>
+      <w:r>
+        <w:rPr>
+          <w:sz w:val="24"/>
+          <w:szCs w:val="24"/>
+        </w:rPr>
+        <w:t>rögzítheted</w:t>
+      </w:r>
+      <w:proofErr w:type="spellEnd"/>
+      <w:r>
+        <w:rPr>
+          <w:sz w:val="24"/>
+          <w:szCs w:val="24"/>
+        </w:rPr>
+        <w:t xml:space="preserve"> </w:t>
+      </w:r>
+      <w:proofErr w:type="spellStart"/>
+      <w:r>
+        <w:rPr>
+          <w:sz w:val="24"/>
+          <w:szCs w:val="24"/>
+        </w:rPr>
+        <w:t>az</w:t>
+      </w:r>
+      <w:proofErr w:type="spellEnd"/>
+      <w:r>
+        <w:rPr>
+          <w:sz w:val="24"/>
+          <w:szCs w:val="24"/>
+        </w:rPr>
+        <w:t xml:space="preserve"> </w:t>
+      </w:r>
+      <w:proofErr w:type="spellStart"/>
+      <w:r>
+        <w:rPr>
+          <w:sz w:val="24"/>
+          <w:szCs w:val="24"/>
+        </w:rPr>
+        <w:t>elvégzett</w:t>
+      </w:r>
+      <w:proofErr w:type="spellEnd"/>
+      <w:r>
+        <w:rPr>
+          <w:sz w:val="24"/>
+          <w:szCs w:val="24"/>
+        </w:rPr>
+        <w:t xml:space="preserve"> </w:t>
+      </w:r>
+      <w:proofErr w:type="spellStart"/>
+      <w:r>
+        <w:rPr>
+          <w:sz w:val="24"/>
+          <w:szCs w:val="24"/>
+        </w:rPr>
+        <w:t>gyakorlatokat</w:t>
+      </w:r>
+      <w:proofErr w:type="spellEnd"/>
+      <w:r>
+        <w:rPr>
+          <w:sz w:val="24"/>
+          <w:szCs w:val="24"/>
+        </w:rPr>
+        <w:t xml:space="preserve">, </w:t>
+      </w:r>
+      <w:proofErr w:type="spellStart"/>
+      <w:r>
+        <w:rPr>
+          <w:sz w:val="24"/>
+          <w:szCs w:val="24"/>
+        </w:rPr>
+        <w:t>ismétléseket</w:t>
+      </w:r>
+      <w:proofErr w:type="spellEnd"/>
+      <w:r>
+        <w:rPr>
+          <w:sz w:val="24"/>
+          <w:szCs w:val="24"/>
+        </w:rPr>
+        <w:t xml:space="preserve">, </w:t>
+      </w:r>
+      <w:proofErr w:type="spellStart"/>
+      <w:r>
+        <w:rPr>
+          <w:sz w:val="24"/>
+          <w:szCs w:val="24"/>
+        </w:rPr>
+        <w:t>súlyokat</w:t>
+      </w:r>
+      <w:proofErr w:type="spellEnd"/>
+      <w:r>
+        <w:rPr>
+          <w:sz w:val="24"/>
+          <w:szCs w:val="24"/>
+        </w:rPr>
+        <w:t>.</w:t>
+      </w:r>
+      <w:r>
+        <w:rPr>
+          <w:sz w:val="24"/>
+          <w:szCs w:val="24"/>
+        </w:rPr>
+        <w:br/>
+        <w:t xml:space="preserve"> - </w:t>
+      </w:r>
+      <w:proofErr w:type="spellStart"/>
+      <w:r>
+        <w:rPr>
+          <w:sz w:val="24"/>
+          <w:szCs w:val="24"/>
+        </w:rPr>
+        <w:t>Edzésprogramok</w:t>
+      </w:r>
+      <w:proofErr w:type="spellEnd"/>
+      <w:r>
+        <w:rPr>
+          <w:sz w:val="24"/>
+          <w:szCs w:val="24"/>
+        </w:rPr>
+        <w:t xml:space="preserve"> </w:t>
+      </w:r>
+      <w:proofErr w:type="spellStart"/>
+      <w:r>
+        <w:rPr>
+          <w:sz w:val="24"/>
+          <w:szCs w:val="24"/>
+        </w:rPr>
+        <w:t>választása</w:t>
+      </w:r>
+      <w:proofErr w:type="spellEnd"/>
+      <w:r>
+        <w:rPr>
+          <w:sz w:val="24"/>
+          <w:szCs w:val="24"/>
+        </w:rPr>
+        <w:t xml:space="preserve">: </w:t>
+      </w:r>
+      <w:proofErr w:type="spellStart"/>
+      <w:r>
+        <w:rPr>
+          <w:sz w:val="24"/>
+          <w:szCs w:val="24"/>
+        </w:rPr>
+        <w:t>Alap</w:t>
+      </w:r>
+      <w:proofErr w:type="spellEnd"/>
+      <w:r>
+        <w:rPr>
+          <w:sz w:val="24"/>
+          <w:szCs w:val="24"/>
+        </w:rPr>
+        <w:t xml:space="preserve"> </w:t>
+      </w:r>
+      <w:proofErr w:type="spellStart"/>
+      <w:r>
+        <w:rPr>
+          <w:sz w:val="24"/>
+          <w:szCs w:val="24"/>
+        </w:rPr>
+        <w:t>edzésprogramok</w:t>
+      </w:r>
+      <w:proofErr w:type="spellEnd"/>
+      <w:r>
+        <w:rPr>
+          <w:sz w:val="24"/>
+          <w:szCs w:val="24"/>
+        </w:rPr>
+        <w:t xml:space="preserve"> </w:t>
+      </w:r>
+      <w:proofErr w:type="spellStart"/>
+      <w:r>
+        <w:rPr>
+          <w:sz w:val="24"/>
+          <w:szCs w:val="24"/>
+        </w:rPr>
+        <w:t>elérhetők</w:t>
+      </w:r>
+      <w:proofErr w:type="spellEnd"/>
+      <w:r>
+        <w:rPr>
+          <w:sz w:val="24"/>
+          <w:szCs w:val="24"/>
+        </w:rPr>
+        <w:t xml:space="preserve"> a </w:t>
+      </w:r>
+      <w:proofErr w:type="spellStart"/>
+      <w:r>
+        <w:rPr>
+          <w:sz w:val="24"/>
+          <w:szCs w:val="24"/>
+        </w:rPr>
+        <w:t>felhasználók</w:t>
+      </w:r>
+      <w:proofErr w:type="spellEnd"/>
+      <w:r>
+        <w:rPr>
+          <w:sz w:val="24"/>
+          <w:szCs w:val="24"/>
+        </w:rPr>
+        <w:t xml:space="preserve"> </w:t>
+      </w:r>
+      <w:proofErr w:type="spellStart"/>
+      <w:r>
+        <w:rPr>
+          <w:sz w:val="24"/>
+          <w:szCs w:val="24"/>
+        </w:rPr>
+        <w:t>számára</w:t>
+      </w:r>
+      <w:proofErr w:type="spellEnd"/>
+      <w:r>
+        <w:rPr>
+          <w:sz w:val="24"/>
+          <w:szCs w:val="24"/>
+        </w:rPr>
+        <w:t xml:space="preserve"> a </w:t>
+      </w:r>
+      <w:proofErr w:type="spellStart"/>
+      <w:r>
+        <w:rPr>
+          <w:sz w:val="24"/>
+          <w:szCs w:val="24"/>
+        </w:rPr>
+        <w:t>kezdők</w:t>
+      </w:r>
+      <w:proofErr w:type="spellEnd"/>
+      <w:r>
+        <w:rPr>
+          <w:sz w:val="24"/>
+          <w:szCs w:val="24"/>
+        </w:rPr>
+        <w:t xml:space="preserve"> </w:t>
+      </w:r>
+      <w:proofErr w:type="spellStart"/>
+      <w:r>
+        <w:rPr>
+          <w:sz w:val="24"/>
+          <w:szCs w:val="24"/>
+        </w:rPr>
+        <w:t>és</w:t>
+      </w:r>
+      <w:proofErr w:type="spellEnd"/>
+      <w:r>
+        <w:rPr>
+          <w:sz w:val="24"/>
+          <w:szCs w:val="24"/>
+        </w:rPr>
+        <w:t xml:space="preserve"> </w:t>
+      </w:r>
+      <w:proofErr w:type="spellStart"/>
+      <w:r>
+        <w:rPr>
+          <w:sz w:val="24"/>
+          <w:szCs w:val="24"/>
+        </w:rPr>
+        <w:t>haladók</w:t>
+      </w:r>
+      <w:proofErr w:type="spellEnd"/>
+      <w:r>
+        <w:rPr>
+          <w:sz w:val="24"/>
+          <w:szCs w:val="24"/>
+        </w:rPr>
+        <w:t xml:space="preserve"> </w:t>
+      </w:r>
+      <w:proofErr w:type="spellStart"/>
+      <w:r>
+        <w:rPr>
+          <w:sz w:val="24"/>
+          <w:szCs w:val="24"/>
+        </w:rPr>
+        <w:t>számára</w:t>
+      </w:r>
+      <w:proofErr w:type="spellEnd"/>
+      <w:r>
+        <w:rPr>
+          <w:sz w:val="24"/>
+          <w:szCs w:val="24"/>
+        </w:rPr>
+        <w:t xml:space="preserve"> is.</w:t>
+      </w:r>
+    </w:p>
+    <w:p>
+      <w:pPr>
+        <w:rPr>
+          <w:sz w:val="24"/>
+          <w:szCs w:val="24"/>
+        </w:rPr>
+      </w:pPr>
+      <w:r>
+        <w:rPr>
+          <w:sz w:val="24"/>
+          <w:szCs w:val="24"/>
+        </w:rPr>
+        <w:t xml:space="preserve">4.2.2 </w:t>
+      </w:r>
+      <w:proofErr w:type="spellStart"/>
+      <w:r>
+        <w:rPr>
+          <w:sz w:val="24"/>
+          <w:szCs w:val="24"/>
+        </w:rPr>
+        <w:t>Haladó</w:t>
+      </w:r>
+      <w:proofErr w:type="spellEnd"/>
+      <w:r>
+        <w:rPr>
+          <w:sz w:val="24"/>
+          <w:szCs w:val="24"/>
+        </w:rPr>
+        <w:t xml:space="preserve"> </w:t>
+      </w:r>
+      <w:proofErr w:type="spellStart"/>
+      <w:r>
+        <w:rPr>
+          <w:sz w:val="24"/>
+          <w:szCs w:val="24"/>
+        </w:rPr>
+        <w:t>funkciók</w:t>
+      </w:r>
+      <w:proofErr w:type="spellEnd"/>
+      <w:r>
+        <w:rPr>
+          <w:sz w:val="24"/>
+          <w:szCs w:val="24"/>
+        </w:rPr>
+        <w:br/>
+        <w:t xml:space="preserve"> - </w:t>
+      </w:r>
+      <w:proofErr w:type="spellStart"/>
+      <w:r>
+        <w:rPr>
+          <w:sz w:val="24"/>
+          <w:szCs w:val="24"/>
+        </w:rPr>
+        <w:t>Haladó</w:t>
+      </w:r>
+      <w:proofErr w:type="spellEnd"/>
+      <w:r>
+        <w:rPr>
+          <w:sz w:val="24"/>
+          <w:szCs w:val="24"/>
+        </w:rPr>
+        <w:t xml:space="preserve"> </w:t>
+      </w:r>
+      <w:proofErr w:type="spellStart"/>
+      <w:r>
+        <w:rPr>
+          <w:sz w:val="24"/>
+          <w:szCs w:val="24"/>
+        </w:rPr>
+        <w:t>edzési</w:t>
+      </w:r>
+      <w:proofErr w:type="spellEnd"/>
+      <w:r>
+        <w:rPr>
+          <w:sz w:val="24"/>
+          <w:szCs w:val="24"/>
+        </w:rPr>
+        <w:t xml:space="preserve"> </w:t>
+      </w:r>
+      <w:proofErr w:type="spellStart"/>
+      <w:r>
+        <w:rPr>
+          <w:sz w:val="24"/>
+          <w:szCs w:val="24"/>
+        </w:rPr>
+        <w:t>beállítások</w:t>
+      </w:r>
+      <w:proofErr w:type="spellEnd"/>
+      <w:r>
+        <w:rPr>
+          <w:sz w:val="24"/>
+          <w:szCs w:val="24"/>
+        </w:rPr>
+        <w:t xml:space="preserve">: </w:t>
+      </w:r>
+      <w:proofErr w:type="spellStart"/>
+      <w:r>
+        <w:rPr>
+          <w:sz w:val="24"/>
+          <w:szCs w:val="24"/>
+        </w:rPr>
+        <w:t>Testreszabhatod</w:t>
+      </w:r>
+      <w:proofErr w:type="spellEnd"/>
+      <w:r>
+        <w:rPr>
+          <w:sz w:val="24"/>
+          <w:szCs w:val="24"/>
+        </w:rPr>
+        <w:t xml:space="preserve"> a </w:t>
+      </w:r>
+      <w:proofErr w:type="spellStart"/>
+      <w:r>
+        <w:rPr>
+          <w:sz w:val="24"/>
+          <w:szCs w:val="24"/>
+        </w:rPr>
+        <w:t>gyakorlatokat</w:t>
+      </w:r>
+      <w:proofErr w:type="spellEnd"/>
+      <w:r>
+        <w:rPr>
+          <w:sz w:val="24"/>
+          <w:szCs w:val="24"/>
+        </w:rPr>
+        <w:t xml:space="preserve"> </w:t>
+      </w:r>
+      <w:proofErr w:type="spellStart"/>
+      <w:r>
+        <w:rPr>
+          <w:sz w:val="24"/>
+          <w:szCs w:val="24"/>
+        </w:rPr>
+        <w:t>és</w:t>
+      </w:r>
+      <w:proofErr w:type="spellEnd"/>
+      <w:r>
+        <w:rPr>
+          <w:sz w:val="24"/>
+          <w:szCs w:val="24"/>
+        </w:rPr>
+        <w:t xml:space="preserve"> a </w:t>
+      </w:r>
+      <w:proofErr w:type="spellStart"/>
+      <w:r>
+        <w:rPr>
+          <w:sz w:val="24"/>
+          <w:szCs w:val="24"/>
+        </w:rPr>
+        <w:t>heti</w:t>
+      </w:r>
+      <w:proofErr w:type="spellEnd"/>
+      <w:r>
+        <w:rPr>
+          <w:sz w:val="24"/>
+          <w:szCs w:val="24"/>
+        </w:rPr>
+        <w:t xml:space="preserve"> </w:t>
+      </w:r>
+      <w:proofErr w:type="spellStart"/>
+      <w:r>
+        <w:rPr>
+          <w:sz w:val="24"/>
+          <w:szCs w:val="24"/>
+        </w:rPr>
+        <w:t>edzésmennyiséget</w:t>
+      </w:r>
+      <w:proofErr w:type="spellEnd"/>
+      <w:r>
+        <w:rPr>
+          <w:sz w:val="24"/>
+          <w:szCs w:val="24"/>
+        </w:rPr>
+        <w:t xml:space="preserve">, </w:t>
+      </w:r>
+      <w:proofErr w:type="spellStart"/>
+      <w:r>
+        <w:rPr>
+          <w:sz w:val="24"/>
+          <w:szCs w:val="24"/>
+        </w:rPr>
+        <w:t>figyelembe</w:t>
+      </w:r>
+      <w:proofErr w:type="spellEnd"/>
+      <w:r>
+        <w:rPr>
+          <w:sz w:val="24"/>
+          <w:szCs w:val="24"/>
+        </w:rPr>
+        <w:t xml:space="preserve"> </w:t>
+      </w:r>
+      <w:proofErr w:type="spellStart"/>
+      <w:r>
+        <w:rPr>
+          <w:sz w:val="24"/>
+          <w:szCs w:val="24"/>
+        </w:rPr>
+        <w:t>véve</w:t>
+      </w:r>
+      <w:proofErr w:type="spellEnd"/>
+      <w:r>
+        <w:rPr>
+          <w:sz w:val="24"/>
+          <w:szCs w:val="24"/>
+        </w:rPr>
+        <w:t xml:space="preserve"> a </w:t>
+      </w:r>
+      <w:proofErr w:type="spellStart"/>
+      <w:r>
+        <w:rPr>
+          <w:sz w:val="24"/>
+          <w:szCs w:val="24"/>
+        </w:rPr>
+        <w:t>céljaidat</w:t>
+      </w:r>
+      <w:proofErr w:type="spellEnd"/>
+      <w:r>
+        <w:rPr>
+          <w:sz w:val="24"/>
+          <w:szCs w:val="24"/>
+        </w:rPr>
+        <w:t>.</w:t>
+      </w:r>
+      <w:r>
+        <w:rPr>
+          <w:sz w:val="24"/>
+          <w:szCs w:val="24"/>
+        </w:rPr>
+        <w:br/>
+        <w:t xml:space="preserve"> - </w:t>
+      </w:r>
+      <w:proofErr w:type="spellStart"/>
+      <w:r>
+        <w:rPr>
+          <w:sz w:val="24"/>
+          <w:szCs w:val="24"/>
+        </w:rPr>
+        <w:t>Edzések</w:t>
+      </w:r>
+      <w:proofErr w:type="spellEnd"/>
+      <w:r>
+        <w:rPr>
+          <w:sz w:val="24"/>
+          <w:szCs w:val="24"/>
+        </w:rPr>
+        <w:t xml:space="preserve"> </w:t>
+      </w:r>
+      <w:proofErr w:type="spellStart"/>
+      <w:r>
+        <w:rPr>
+          <w:sz w:val="24"/>
+          <w:szCs w:val="24"/>
+        </w:rPr>
+        <w:t>elemzése</w:t>
+      </w:r>
+      <w:proofErr w:type="spellEnd"/>
+      <w:r>
+        <w:rPr>
+          <w:sz w:val="24"/>
+          <w:szCs w:val="24"/>
+        </w:rPr>
+        <w:t xml:space="preserve">: </w:t>
+      </w:r>
+      <w:proofErr w:type="spellStart"/>
+      <w:r>
+        <w:rPr>
+          <w:sz w:val="24"/>
+          <w:szCs w:val="24"/>
+        </w:rPr>
+        <w:t>Megtekintheted</w:t>
+      </w:r>
+      <w:proofErr w:type="spellEnd"/>
+      <w:r>
+        <w:rPr>
+          <w:sz w:val="24"/>
+          <w:szCs w:val="24"/>
+        </w:rPr>
+        <w:t xml:space="preserve"> </w:t>
+      </w:r>
+      <w:proofErr w:type="spellStart"/>
+      <w:r>
+        <w:rPr>
+          <w:sz w:val="24"/>
+          <w:szCs w:val="24"/>
+        </w:rPr>
+        <w:t>az</w:t>
+      </w:r>
+      <w:proofErr w:type="spellEnd"/>
+      <w:r>
+        <w:rPr>
+          <w:sz w:val="24"/>
+          <w:szCs w:val="24"/>
+        </w:rPr>
+        <w:t xml:space="preserve"> </w:t>
+      </w:r>
+      <w:proofErr w:type="spellStart"/>
+      <w:r>
+        <w:rPr>
+          <w:sz w:val="24"/>
+          <w:szCs w:val="24"/>
+        </w:rPr>
+        <w:t>előző</w:t>
+      </w:r>
+      <w:proofErr w:type="spellEnd"/>
+      <w:r>
+        <w:rPr>
+          <w:sz w:val="24"/>
+          <w:szCs w:val="24"/>
+        </w:rPr>
+        <w:t xml:space="preserve"> </w:t>
+      </w:r>
+      <w:proofErr w:type="spellStart"/>
+      <w:r>
+        <w:rPr>
+          <w:sz w:val="24"/>
+          <w:szCs w:val="24"/>
+        </w:rPr>
+        <w:t>edzéseid</w:t>
+      </w:r>
+      <w:proofErr w:type="spellEnd"/>
+      <w:r>
+        <w:rPr>
+          <w:sz w:val="24"/>
+          <w:szCs w:val="24"/>
+        </w:rPr>
+        <w:t xml:space="preserve"> </w:t>
+      </w:r>
+      <w:proofErr w:type="spellStart"/>
+      <w:r>
+        <w:rPr>
+          <w:sz w:val="24"/>
+          <w:szCs w:val="24"/>
+        </w:rPr>
+        <w:t>statisztikáit</w:t>
+      </w:r>
+      <w:proofErr w:type="spellEnd"/>
+      <w:r>
+        <w:rPr>
+          <w:sz w:val="24"/>
+          <w:szCs w:val="24"/>
+        </w:rPr>
+        <w:t xml:space="preserve">, </w:t>
+      </w:r>
+      <w:proofErr w:type="spellStart"/>
+      <w:r>
+        <w:rPr>
+          <w:sz w:val="24"/>
+          <w:szCs w:val="24"/>
+        </w:rPr>
+        <w:t>és</w:t>
+      </w:r>
+      <w:proofErr w:type="spellEnd"/>
+      <w:r>
+        <w:rPr>
+          <w:sz w:val="24"/>
+          <w:szCs w:val="24"/>
+        </w:rPr>
+        <w:t xml:space="preserve"> </w:t>
+      </w:r>
+      <w:proofErr w:type="spellStart"/>
+      <w:r>
+        <w:rPr>
+          <w:sz w:val="24"/>
+          <w:szCs w:val="24"/>
+        </w:rPr>
+        <w:t>analizálhatod</w:t>
+      </w:r>
+      <w:proofErr w:type="spellEnd"/>
+      <w:r>
+        <w:rPr>
+          <w:sz w:val="24"/>
+          <w:szCs w:val="24"/>
+        </w:rPr>
+        <w:t xml:space="preserve"> a </w:t>
+      </w:r>
+      <w:proofErr w:type="spellStart"/>
+      <w:r>
+        <w:rPr>
+          <w:sz w:val="24"/>
+          <w:szCs w:val="24"/>
+        </w:rPr>
+        <w:t>fejlődésed</w:t>
+      </w:r>
+      <w:proofErr w:type="spellEnd"/>
+      <w:r>
+        <w:rPr>
+          <w:sz w:val="24"/>
+          <w:szCs w:val="24"/>
+        </w:rPr>
+        <w:t xml:space="preserve"> </w:t>
+      </w:r>
+      <w:proofErr w:type="spellStart"/>
+      <w:r>
+        <w:rPr>
+          <w:sz w:val="24"/>
+          <w:szCs w:val="24"/>
+        </w:rPr>
+        <w:t>grafikonokon</w:t>
+      </w:r>
+      <w:proofErr w:type="spellEnd"/>
+      <w:r>
+        <w:rPr>
+          <w:sz w:val="24"/>
+          <w:szCs w:val="24"/>
+        </w:rPr>
+        <w:t>.</w:t>
+      </w:r>
+    </w:p>
+    <w:p>
+      <w:pPr>
+        <w:rPr>
+          <w:sz w:val="24"/>
+          <w:szCs w:val="24"/>
+        </w:rPr>
+      </w:pPr>
+      <w:r>
+        <w:rPr>
+          <w:sz w:val="24"/>
+          <w:szCs w:val="24"/>
+        </w:rPr>
+        <w:t xml:space="preserve">4.3 Tipikus </w:t>
+      </w:r>
+      <w:proofErr w:type="spellStart"/>
+      <w:r>
+        <w:rPr>
+          <w:sz w:val="24"/>
+          <w:szCs w:val="24"/>
+        </w:rPr>
+        <w:t>hibák</w:t>
+      </w:r>
+      <w:proofErr w:type="spellEnd"/>
+      <w:r>
+        <w:rPr>
+          <w:sz w:val="24"/>
+          <w:szCs w:val="24"/>
+        </w:rPr>
+        <w:t xml:space="preserve"> </w:t>
+      </w:r>
+      <w:proofErr w:type="spellStart"/>
+      <w:r>
+        <w:rPr>
+          <w:sz w:val="24"/>
+          <w:szCs w:val="24"/>
+        </w:rPr>
+        <w:t>kezelése</w:t>
+      </w:r>
+      <w:r>
+        <w:rPr>
+          <w:sz w:val="24"/>
+          <w:szCs w:val="24"/>
         </w:rPr>
         <w:t>í</w:t>
       </w:r>
-      <w:r>
-        <w:rPr>
-          <w:sz w:val="32"/>
-          <w:szCs w:val="32"/>
+      <w:proofErr w:type="spellEnd"/>
+      <w:r>
+        <w:rPr>
+          <w:sz w:val="24"/>
+          <w:szCs w:val="24"/>
         </w:rPr>
         <w:br/>
-        <w:t xml:space="preserve"> - Hiba: 'Nem találom a mentett edzéseimet'</w:t>
-      </w:r>
-      <w:r>
-        <w:rPr>
-          <w:sz w:val="32"/>
-          <w:szCs w:val="32"/>
+        <w:t xml:space="preserve"> - Hiba: 'Nem </w:t>
+      </w:r>
+      <w:proofErr w:type="spellStart"/>
+      <w:r>
+        <w:rPr>
+          <w:sz w:val="24"/>
+          <w:szCs w:val="24"/>
+        </w:rPr>
+        <w:t>találom</w:t>
+      </w:r>
+      <w:proofErr w:type="spellEnd"/>
+      <w:r>
+        <w:rPr>
+          <w:sz w:val="24"/>
+          <w:szCs w:val="24"/>
+        </w:rPr>
+        <w:t xml:space="preserve"> a </w:t>
+      </w:r>
+      <w:proofErr w:type="spellStart"/>
+      <w:r>
+        <w:rPr>
+          <w:sz w:val="24"/>
+          <w:szCs w:val="24"/>
+        </w:rPr>
+        <w:t>mentett</w:t>
+      </w:r>
+      <w:proofErr w:type="spellEnd"/>
+      <w:r>
+        <w:rPr>
+          <w:sz w:val="24"/>
+          <w:szCs w:val="24"/>
+        </w:rPr>
+        <w:t xml:space="preserve"> </w:t>
+      </w:r>
+      <w:proofErr w:type="spellStart"/>
+      <w:r>
+        <w:rPr>
+          <w:sz w:val="24"/>
+          <w:szCs w:val="24"/>
+        </w:rPr>
+        <w:t>edzéseimet</w:t>
+      </w:r>
+      <w:proofErr w:type="spellEnd"/>
+      <w:r>
+        <w:rPr>
+          <w:sz w:val="24"/>
+          <w:szCs w:val="24"/>
+        </w:rPr>
+        <w:t>'</w:t>
+      </w:r>
+      <w:r>
+        <w:rPr>
+          <w:sz w:val="24"/>
+          <w:szCs w:val="24"/>
         </w:rPr>
         <w:br/>
-        <w:t xml:space="preserve"> Megoldás: Győződj meg róla, hogy be vagy jelentkezve a megfelelő fiókkal, és hogy az edzésnapló helyesen lett mentve.</w:t>
+        <w:t xml:space="preserve"> </w:t>
+      </w:r>
+      <w:proofErr w:type="spellStart"/>
+      <w:r>
+        <w:rPr>
+          <w:sz w:val="24"/>
+          <w:szCs w:val="24"/>
+        </w:rPr>
+        <w:t>Megoldás</w:t>
+      </w:r>
+      <w:proofErr w:type="spellEnd"/>
+      <w:r>
+        <w:rPr>
+          <w:sz w:val="24"/>
+          <w:szCs w:val="24"/>
+        </w:rPr>
+        <w:t xml:space="preserve">: </w:t>
+      </w:r>
+      <w:proofErr w:type="spellStart"/>
+      <w:r>
+        <w:rPr>
+          <w:sz w:val="24"/>
+          <w:szCs w:val="24"/>
+        </w:rPr>
+        <w:t>Győződj</w:t>
+      </w:r>
+      <w:proofErr w:type="spellEnd"/>
+      <w:r>
+        <w:rPr>
+          <w:sz w:val="24"/>
+          <w:szCs w:val="24"/>
+        </w:rPr>
+        <w:t xml:space="preserve"> meg </w:t>
+      </w:r>
+      <w:proofErr w:type="spellStart"/>
+      <w:r>
+        <w:rPr>
+          <w:sz w:val="24"/>
+          <w:szCs w:val="24"/>
+        </w:rPr>
+        <w:t>róla</w:t>
+      </w:r>
+      <w:proofErr w:type="spellEnd"/>
+      <w:r>
+        <w:rPr>
+          <w:sz w:val="24"/>
+          <w:szCs w:val="24"/>
+        </w:rPr>
+        <w:t xml:space="preserve">, </w:t>
+      </w:r>
+      <w:proofErr w:type="spellStart"/>
+      <w:r>
+        <w:rPr>
+          <w:sz w:val="24"/>
+          <w:szCs w:val="24"/>
+        </w:rPr>
+        <w:t>hogy</w:t>
+      </w:r>
+      <w:proofErr w:type="spellEnd"/>
+      <w:r>
+        <w:rPr>
+          <w:sz w:val="24"/>
+          <w:szCs w:val="24"/>
+        </w:rPr>
+        <w:t xml:space="preserve"> be </w:t>
+      </w:r>
+      <w:proofErr w:type="spellStart"/>
+      <w:r>
+        <w:rPr>
+          <w:sz w:val="24"/>
+          <w:szCs w:val="24"/>
+        </w:rPr>
+        <w:t>vagy</w:t>
+      </w:r>
+      <w:proofErr w:type="spellEnd"/>
+      <w:r>
+        <w:rPr>
+          <w:sz w:val="24"/>
+          <w:szCs w:val="24"/>
+        </w:rPr>
+        <w:t xml:space="preserve"> </w:t>
+      </w:r>
+      <w:proofErr w:type="spellStart"/>
+      <w:r>
+        <w:rPr>
+          <w:sz w:val="24"/>
+          <w:szCs w:val="24"/>
+        </w:rPr>
+        <w:t>jelentkezve</w:t>
+      </w:r>
+      <w:proofErr w:type="spellEnd"/>
+      <w:r>
+        <w:rPr>
+          <w:sz w:val="24"/>
+          <w:szCs w:val="24"/>
+        </w:rPr>
+        <w:t xml:space="preserve"> a </w:t>
+      </w:r>
+      <w:proofErr w:type="spellStart"/>
+      <w:r>
+        <w:rPr>
+          <w:sz w:val="24"/>
+          <w:szCs w:val="24"/>
+        </w:rPr>
+        <w:t>megfelelő</w:t>
+      </w:r>
+      <w:proofErr w:type="spellEnd"/>
+      <w:r>
+        <w:rPr>
+          <w:sz w:val="24"/>
+          <w:szCs w:val="24"/>
+        </w:rPr>
+        <w:t xml:space="preserve"> </w:t>
+      </w:r>
+      <w:proofErr w:type="spellStart"/>
+      <w:r>
+        <w:rPr>
+          <w:sz w:val="24"/>
+          <w:szCs w:val="24"/>
+        </w:rPr>
+        <w:t>fiókkal</w:t>
+      </w:r>
+      <w:proofErr w:type="spellEnd"/>
+      <w:r>
+        <w:rPr>
+          <w:sz w:val="24"/>
+          <w:szCs w:val="24"/>
+        </w:rPr>
+        <w:t xml:space="preserve">, </w:t>
+      </w:r>
+      <w:proofErr w:type="spellStart"/>
+      <w:r>
+        <w:rPr>
+          <w:sz w:val="24"/>
+          <w:szCs w:val="24"/>
+        </w:rPr>
+        <w:t>és</w:t>
+      </w:r>
+      <w:proofErr w:type="spellEnd"/>
+      <w:r>
+        <w:rPr>
+          <w:sz w:val="24"/>
+          <w:szCs w:val="24"/>
+        </w:rPr>
+        <w:t xml:space="preserve"> </w:t>
+      </w:r>
+      <w:proofErr w:type="spellStart"/>
+      <w:r>
+        <w:rPr>
+          <w:sz w:val="24"/>
+          <w:szCs w:val="24"/>
+        </w:rPr>
+        <w:t>hogy</w:t>
+      </w:r>
+      <w:proofErr w:type="spellEnd"/>
+      <w:r>
+        <w:rPr>
+          <w:sz w:val="24"/>
+          <w:szCs w:val="24"/>
+        </w:rPr>
+        <w:t xml:space="preserve"> </w:t>
+      </w:r>
+      <w:proofErr w:type="spellStart"/>
+      <w:r>
+        <w:rPr>
+          <w:sz w:val="24"/>
+          <w:szCs w:val="24"/>
+        </w:rPr>
+        <w:t>az</w:t>
+      </w:r>
+      <w:proofErr w:type="spellEnd"/>
+      <w:r>
+        <w:rPr>
+          <w:sz w:val="24"/>
+          <w:szCs w:val="24"/>
+        </w:rPr>
+        <w:t xml:space="preserve"> </w:t>
+      </w:r>
+      <w:proofErr w:type="spellStart"/>
+      <w:r>
+        <w:rPr>
+          <w:sz w:val="24"/>
+          <w:szCs w:val="24"/>
+        </w:rPr>
+        <w:t>edzésnapló</w:t>
+      </w:r>
+      <w:proofErr w:type="spellEnd"/>
+      <w:r>
+        <w:rPr>
+          <w:sz w:val="24"/>
+          <w:szCs w:val="24"/>
+        </w:rPr>
+        <w:t xml:space="preserve"> </w:t>
+      </w:r>
+      <w:proofErr w:type="spellStart"/>
+      <w:r>
+        <w:rPr>
+          <w:sz w:val="24"/>
+          <w:szCs w:val="24"/>
+        </w:rPr>
+        <w:t>helyesen</w:t>
+      </w:r>
+      <w:proofErr w:type="spellEnd"/>
+      <w:r>
+        <w:rPr>
+          <w:sz w:val="24"/>
+          <w:szCs w:val="24"/>
+        </w:rPr>
+        <w:t xml:space="preserve"> </w:t>
+      </w:r>
+      <w:proofErr w:type="spellStart"/>
+      <w:r>
+        <w:rPr>
+          <w:sz w:val="24"/>
+          <w:szCs w:val="24"/>
+        </w:rPr>
+        <w:t>lett</w:t>
+      </w:r>
+      <w:proofErr w:type="spellEnd"/>
+      <w:r>
+        <w:rPr>
+          <w:sz w:val="24"/>
+          <w:szCs w:val="24"/>
+        </w:rPr>
+        <w:t xml:space="preserve"> </w:t>
+      </w:r>
+      <w:proofErr w:type="spellStart"/>
+      <w:r>
+        <w:rPr>
+          <w:sz w:val="24"/>
+          <w:szCs w:val="24"/>
+        </w:rPr>
+        <w:t>mentve</w:t>
+      </w:r>
+      <w:proofErr w:type="spellEnd"/>
+      <w:r>
+        <w:rPr>
+          <w:sz w:val="24"/>
+          <w:szCs w:val="24"/>
+        </w:rPr>
+        <w:t>.</w:t>
       </w:r>
     </w:p>
     <w:p>
@@ -1009,77 +5999,632 @@
           <w:sz w:val="40"/>
           <w:szCs w:val="40"/>
         </w:rPr>
-        <w:t>5. Hibaelhárítás és támogatás</w:t>
-      </w:r>
+        <w:t xml:space="preserve">5. </w:t>
+      </w:r>
+      <w:proofErr w:type="spellStart"/>
+      <w:r>
+        <w:rPr>
+          <w:sz w:val="40"/>
+          <w:szCs w:val="40"/>
+        </w:rPr>
+        <w:t>Hibaelhárítás</w:t>
+      </w:r>
+      <w:proofErr w:type="spellEnd"/>
+      <w:r>
+        <w:rPr>
+          <w:sz w:val="40"/>
+          <w:szCs w:val="40"/>
+        </w:rPr>
+        <w:t xml:space="preserve"> </w:t>
+      </w:r>
+      <w:proofErr w:type="spellStart"/>
+      <w:r>
+        <w:rPr>
+          <w:sz w:val="40"/>
+          <w:szCs w:val="40"/>
+        </w:rPr>
+        <w:t>és</w:t>
+      </w:r>
+      <w:proofErr w:type="spellEnd"/>
+      <w:r>
+        <w:rPr>
+          <w:sz w:val="40"/>
+          <w:szCs w:val="40"/>
+        </w:rPr>
+        <w:t xml:space="preserve"> </w:t>
+      </w:r>
+      <w:proofErr w:type="spellStart"/>
+      <w:r>
+        <w:rPr>
+          <w:sz w:val="40"/>
+          <w:szCs w:val="40"/>
+        </w:rPr>
+        <w:t>támogatás</w:t>
+      </w:r>
+      <w:proofErr w:type="spellEnd"/>
     </w:p>
     <w:p>
       <w:pPr>
         <w:rPr>
-          <w:sz w:val="32"/>
-          <w:szCs w:val="32"/>
+          <w:sz w:val="24"/>
+          <w:szCs w:val="24"/>
         </w:rPr>
       </w:pPr>
       <w:r>
         <w:rPr>
-          <w:sz w:val="32"/>
-          <w:szCs w:val="32"/>
-        </w:rPr>
-        <w:t>5.1 Gyakori problémák</w:t>
-      </w:r>
-      <w:r>
-        <w:rPr>
-          <w:sz w:val="32"/>
-          <w:szCs w:val="32"/>
+          <w:sz w:val="24"/>
+          <w:szCs w:val="24"/>
+        </w:rPr>
+        <w:t xml:space="preserve">5.1 </w:t>
+      </w:r>
+      <w:proofErr w:type="spellStart"/>
+      <w:r>
+        <w:rPr>
+          <w:sz w:val="24"/>
+          <w:szCs w:val="24"/>
+        </w:rPr>
+        <w:t>Gyakori</w:t>
+      </w:r>
+      <w:proofErr w:type="spellEnd"/>
+      <w:r>
+        <w:rPr>
+          <w:sz w:val="24"/>
+          <w:szCs w:val="24"/>
+        </w:rPr>
+        <w:t xml:space="preserve"> </w:t>
+      </w:r>
+      <w:proofErr w:type="spellStart"/>
+      <w:r>
+        <w:rPr>
+          <w:sz w:val="24"/>
+          <w:szCs w:val="24"/>
+        </w:rPr>
+        <w:t>problémák</w:t>
+      </w:r>
+      <w:proofErr w:type="spellEnd"/>
+      <w:r>
+        <w:rPr>
+          <w:sz w:val="24"/>
+          <w:szCs w:val="24"/>
         </w:rPr>
         <w:br/>
-        <w:t xml:space="preserve"> - Probléma: Az oldal nem tölt be megfelelően.</w:t>
-      </w:r>
-      <w:r>
-        <w:rPr>
-          <w:sz w:val="32"/>
-          <w:szCs w:val="32"/>
+        <w:t xml:space="preserve"> - </w:t>
+      </w:r>
+      <w:proofErr w:type="spellStart"/>
+      <w:r>
+        <w:rPr>
+          <w:sz w:val="24"/>
+          <w:szCs w:val="24"/>
+        </w:rPr>
+        <w:t>Probléma</w:t>
+      </w:r>
+      <w:proofErr w:type="spellEnd"/>
+      <w:r>
+        <w:rPr>
+          <w:sz w:val="24"/>
+          <w:szCs w:val="24"/>
+        </w:rPr>
+        <w:t xml:space="preserve">: Az </w:t>
+      </w:r>
+      <w:proofErr w:type="spellStart"/>
+      <w:r>
+        <w:rPr>
+          <w:sz w:val="24"/>
+          <w:szCs w:val="24"/>
+        </w:rPr>
+        <w:t>oldal</w:t>
+      </w:r>
+      <w:proofErr w:type="spellEnd"/>
+      <w:r>
+        <w:rPr>
+          <w:sz w:val="24"/>
+          <w:szCs w:val="24"/>
+        </w:rPr>
+        <w:t xml:space="preserve"> </w:t>
+      </w:r>
+      <w:proofErr w:type="spellStart"/>
+      <w:r>
+        <w:rPr>
+          <w:sz w:val="24"/>
+          <w:szCs w:val="24"/>
+        </w:rPr>
+        <w:t>nem</w:t>
+      </w:r>
+      <w:proofErr w:type="spellEnd"/>
+      <w:r>
+        <w:rPr>
+          <w:sz w:val="24"/>
+          <w:szCs w:val="24"/>
+        </w:rPr>
+        <w:t xml:space="preserve"> </w:t>
+      </w:r>
+      <w:proofErr w:type="spellStart"/>
+      <w:r>
+        <w:rPr>
+          <w:sz w:val="24"/>
+          <w:szCs w:val="24"/>
+        </w:rPr>
+        <w:t>tölt</w:t>
+      </w:r>
+      <w:proofErr w:type="spellEnd"/>
+      <w:r>
+        <w:rPr>
+          <w:sz w:val="24"/>
+          <w:szCs w:val="24"/>
+        </w:rPr>
+        <w:t xml:space="preserve"> be </w:t>
+      </w:r>
+      <w:proofErr w:type="spellStart"/>
+      <w:r>
+        <w:rPr>
+          <w:sz w:val="24"/>
+          <w:szCs w:val="24"/>
+        </w:rPr>
+        <w:t>megfelelően</w:t>
+      </w:r>
+      <w:proofErr w:type="spellEnd"/>
+      <w:r>
+        <w:rPr>
+          <w:sz w:val="24"/>
+          <w:szCs w:val="24"/>
+        </w:rPr>
+        <w:t>.</w:t>
+      </w:r>
+      <w:r>
+        <w:rPr>
+          <w:sz w:val="24"/>
+          <w:szCs w:val="24"/>
         </w:rPr>
         <w:br/>
-        <w:t xml:space="preserve"> Megoldás: Ellenőrizd az internetkapcsolatot, és próbáld meg frissíteni az oldalt. Ha a hiba továbbra is fennáll, próbáld meg egy másik böngészővel.</w:t>
+        <w:t xml:space="preserve"> </w:t>
+      </w:r>
+      <w:proofErr w:type="spellStart"/>
+      <w:r>
+        <w:rPr>
+          <w:sz w:val="24"/>
+          <w:szCs w:val="24"/>
+        </w:rPr>
+        <w:t>Megoldás</w:t>
+      </w:r>
+      <w:proofErr w:type="spellEnd"/>
+      <w:r>
+        <w:rPr>
+          <w:sz w:val="24"/>
+          <w:szCs w:val="24"/>
+        </w:rPr>
+        <w:t xml:space="preserve">: </w:t>
+      </w:r>
+      <w:proofErr w:type="spellStart"/>
+      <w:r>
+        <w:rPr>
+          <w:sz w:val="24"/>
+          <w:szCs w:val="24"/>
+        </w:rPr>
+        <w:t>Ellenőrizd</w:t>
+      </w:r>
+      <w:proofErr w:type="spellEnd"/>
+      <w:r>
+        <w:rPr>
+          <w:sz w:val="24"/>
+          <w:szCs w:val="24"/>
+        </w:rPr>
+        <w:t xml:space="preserve"> </w:t>
+      </w:r>
+      <w:proofErr w:type="spellStart"/>
+      <w:r>
+        <w:rPr>
+          <w:sz w:val="24"/>
+          <w:szCs w:val="24"/>
+        </w:rPr>
+        <w:t>az</w:t>
+      </w:r>
+      <w:proofErr w:type="spellEnd"/>
+      <w:r>
+        <w:rPr>
+          <w:sz w:val="24"/>
+          <w:szCs w:val="24"/>
+        </w:rPr>
+        <w:t xml:space="preserve"> </w:t>
+      </w:r>
+      <w:proofErr w:type="spellStart"/>
+      <w:r>
+        <w:rPr>
+          <w:sz w:val="24"/>
+          <w:szCs w:val="24"/>
+        </w:rPr>
+        <w:t>internetkapcsolatot</w:t>
+      </w:r>
+      <w:proofErr w:type="spellEnd"/>
+      <w:r>
+        <w:rPr>
+          <w:sz w:val="24"/>
+          <w:szCs w:val="24"/>
+        </w:rPr>
+        <w:t xml:space="preserve">, </w:t>
+      </w:r>
+      <w:proofErr w:type="spellStart"/>
+      <w:r>
+        <w:rPr>
+          <w:sz w:val="24"/>
+          <w:szCs w:val="24"/>
+        </w:rPr>
+        <w:t>és</w:t>
+      </w:r>
+      <w:proofErr w:type="spellEnd"/>
+      <w:r>
+        <w:rPr>
+          <w:sz w:val="24"/>
+          <w:szCs w:val="24"/>
+        </w:rPr>
+        <w:t xml:space="preserve"> </w:t>
+      </w:r>
+      <w:proofErr w:type="spellStart"/>
+      <w:r>
+        <w:rPr>
+          <w:sz w:val="24"/>
+          <w:szCs w:val="24"/>
+        </w:rPr>
+        <w:t>próbáld</w:t>
+      </w:r>
+      <w:proofErr w:type="spellEnd"/>
+      <w:r>
+        <w:rPr>
+          <w:sz w:val="24"/>
+          <w:szCs w:val="24"/>
+        </w:rPr>
+        <w:t xml:space="preserve"> meg </w:t>
+      </w:r>
+      <w:proofErr w:type="spellStart"/>
+      <w:r>
+        <w:rPr>
+          <w:sz w:val="24"/>
+          <w:szCs w:val="24"/>
+        </w:rPr>
+        <w:t>frissíteni</w:t>
+      </w:r>
+      <w:proofErr w:type="spellEnd"/>
+      <w:r>
+        <w:rPr>
+          <w:sz w:val="24"/>
+          <w:szCs w:val="24"/>
+        </w:rPr>
+        <w:t xml:space="preserve"> </w:t>
+      </w:r>
+      <w:proofErr w:type="spellStart"/>
+      <w:r>
+        <w:rPr>
+          <w:sz w:val="24"/>
+          <w:szCs w:val="24"/>
+        </w:rPr>
+        <w:t>az</w:t>
+      </w:r>
+      <w:proofErr w:type="spellEnd"/>
+      <w:r>
+        <w:rPr>
+          <w:sz w:val="24"/>
+          <w:szCs w:val="24"/>
+        </w:rPr>
+        <w:t xml:space="preserve"> </w:t>
+      </w:r>
+      <w:proofErr w:type="spellStart"/>
+      <w:r>
+        <w:rPr>
+          <w:sz w:val="24"/>
+          <w:szCs w:val="24"/>
+        </w:rPr>
+        <w:t>oldalt</w:t>
+      </w:r>
+      <w:proofErr w:type="spellEnd"/>
+      <w:r>
+        <w:rPr>
+          <w:sz w:val="24"/>
+          <w:szCs w:val="24"/>
+        </w:rPr>
+        <w:t xml:space="preserve">. Ha a </w:t>
+      </w:r>
+      <w:proofErr w:type="spellStart"/>
+      <w:r>
+        <w:rPr>
+          <w:sz w:val="24"/>
+          <w:szCs w:val="24"/>
+        </w:rPr>
+        <w:t>hiba</w:t>
+      </w:r>
+      <w:proofErr w:type="spellEnd"/>
+      <w:r>
+        <w:rPr>
+          <w:sz w:val="24"/>
+          <w:szCs w:val="24"/>
+        </w:rPr>
+        <w:t xml:space="preserve"> </w:t>
+      </w:r>
+      <w:proofErr w:type="spellStart"/>
+      <w:r>
+        <w:rPr>
+          <w:sz w:val="24"/>
+          <w:szCs w:val="24"/>
+        </w:rPr>
+        <w:t>továbbra</w:t>
+      </w:r>
+      <w:proofErr w:type="spellEnd"/>
+      <w:r>
+        <w:rPr>
+          <w:sz w:val="24"/>
+          <w:szCs w:val="24"/>
+        </w:rPr>
+        <w:t xml:space="preserve"> is </w:t>
+      </w:r>
+      <w:proofErr w:type="spellStart"/>
+      <w:r>
+        <w:rPr>
+          <w:sz w:val="24"/>
+          <w:szCs w:val="24"/>
+        </w:rPr>
+        <w:t>fennáll</w:t>
+      </w:r>
+      <w:proofErr w:type="spellEnd"/>
+      <w:r>
+        <w:rPr>
+          <w:sz w:val="24"/>
+          <w:szCs w:val="24"/>
+        </w:rPr>
+        <w:t xml:space="preserve">, </w:t>
+      </w:r>
+      <w:proofErr w:type="spellStart"/>
+      <w:r>
+        <w:rPr>
+          <w:sz w:val="24"/>
+          <w:szCs w:val="24"/>
+        </w:rPr>
+        <w:t>próbáld</w:t>
+      </w:r>
+      <w:proofErr w:type="spellEnd"/>
+      <w:r>
+        <w:rPr>
+          <w:sz w:val="24"/>
+          <w:szCs w:val="24"/>
+        </w:rPr>
+        <w:t xml:space="preserve"> meg </w:t>
+      </w:r>
+      <w:proofErr w:type="spellStart"/>
+      <w:r>
+        <w:rPr>
+          <w:sz w:val="24"/>
+          <w:szCs w:val="24"/>
+        </w:rPr>
+        <w:t>egy</w:t>
+      </w:r>
+      <w:proofErr w:type="spellEnd"/>
+      <w:r>
+        <w:rPr>
+          <w:sz w:val="24"/>
+          <w:szCs w:val="24"/>
+        </w:rPr>
+        <w:t xml:space="preserve"> </w:t>
+      </w:r>
+      <w:proofErr w:type="spellStart"/>
+      <w:r>
+        <w:rPr>
+          <w:sz w:val="24"/>
+          <w:szCs w:val="24"/>
+        </w:rPr>
+        <w:t>másik</w:t>
+      </w:r>
+      <w:proofErr w:type="spellEnd"/>
+      <w:r>
+        <w:rPr>
+          <w:sz w:val="24"/>
+          <w:szCs w:val="24"/>
+        </w:rPr>
+        <w:t xml:space="preserve"> </w:t>
+      </w:r>
+      <w:proofErr w:type="spellStart"/>
+      <w:r>
+        <w:rPr>
+          <w:sz w:val="24"/>
+          <w:szCs w:val="24"/>
+        </w:rPr>
+        <w:t>böngészővel</w:t>
+      </w:r>
+      <w:proofErr w:type="spellEnd"/>
+      <w:r>
+        <w:rPr>
+          <w:sz w:val="24"/>
+          <w:szCs w:val="24"/>
+        </w:rPr>
+        <w:t>.</w:t>
       </w:r>
     </w:p>
     <w:p>
       <w:pPr>
         <w:rPr>
-          <w:sz w:val="32"/>
-          <w:szCs w:val="32"/>
+          <w:sz w:val="24"/>
+          <w:szCs w:val="24"/>
         </w:rPr>
       </w:pPr>
       <w:r>
         <w:rPr>
-          <w:sz w:val="32"/>
-          <w:szCs w:val="32"/>
-        </w:rPr>
-        <w:t>5.2 Kapcsolatfelvétel támogatásért</w:t>
-      </w:r>
-      <w:r>
-        <w:rPr>
-          <w:sz w:val="32"/>
-          <w:szCs w:val="32"/>
+          <w:sz w:val="24"/>
+          <w:szCs w:val="24"/>
+        </w:rPr>
+        <w:t xml:space="preserve">5.2 </w:t>
+      </w:r>
+      <w:proofErr w:type="spellStart"/>
+      <w:r>
+        <w:rPr>
+          <w:sz w:val="24"/>
+          <w:szCs w:val="24"/>
+        </w:rPr>
+        <w:t>Kapcsolatfelvétel</w:t>
+      </w:r>
+      <w:proofErr w:type="spellEnd"/>
+      <w:r>
+        <w:rPr>
+          <w:sz w:val="24"/>
+          <w:szCs w:val="24"/>
+        </w:rPr>
+        <w:t xml:space="preserve"> </w:t>
+      </w:r>
+      <w:proofErr w:type="spellStart"/>
+      <w:r>
+        <w:rPr>
+          <w:sz w:val="24"/>
+          <w:szCs w:val="24"/>
+        </w:rPr>
+        <w:t>támogatásért</w:t>
+      </w:r>
+      <w:proofErr w:type="spellEnd"/>
+      <w:r>
+        <w:rPr>
+          <w:sz w:val="24"/>
+          <w:szCs w:val="24"/>
         </w:rPr>
         <w:br/>
-        <w:t xml:space="preserve"> Ha további segítségre van szükséged, keresd fel a HealthBro ügyfélszolgálatát:</w:t>
-      </w:r>
-      <w:r>
-        <w:rPr>
-          <w:sz w:val="32"/>
-          <w:szCs w:val="32"/>
+        <w:t xml:space="preserve"> Ha </w:t>
+      </w:r>
+      <w:proofErr w:type="spellStart"/>
+      <w:r>
+        <w:rPr>
+          <w:sz w:val="24"/>
+          <w:szCs w:val="24"/>
+        </w:rPr>
+        <w:t>további</w:t>
+      </w:r>
+      <w:proofErr w:type="spellEnd"/>
+      <w:r>
+        <w:rPr>
+          <w:sz w:val="24"/>
+          <w:szCs w:val="24"/>
+        </w:rPr>
+        <w:t xml:space="preserve"> </w:t>
+      </w:r>
+      <w:proofErr w:type="spellStart"/>
+      <w:r>
+        <w:rPr>
+          <w:sz w:val="24"/>
+          <w:szCs w:val="24"/>
+        </w:rPr>
+        <w:t>segítségre</w:t>
+      </w:r>
+      <w:proofErr w:type="spellEnd"/>
+      <w:r>
+        <w:rPr>
+          <w:sz w:val="24"/>
+          <w:szCs w:val="24"/>
+        </w:rPr>
+        <w:t xml:space="preserve"> van </w:t>
+      </w:r>
+      <w:proofErr w:type="spellStart"/>
+      <w:r>
+        <w:rPr>
+          <w:sz w:val="24"/>
+          <w:szCs w:val="24"/>
+        </w:rPr>
+        <w:t>szükséged</w:t>
+      </w:r>
+      <w:proofErr w:type="spellEnd"/>
+      <w:r>
+        <w:rPr>
+          <w:sz w:val="24"/>
+          <w:szCs w:val="24"/>
+        </w:rPr>
+        <w:t xml:space="preserve">, </w:t>
+      </w:r>
+      <w:proofErr w:type="spellStart"/>
+      <w:r>
+        <w:rPr>
+          <w:sz w:val="24"/>
+          <w:szCs w:val="24"/>
+        </w:rPr>
+        <w:t>keresd</w:t>
+      </w:r>
+      <w:proofErr w:type="spellEnd"/>
+      <w:r>
+        <w:rPr>
+          <w:sz w:val="24"/>
+          <w:szCs w:val="24"/>
+        </w:rPr>
+        <w:t xml:space="preserve"> </w:t>
+      </w:r>
+      <w:proofErr w:type="spellStart"/>
+      <w:r>
+        <w:rPr>
+          <w:sz w:val="24"/>
+          <w:szCs w:val="24"/>
+        </w:rPr>
+        <w:t>fel</w:t>
+      </w:r>
+      <w:proofErr w:type="spellEnd"/>
+      <w:r>
+        <w:rPr>
+          <w:sz w:val="24"/>
+          <w:szCs w:val="24"/>
+        </w:rPr>
+        <w:t xml:space="preserve"> a </w:t>
+      </w:r>
+      <w:proofErr w:type="spellStart"/>
+      <w:r>
+        <w:rPr>
+          <w:sz w:val="24"/>
+          <w:szCs w:val="24"/>
+        </w:rPr>
+        <w:t>HealthBro</w:t>
+      </w:r>
+      <w:proofErr w:type="spellEnd"/>
+      <w:r>
+        <w:rPr>
+          <w:sz w:val="24"/>
+          <w:szCs w:val="24"/>
+        </w:rPr>
+        <w:t xml:space="preserve"> </w:t>
+      </w:r>
+      <w:proofErr w:type="spellStart"/>
+      <w:r>
+        <w:rPr>
+          <w:sz w:val="24"/>
+          <w:szCs w:val="24"/>
+        </w:rPr>
+        <w:t>ügyfélszolgálatát</w:t>
+      </w:r>
+      <w:proofErr w:type="spellEnd"/>
+      <w:r>
+        <w:rPr>
+          <w:sz w:val="24"/>
+          <w:szCs w:val="24"/>
+        </w:rPr>
+        <w:t>:</w:t>
+      </w:r>
+      <w:r>
+        <w:rPr>
+          <w:sz w:val="24"/>
+          <w:szCs w:val="24"/>
         </w:rPr>
         <w:br/>
         <w:t xml:space="preserve"> - E-mail: support@healthbro.com</w:t>
       </w:r>
       <w:r>
         <w:rPr>
-          <w:sz w:val="32"/>
-          <w:szCs w:val="32"/>
+          <w:sz w:val="24"/>
+          <w:szCs w:val="24"/>
         </w:rPr>
         <w:br/>
-        <w:t xml:space="preserve"> - Telefon: +36 1 234 5678</w:t>
+        <w:t xml:space="preserve"> - </w:t>
+      </w:r>
+      <w:proofErr w:type="spellStart"/>
+      <w:r>
+        <w:rPr>
+          <w:sz w:val="24"/>
+          <w:szCs w:val="24"/>
+        </w:rPr>
+        <w:t>Telefon</w:t>
+      </w:r>
+      <w:proofErr w:type="spellEnd"/>
+      <w:r>
+        <w:rPr>
+          <w:sz w:val="24"/>
+          <w:szCs w:val="24"/>
+        </w:rPr>
+        <w:t>: +36 1 234 5678</w:t>
       </w:r>
     </w:p>
     <w:p>
@@ -1095,101 +6640,447 @@
           <w:sz w:val="40"/>
           <w:szCs w:val="40"/>
         </w:rPr>
-        <w:lastRenderedPageBreak/>
-        <w:t>6. Mellékletek</w:t>
-      </w:r>
+        <w:t xml:space="preserve">6. </w:t>
+      </w:r>
+      <w:proofErr w:type="spellStart"/>
+      <w:r>
+        <w:rPr>
+          <w:sz w:val="40"/>
+          <w:szCs w:val="40"/>
+        </w:rPr>
+        <w:t>Mellékletek</w:t>
+      </w:r>
+      <w:proofErr w:type="spellEnd"/>
     </w:p>
     <w:p>
       <w:pPr>
         <w:rPr>
-          <w:sz w:val="32"/>
-          <w:szCs w:val="32"/>
+          <w:sz w:val="24"/>
+          <w:szCs w:val="24"/>
         </w:rPr>
       </w:pPr>
       <w:r>
         <w:rPr>
-          <w:sz w:val="32"/>
-          <w:szCs w:val="32"/>
+          <w:sz w:val="24"/>
+          <w:szCs w:val="24"/>
         </w:rPr>
         <w:t>6.1 GYIK</w:t>
       </w:r>
       <w:r>
         <w:rPr>
-          <w:sz w:val="32"/>
-          <w:szCs w:val="32"/>
+          <w:sz w:val="24"/>
+          <w:szCs w:val="24"/>
         </w:rPr>
         <w:br/>
-        <w:t xml:space="preserve"> - Hogyan állíthatok be edzéscélokat?</w:t>
-      </w:r>
-      <w:r>
-        <w:rPr>
-          <w:sz w:val="32"/>
-          <w:szCs w:val="32"/>
+        <w:t xml:space="preserve"> - </w:t>
+      </w:r>
+      <w:proofErr w:type="spellStart"/>
+      <w:r>
+        <w:rPr>
+          <w:sz w:val="24"/>
+          <w:szCs w:val="24"/>
+        </w:rPr>
+        <w:t>Hogyan</w:t>
+      </w:r>
+      <w:proofErr w:type="spellEnd"/>
+      <w:r>
+        <w:rPr>
+          <w:sz w:val="24"/>
+          <w:szCs w:val="24"/>
+        </w:rPr>
+        <w:t xml:space="preserve"> </w:t>
+      </w:r>
+      <w:proofErr w:type="spellStart"/>
+      <w:r>
+        <w:rPr>
+          <w:sz w:val="24"/>
+          <w:szCs w:val="24"/>
+        </w:rPr>
+        <w:t>állíthatok</w:t>
+      </w:r>
+      <w:proofErr w:type="spellEnd"/>
+      <w:r>
+        <w:rPr>
+          <w:sz w:val="24"/>
+          <w:szCs w:val="24"/>
+        </w:rPr>
+        <w:t xml:space="preserve"> be </w:t>
+      </w:r>
+      <w:proofErr w:type="spellStart"/>
+      <w:r>
+        <w:rPr>
+          <w:sz w:val="24"/>
+          <w:szCs w:val="24"/>
+        </w:rPr>
+        <w:t>edzéscélokat</w:t>
+      </w:r>
+      <w:proofErr w:type="spellEnd"/>
+      <w:r>
+        <w:rPr>
+          <w:sz w:val="24"/>
+          <w:szCs w:val="24"/>
+        </w:rPr>
+        <w:t>?</w:t>
+      </w:r>
+      <w:r>
+        <w:rPr>
+          <w:sz w:val="24"/>
+          <w:szCs w:val="24"/>
         </w:rPr>
         <w:br/>
-        <w:t xml:space="preserve"> - Hogyan oszthatom meg az edzéseimet másokkal?</w:t>
+        <w:t xml:space="preserve"> - </w:t>
+      </w:r>
+      <w:proofErr w:type="spellStart"/>
+      <w:r>
+        <w:rPr>
+          <w:sz w:val="24"/>
+          <w:szCs w:val="24"/>
+        </w:rPr>
+        <w:t>Hogyan</w:t>
+      </w:r>
+      <w:proofErr w:type="spellEnd"/>
+      <w:r>
+        <w:rPr>
+          <w:sz w:val="24"/>
+          <w:szCs w:val="24"/>
+        </w:rPr>
+        <w:t xml:space="preserve"> </w:t>
+      </w:r>
+      <w:proofErr w:type="spellStart"/>
+      <w:r>
+        <w:rPr>
+          <w:sz w:val="24"/>
+          <w:szCs w:val="24"/>
+        </w:rPr>
+        <w:t>oszthatom</w:t>
+      </w:r>
+      <w:proofErr w:type="spellEnd"/>
+      <w:r>
+        <w:rPr>
+          <w:sz w:val="24"/>
+          <w:szCs w:val="24"/>
+        </w:rPr>
+        <w:t xml:space="preserve"> meg </w:t>
+      </w:r>
+      <w:proofErr w:type="spellStart"/>
+      <w:r>
+        <w:rPr>
+          <w:sz w:val="24"/>
+          <w:szCs w:val="24"/>
+        </w:rPr>
+        <w:t>az</w:t>
+      </w:r>
+      <w:proofErr w:type="spellEnd"/>
+      <w:r>
+        <w:rPr>
+          <w:sz w:val="24"/>
+          <w:szCs w:val="24"/>
+        </w:rPr>
+        <w:t xml:space="preserve"> </w:t>
+      </w:r>
+      <w:proofErr w:type="spellStart"/>
+      <w:r>
+        <w:rPr>
+          <w:sz w:val="24"/>
+          <w:szCs w:val="24"/>
+        </w:rPr>
+        <w:t>edzéseimet</w:t>
+      </w:r>
+      <w:proofErr w:type="spellEnd"/>
+      <w:r>
+        <w:rPr>
+          <w:sz w:val="24"/>
+          <w:szCs w:val="24"/>
+        </w:rPr>
+        <w:t xml:space="preserve"> </w:t>
+      </w:r>
+      <w:proofErr w:type="spellStart"/>
+      <w:r>
+        <w:rPr>
+          <w:sz w:val="24"/>
+          <w:szCs w:val="24"/>
+        </w:rPr>
+        <w:t>másokkal</w:t>
+      </w:r>
+      <w:proofErr w:type="spellEnd"/>
+      <w:r>
+        <w:rPr>
+          <w:sz w:val="24"/>
+          <w:szCs w:val="24"/>
+        </w:rPr>
+        <w:t>?</w:t>
       </w:r>
     </w:p>
     <w:p>
       <w:pPr>
         <w:rPr>
-          <w:sz w:val="32"/>
-          <w:szCs w:val="32"/>
+          <w:sz w:val="24"/>
+          <w:szCs w:val="24"/>
         </w:rPr>
       </w:pPr>
       <w:r>
         <w:rPr>
-          <w:sz w:val="32"/>
-          <w:szCs w:val="32"/>
-        </w:rPr>
-        <w:t>6.2 Szójegyzék</w:t>
-      </w:r>
-      <w:r>
-        <w:rPr>
-          <w:sz w:val="32"/>
-          <w:szCs w:val="32"/>
+          <w:sz w:val="24"/>
+          <w:szCs w:val="24"/>
+        </w:rPr>
+        <w:t xml:space="preserve">6.2 </w:t>
+      </w:r>
+      <w:proofErr w:type="spellStart"/>
+      <w:r>
+        <w:rPr>
+          <w:sz w:val="24"/>
+          <w:szCs w:val="24"/>
+        </w:rPr>
+        <w:t>Szójegyzék</w:t>
+      </w:r>
+      <w:proofErr w:type="spellEnd"/>
+      <w:r>
+        <w:rPr>
+          <w:sz w:val="24"/>
+          <w:szCs w:val="24"/>
         </w:rPr>
         <w:br/>
-        <w:t xml:space="preserve"> - ISRM (Increased Strength Resistance Movement): A súlyzós edzésekben alkalmazott különböző gyakorlatok típusa.</w:t>
+        <w:t xml:space="preserve"> - ISRM (Increased Strength Resistance Movement): A </w:t>
+      </w:r>
+      <w:proofErr w:type="spellStart"/>
+      <w:r>
+        <w:rPr>
+          <w:sz w:val="24"/>
+          <w:szCs w:val="24"/>
+        </w:rPr>
+        <w:t>súlyzós</w:t>
+      </w:r>
+      <w:proofErr w:type="spellEnd"/>
+      <w:r>
+        <w:rPr>
+          <w:sz w:val="24"/>
+          <w:szCs w:val="24"/>
+        </w:rPr>
+        <w:t xml:space="preserve"> </w:t>
+      </w:r>
+      <w:proofErr w:type="spellStart"/>
+      <w:r>
+        <w:rPr>
+          <w:sz w:val="24"/>
+          <w:szCs w:val="24"/>
+        </w:rPr>
+        <w:t>edzésekben</w:t>
+      </w:r>
+      <w:proofErr w:type="spellEnd"/>
+      <w:r>
+        <w:rPr>
+          <w:sz w:val="24"/>
+          <w:szCs w:val="24"/>
+        </w:rPr>
+        <w:t xml:space="preserve"> </w:t>
+      </w:r>
+      <w:proofErr w:type="spellStart"/>
+      <w:r>
+        <w:rPr>
+          <w:sz w:val="24"/>
+          <w:szCs w:val="24"/>
+        </w:rPr>
+        <w:t>alkalmazott</w:t>
+      </w:r>
+      <w:proofErr w:type="spellEnd"/>
+      <w:r>
+        <w:rPr>
+          <w:sz w:val="24"/>
+          <w:szCs w:val="24"/>
+        </w:rPr>
+        <w:t xml:space="preserve"> </w:t>
+      </w:r>
+      <w:proofErr w:type="spellStart"/>
+      <w:r>
+        <w:rPr>
+          <w:sz w:val="24"/>
+          <w:szCs w:val="24"/>
+        </w:rPr>
+        <w:t>különböző</w:t>
+      </w:r>
+      <w:proofErr w:type="spellEnd"/>
+      <w:r>
+        <w:rPr>
+          <w:sz w:val="24"/>
+          <w:szCs w:val="24"/>
+        </w:rPr>
+        <w:t xml:space="preserve"> </w:t>
+      </w:r>
+      <w:proofErr w:type="spellStart"/>
+      <w:r>
+        <w:rPr>
+          <w:sz w:val="24"/>
+          <w:szCs w:val="24"/>
+        </w:rPr>
+        <w:t>gyakorlatok</w:t>
+      </w:r>
+      <w:proofErr w:type="spellEnd"/>
+      <w:r>
+        <w:rPr>
+          <w:sz w:val="24"/>
+          <w:szCs w:val="24"/>
+        </w:rPr>
+        <w:t xml:space="preserve"> </w:t>
+      </w:r>
+      <w:proofErr w:type="spellStart"/>
+      <w:r>
+        <w:rPr>
+          <w:sz w:val="24"/>
+          <w:szCs w:val="24"/>
+        </w:rPr>
+        <w:t>típusa</w:t>
+      </w:r>
+      <w:proofErr w:type="spellEnd"/>
+      <w:r>
+        <w:rPr>
+          <w:sz w:val="24"/>
+          <w:szCs w:val="24"/>
+        </w:rPr>
+        <w:t>.</w:t>
       </w:r>
     </w:p>
     <w:p>
       <w:pPr>
         <w:rPr>
-          <w:sz w:val="32"/>
-          <w:szCs w:val="32"/>
+          <w:sz w:val="24"/>
+          <w:szCs w:val="24"/>
         </w:rPr>
       </w:pPr>
       <w:r>
         <w:rPr>
-          <w:sz w:val="32"/>
-          <w:szCs w:val="32"/>
-        </w:rPr>
-        <w:t>6.3 További források</w:t>
-      </w:r>
-      <w:r>
-        <w:rPr>
-          <w:sz w:val="32"/>
-          <w:szCs w:val="32"/>
+          <w:sz w:val="24"/>
+          <w:szCs w:val="24"/>
+        </w:rPr>
+        <w:t xml:space="preserve">6.3 </w:t>
+      </w:r>
+      <w:proofErr w:type="spellStart"/>
+      <w:r>
+        <w:rPr>
+          <w:sz w:val="24"/>
+          <w:szCs w:val="24"/>
+        </w:rPr>
+        <w:t>További</w:t>
+      </w:r>
+      <w:proofErr w:type="spellEnd"/>
+      <w:r>
+        <w:rPr>
+          <w:sz w:val="24"/>
+          <w:szCs w:val="24"/>
+        </w:rPr>
+        <w:t xml:space="preserve"> </w:t>
+      </w:r>
+      <w:proofErr w:type="spellStart"/>
+      <w:r>
+        <w:rPr>
+          <w:sz w:val="24"/>
+          <w:szCs w:val="24"/>
+        </w:rPr>
+        <w:t>források</w:t>
+      </w:r>
+      <w:proofErr w:type="spellEnd"/>
+      <w:r>
+        <w:rPr>
+          <w:sz w:val="24"/>
+          <w:szCs w:val="24"/>
         </w:rPr>
         <w:br/>
-        <w:t xml:space="preserve"> - Linkek:</w:t>
-      </w:r>
-      <w:r>
-        <w:rPr>
-          <w:sz w:val="32"/>
-          <w:szCs w:val="32"/>
+        <w:t xml:space="preserve"> - </w:t>
+      </w:r>
+      <w:proofErr w:type="spellStart"/>
+      <w:r>
+        <w:rPr>
+          <w:sz w:val="24"/>
+          <w:szCs w:val="24"/>
+        </w:rPr>
+        <w:t>Linkek</w:t>
+      </w:r>
+      <w:proofErr w:type="spellEnd"/>
+      <w:r>
+        <w:rPr>
+          <w:sz w:val="24"/>
+          <w:szCs w:val="24"/>
+        </w:rPr>
+        <w:t>:</w:t>
+      </w:r>
+      <w:r>
+        <w:rPr>
+          <w:sz w:val="24"/>
+          <w:szCs w:val="24"/>
         </w:rPr>
         <w:br/>
-        <w:t xml:space="preserve"> [Fitness alapok – Weboldal](https://www.fitnessalapok.com)</w:t>
-      </w:r>
-      <w:r>
-        <w:rPr>
-          <w:sz w:val="32"/>
-          <w:szCs w:val="32"/>
+      </w:r>
+      <w:r>
+        <w:rPr>
+          <w:sz w:val="24"/>
+          <w:szCs w:val="24"/>
+        </w:rPr>
+        <w:lastRenderedPageBreak/>
+        <w:t xml:space="preserve"> [Fitness </w:t>
+      </w:r>
+      <w:proofErr w:type="spellStart"/>
+      <w:r>
+        <w:rPr>
+          <w:sz w:val="24"/>
+          <w:szCs w:val="24"/>
+        </w:rPr>
+        <w:t>alapok</w:t>
+      </w:r>
+      <w:proofErr w:type="spellEnd"/>
+      <w:r>
+        <w:rPr>
+          <w:sz w:val="24"/>
+          <w:szCs w:val="24"/>
+        </w:rPr>
+        <w:t xml:space="preserve"> – </w:t>
+      </w:r>
+      <w:proofErr w:type="spellStart"/>
+      <w:proofErr w:type="gramStart"/>
+      <w:r>
+        <w:rPr>
+          <w:sz w:val="24"/>
+          <w:szCs w:val="24"/>
+        </w:rPr>
+        <w:t>Weboldal</w:t>
+      </w:r>
+      <w:proofErr w:type="spellEnd"/>
+      <w:r>
+        <w:rPr>
+          <w:sz w:val="24"/>
+          <w:szCs w:val="24"/>
+        </w:rPr>
+        <w:t>](</w:t>
+      </w:r>
+      <w:proofErr w:type="gramEnd"/>
+      <w:r>
+        <w:rPr>
+          <w:sz w:val="24"/>
+          <w:szCs w:val="24"/>
+        </w:rPr>
+        <w:t>https://www.fitnessalapok.com)</w:t>
+      </w:r>
+      <w:r>
+        <w:rPr>
+          <w:sz w:val="24"/>
+          <w:szCs w:val="24"/>
         </w:rPr>
         <w:br/>
-        <w:t xml:space="preserve"> [Edzésprogramok – Blog](https://www.healthbro.com/blog)</w:t>
+        <w:t xml:space="preserve"> [</w:t>
+      </w:r>
+      <w:proofErr w:type="spellStart"/>
+      <w:r>
+        <w:rPr>
+          <w:sz w:val="24"/>
+          <w:szCs w:val="24"/>
+        </w:rPr>
+        <w:t>Edzésprogramok</w:t>
+      </w:r>
+      <w:proofErr w:type="spellEnd"/>
+      <w:r>
+        <w:rPr>
+          <w:sz w:val="24"/>
+          <w:szCs w:val="24"/>
+        </w:rPr>
+        <w:t xml:space="preserve"> – Blog](https://www.healthbro.com/blog)</w:t>
       </w:r>
     </w:p>
     <w:sectPr>
@@ -1375,6 +7266,345 @@
       </w:rPr>
     </w:lvl>
   </w:abstractNum>
+  <w:abstractNum w:abstractNumId="9" w15:restartNumberingAfterBreak="0">
+    <w:nsid w:val="46E75CC8"/>
+    <w:multiLevelType w:val="hybridMultilevel"/>
+    <w:tmpl w:val="BB44D38E"/>
+    <w:lvl w:ilvl="0" w:tplc="A600BB16">
+      <w:start w:val="4"/>
+      <w:numFmt w:val="bullet"/>
+      <w:lvlText w:val="-"/>
+      <w:lvlJc w:val="left"/>
+      <w:pPr>
+        <w:ind w:left="408" w:hanging="360"/>
+      </w:pPr>
+      <w:rPr>
+        <w:rFonts w:ascii="Cambria" w:eastAsiaTheme="minorEastAsia" w:hAnsi="Cambria" w:cstheme="minorBidi" w:hint="default"/>
+      </w:rPr>
+    </w:lvl>
+    <w:lvl w:ilvl="1" w:tplc="040E0003" w:tentative="1">
+      <w:start w:val="1"/>
+      <w:numFmt w:val="bullet"/>
+      <w:lvlText w:val="o"/>
+      <w:lvlJc w:val="left"/>
+      <w:pPr>
+        <w:ind w:left="1128" w:hanging="360"/>
+      </w:pPr>
+      <w:rPr>
+        <w:rFonts w:ascii="Courier New" w:hAnsi="Courier New" w:cs="Courier New" w:hint="default"/>
+      </w:rPr>
+    </w:lvl>
+    <w:lvl w:ilvl="2" w:tplc="040E0005" w:tentative="1">
+      <w:start w:val="1"/>
+      <w:numFmt w:val="bullet"/>
+      <w:lvlText w:val=""/>
+      <w:lvlJc w:val="left"/>
+      <w:pPr>
+        <w:ind w:left="1848" w:hanging="360"/>
+      </w:pPr>
+      <w:rPr>
+        <w:rFonts w:ascii="Wingdings" w:hAnsi="Wingdings" w:hint="default"/>
+      </w:rPr>
+    </w:lvl>
+    <w:lvl w:ilvl="3" w:tplc="040E0001" w:tentative="1">
+      <w:start w:val="1"/>
+      <w:numFmt w:val="bullet"/>
+      <w:lvlText w:val=""/>
+      <w:lvlJc w:val="left"/>
+      <w:pPr>
+        <w:ind w:left="2568" w:hanging="360"/>
+      </w:pPr>
+      <w:rPr>
+        <w:rFonts w:ascii="Symbol" w:hAnsi="Symbol" w:hint="default"/>
+      </w:rPr>
+    </w:lvl>
+    <w:lvl w:ilvl="4" w:tplc="040E0003" w:tentative="1">
+      <w:start w:val="1"/>
+      <w:numFmt w:val="bullet"/>
+      <w:lvlText w:val="o"/>
+      <w:lvlJc w:val="left"/>
+      <w:pPr>
+        <w:ind w:left="3288" w:hanging="360"/>
+      </w:pPr>
+      <w:rPr>
+        <w:rFonts w:ascii="Courier New" w:hAnsi="Courier New" w:cs="Courier New" w:hint="default"/>
+      </w:rPr>
+    </w:lvl>
+    <w:lvl w:ilvl="5" w:tplc="040E0005" w:tentative="1">
+      <w:start w:val="1"/>
+      <w:numFmt w:val="bullet"/>
+      <w:lvlText w:val=""/>
+      <w:lvlJc w:val="left"/>
+      <w:pPr>
+        <w:ind w:left="4008" w:hanging="360"/>
+      </w:pPr>
+      <w:rPr>
+        <w:rFonts w:ascii="Wingdings" w:hAnsi="Wingdings" w:hint="default"/>
+      </w:rPr>
+    </w:lvl>
+    <w:lvl w:ilvl="6" w:tplc="040E0001" w:tentative="1">
+      <w:start w:val="1"/>
+      <w:numFmt w:val="bullet"/>
+      <w:lvlText w:val=""/>
+      <w:lvlJc w:val="left"/>
+      <w:pPr>
+        <w:ind w:left="4728" w:hanging="360"/>
+      </w:pPr>
+      <w:rPr>
+        <w:rFonts w:ascii="Symbol" w:hAnsi="Symbol" w:hint="default"/>
+      </w:rPr>
+    </w:lvl>
+    <w:lvl w:ilvl="7" w:tplc="040E0003" w:tentative="1">
+      <w:start w:val="1"/>
+      <w:numFmt w:val="bullet"/>
+      <w:lvlText w:val="o"/>
+      <w:lvlJc w:val="left"/>
+      <w:pPr>
+        <w:ind w:left="5448" w:hanging="360"/>
+      </w:pPr>
+      <w:rPr>
+        <w:rFonts w:ascii="Courier New" w:hAnsi="Courier New" w:cs="Courier New" w:hint="default"/>
+      </w:rPr>
+    </w:lvl>
+    <w:lvl w:ilvl="8" w:tplc="040E0005" w:tentative="1">
+      <w:start w:val="1"/>
+      <w:numFmt w:val="bullet"/>
+      <w:lvlText w:val=""/>
+      <w:lvlJc w:val="left"/>
+      <w:pPr>
+        <w:ind w:left="6168" w:hanging="360"/>
+      </w:pPr>
+      <w:rPr>
+        <w:rFonts w:ascii="Wingdings" w:hAnsi="Wingdings" w:hint="default"/>
+      </w:rPr>
+    </w:lvl>
+  </w:abstractNum>
+  <w:abstractNum w:abstractNumId="10" w15:restartNumberingAfterBreak="0">
+    <w:nsid w:val="59834445"/>
+    <w:multiLevelType w:val="hybridMultilevel"/>
+    <w:tmpl w:val="88801E4A"/>
+    <w:lvl w:ilvl="0" w:tplc="4D924264">
+      <w:start w:val="4"/>
+      <w:numFmt w:val="bullet"/>
+      <w:lvlText w:val=""/>
+      <w:lvlJc w:val="left"/>
+      <w:pPr>
+        <w:ind w:left="408" w:hanging="360"/>
+      </w:pPr>
+      <w:rPr>
+        <w:rFonts w:ascii="Cambria" w:eastAsiaTheme="minorEastAsia" w:hAnsi="Cambria" w:cstheme="minorBidi" w:hint="default"/>
+      </w:rPr>
+    </w:lvl>
+    <w:lvl w:ilvl="1" w:tplc="040E0003" w:tentative="1">
+      <w:start w:val="1"/>
+      <w:numFmt w:val="bullet"/>
+      <w:lvlText w:val="o"/>
+      <w:lvlJc w:val="left"/>
+      <w:pPr>
+        <w:ind w:left="1128" w:hanging="360"/>
+      </w:pPr>
+      <w:rPr>
+        <w:rFonts w:ascii="Courier New" w:hAnsi="Courier New" w:cs="Courier New" w:hint="default"/>
+      </w:rPr>
+    </w:lvl>
+    <w:lvl w:ilvl="2" w:tplc="040E0005" w:tentative="1">
+      <w:start w:val="1"/>
+      <w:numFmt w:val="bullet"/>
+      <w:lvlText w:val=""/>
+      <w:lvlJc w:val="left"/>
+      <w:pPr>
+        <w:ind w:left="1848" w:hanging="360"/>
+      </w:pPr>
+      <w:rPr>
+        <w:rFonts w:ascii="Wingdings" w:hAnsi="Wingdings" w:hint="default"/>
+      </w:rPr>
+    </w:lvl>
+    <w:lvl w:ilvl="3" w:tplc="040E0001" w:tentative="1">
+      <w:start w:val="1"/>
+      <w:numFmt w:val="bullet"/>
+      <w:lvlText w:val=""/>
+      <w:lvlJc w:val="left"/>
+      <w:pPr>
+        <w:ind w:left="2568" w:hanging="360"/>
+      </w:pPr>
+      <w:rPr>
+        <w:rFonts w:ascii="Symbol" w:hAnsi="Symbol" w:hint="default"/>
+      </w:rPr>
+    </w:lvl>
+    <w:lvl w:ilvl="4" w:tplc="040E0003" w:tentative="1">
+      <w:start w:val="1"/>
+      <w:numFmt w:val="bullet"/>
+      <w:lvlText w:val="o"/>
+      <w:lvlJc w:val="left"/>
+      <w:pPr>
+        <w:ind w:left="3288" w:hanging="360"/>
+      </w:pPr>
+      <w:rPr>
+        <w:rFonts w:ascii="Courier New" w:hAnsi="Courier New" w:cs="Courier New" w:hint="default"/>
+      </w:rPr>
+    </w:lvl>
+    <w:lvl w:ilvl="5" w:tplc="040E0005" w:tentative="1">
+      <w:start w:val="1"/>
+      <w:numFmt w:val="bullet"/>
+      <w:lvlText w:val=""/>
+      <w:lvlJc w:val="left"/>
+      <w:pPr>
+        <w:ind w:left="4008" w:hanging="360"/>
+      </w:pPr>
+      <w:rPr>
+        <w:rFonts w:ascii="Wingdings" w:hAnsi="Wingdings" w:hint="default"/>
+      </w:rPr>
+    </w:lvl>
+    <w:lvl w:ilvl="6" w:tplc="040E0001" w:tentative="1">
+      <w:start w:val="1"/>
+      <w:numFmt w:val="bullet"/>
+      <w:lvlText w:val=""/>
+      <w:lvlJc w:val="left"/>
+      <w:pPr>
+        <w:ind w:left="4728" w:hanging="360"/>
+      </w:pPr>
+      <w:rPr>
+        <w:rFonts w:ascii="Symbol" w:hAnsi="Symbol" w:hint="default"/>
+      </w:rPr>
+    </w:lvl>
+    <w:lvl w:ilvl="7" w:tplc="040E0003" w:tentative="1">
+      <w:start w:val="1"/>
+      <w:numFmt w:val="bullet"/>
+      <w:lvlText w:val="o"/>
+      <w:lvlJc w:val="left"/>
+      <w:pPr>
+        <w:ind w:left="5448" w:hanging="360"/>
+      </w:pPr>
+      <w:rPr>
+        <w:rFonts w:ascii="Courier New" w:hAnsi="Courier New" w:cs="Courier New" w:hint="default"/>
+      </w:rPr>
+    </w:lvl>
+    <w:lvl w:ilvl="8" w:tplc="040E0005" w:tentative="1">
+      <w:start w:val="1"/>
+      <w:numFmt w:val="bullet"/>
+      <w:lvlText w:val=""/>
+      <w:lvlJc w:val="left"/>
+      <w:pPr>
+        <w:ind w:left="6168" w:hanging="360"/>
+      </w:pPr>
+      <w:rPr>
+        <w:rFonts w:ascii="Wingdings" w:hAnsi="Wingdings" w:hint="default"/>
+      </w:rPr>
+    </w:lvl>
+  </w:abstractNum>
+  <w:abstractNum w:abstractNumId="11" w15:restartNumberingAfterBreak="0">
+    <w:nsid w:val="5B02264D"/>
+    <w:multiLevelType w:val="hybridMultilevel"/>
+    <w:tmpl w:val="C74C4852"/>
+    <w:lvl w:ilvl="0" w:tplc="6FF2F7BE">
+      <w:start w:val="4"/>
+      <w:numFmt w:val="bullet"/>
+      <w:lvlText w:val="-"/>
+      <w:lvlJc w:val="left"/>
+      <w:pPr>
+        <w:ind w:left="408" w:hanging="360"/>
+      </w:pPr>
+      <w:rPr>
+        <w:rFonts w:ascii="Cambria" w:eastAsiaTheme="minorEastAsia" w:hAnsi="Cambria" w:cstheme="minorBidi" w:hint="default"/>
+      </w:rPr>
+    </w:lvl>
+    <w:lvl w:ilvl="1" w:tplc="040E0003" w:tentative="1">
+      <w:start w:val="1"/>
+      <w:numFmt w:val="bullet"/>
+      <w:lvlText w:val="o"/>
+      <w:lvlJc w:val="left"/>
+      <w:pPr>
+        <w:ind w:left="1128" w:hanging="360"/>
+      </w:pPr>
+      <w:rPr>
+        <w:rFonts w:ascii="Courier New" w:hAnsi="Courier New" w:cs="Courier New" w:hint="default"/>
+      </w:rPr>
+    </w:lvl>
+    <w:lvl w:ilvl="2" w:tplc="040E0005" w:tentative="1">
+      <w:start w:val="1"/>
+      <w:numFmt w:val="bullet"/>
+      <w:lvlText w:val=""/>
+      <w:lvlJc w:val="left"/>
+      <w:pPr>
+        <w:ind w:left="1848" w:hanging="360"/>
+      </w:pPr>
+      <w:rPr>
+        <w:rFonts w:ascii="Wingdings" w:hAnsi="Wingdings" w:hint="default"/>
+      </w:rPr>
+    </w:lvl>
+    <w:lvl w:ilvl="3" w:tplc="040E0001" w:tentative="1">
+      <w:start w:val="1"/>
+      <w:numFmt w:val="bullet"/>
+      <w:lvlText w:val=""/>
+      <w:lvlJc w:val="left"/>
+      <w:pPr>
+        <w:ind w:left="2568" w:hanging="360"/>
+      </w:pPr>
+      <w:rPr>
+        <w:rFonts w:ascii="Symbol" w:hAnsi="Symbol" w:hint="default"/>
+      </w:rPr>
+    </w:lvl>
+    <w:lvl w:ilvl="4" w:tplc="040E0003" w:tentative="1">
+      <w:start w:val="1"/>
+      <w:numFmt w:val="bullet"/>
+      <w:lvlText w:val="o"/>
+      <w:lvlJc w:val="left"/>
+      <w:pPr>
+        <w:ind w:left="3288" w:hanging="360"/>
+      </w:pPr>
+      <w:rPr>
+        <w:rFonts w:ascii="Courier New" w:hAnsi="Courier New" w:cs="Courier New" w:hint="default"/>
+      </w:rPr>
+    </w:lvl>
+    <w:lvl w:ilvl="5" w:tplc="040E0005" w:tentative="1">
+      <w:start w:val="1"/>
+      <w:numFmt w:val="bullet"/>
+      <w:lvlText w:val=""/>
+      <w:lvlJc w:val="left"/>
+      <w:pPr>
+        <w:ind w:left="4008" w:hanging="360"/>
+      </w:pPr>
+      <w:rPr>
+        <w:rFonts w:ascii="Wingdings" w:hAnsi="Wingdings" w:hint="default"/>
+      </w:rPr>
+    </w:lvl>
+    <w:lvl w:ilvl="6" w:tplc="040E0001" w:tentative="1">
+      <w:start w:val="1"/>
+      <w:numFmt w:val="bullet"/>
+      <w:lvlText w:val=""/>
+      <w:lvlJc w:val="left"/>
+      <w:pPr>
+        <w:ind w:left="4728" w:hanging="360"/>
+      </w:pPr>
+      <w:rPr>
+        <w:rFonts w:ascii="Symbol" w:hAnsi="Symbol" w:hint="default"/>
+      </w:rPr>
+    </w:lvl>
+    <w:lvl w:ilvl="7" w:tplc="040E0003" w:tentative="1">
+      <w:start w:val="1"/>
+      <w:numFmt w:val="bullet"/>
+      <w:lvlText w:val="o"/>
+      <w:lvlJc w:val="left"/>
+      <w:pPr>
+        <w:ind w:left="5448" w:hanging="360"/>
+      </w:pPr>
+      <w:rPr>
+        <w:rFonts w:ascii="Courier New" w:hAnsi="Courier New" w:cs="Courier New" w:hint="default"/>
+      </w:rPr>
+    </w:lvl>
+    <w:lvl w:ilvl="8" w:tplc="040E0005" w:tentative="1">
+      <w:start w:val="1"/>
+      <w:numFmt w:val="bullet"/>
+      <w:lvlText w:val=""/>
+      <w:lvlJc w:val="left"/>
+      <w:pPr>
+        <w:ind w:left="6168" w:hanging="360"/>
+      </w:pPr>
+      <w:rPr>
+        <w:rFonts w:ascii="Wingdings" w:hAnsi="Wingdings" w:hint="default"/>
+      </w:rPr>
+    </w:lvl>
+  </w:abstractNum>
   <w:num w:numId="1" w16cid:durableId="1746804448">
     <w:abstractNumId w:val="8"/>
   </w:num>
@@ -1401,6 +7631,15 @@
   </w:num>
   <w:num w:numId="9" w16cid:durableId="189607326">
     <w:abstractNumId w:val="0"/>
+  </w:num>
+  <w:num w:numId="10" w16cid:durableId="2112047489">
+    <w:abstractNumId w:val="10"/>
+  </w:num>
+  <w:num w:numId="11" w16cid:durableId="1229072827">
+    <w:abstractNumId w:val="11"/>
+  </w:num>
+  <w:num w:numId="12" w16cid:durableId="336418923">
+    <w:abstractNumId w:val="9"/>
   </w:num>
 </w:numbering>
 </file>
